--- a/documents/SRS-Nexora.docx
+++ b/documents/SRS-Nexora.docx
@@ -5,34 +5,34 @@
     <w:p>
       <w:pPr>
         <w:pStyle w:val="Title"/>
-        <w:spacing w:before="1280" w:after="320"/>
+        <w:spacing w:before="1080" w:after="280"/>
         <w:jc w:val="right"/>
         <w:bidi/>
       </w:pPr>
       <w:r>
         <w:rPr>
-          <w:rFonts w:ascii="Aptos" w:hAnsi="Aptos" w:cs="Vazirmatn" w:eastAsia="Vazirmatn"/>
+          <w:rFonts w:ascii="Aptos" w:hAnsi="Aptos" w:cs="Vazirmatn"/>
           <w:b/>
           <w:color w:val="000000"/>
-          <w:sz w:val="48"/>
+          <w:sz w:val="46"/>
         </w:rPr>
         <w:t>مشخصات نیازمندی‌های نرم‌افزار Nexora</w:t>
       </w:r>
     </w:p>
     <w:p>
       <w:pPr>
-        <w:spacing w:after="680"/>
+        <w:spacing w:after="560"/>
         <w:jc w:val="right"/>
         <w:bidi/>
       </w:pPr>
       <w:r>
         <w:rPr>
-          <w:rFonts w:ascii="Aptos" w:hAnsi="Aptos" w:cs="Vazirmatn" w:eastAsia="Vazirmatn"/>
+          <w:rFonts w:ascii="Aptos" w:hAnsi="Aptos" w:cs="Vazirmatn"/>
           <w:b w:val="0"/>
           <w:color w:val="46556A"/>
           <w:sz w:val="26"/>
         </w:rPr>
-        <w:t>سامانهٔ مدیریت دانش و پاسخ‌گویی مبتنی بر بازیابی و تولید</w:t>
+        <w:t>سامانهٔ مدیریت دانش و پاسخ‌گویی مبتنی بر RAG</w:t>
       </w:r>
     </w:p>
     <w:tbl>
@@ -63,12 +63,6 @@
               <w:insideH w:val="single" w:sz="6" w:color="D9D9D9"/>
               <w:insideV w:val="single" w:sz="6" w:color="D9D9D9"/>
             </w:tcBorders>
-            <w:tcMar>
-              <w:top w:w="100" w:type="dxa"/>
-              <w:start w:w="120" w:type="dxa"/>
-              <w:bottom w:w="100" w:type="dxa"/>
-              <w:end w:w="120" w:type="dxa"/>
-            </w:tcMar>
             <w:vAlign w:val="center"/>
           </w:tcPr>
           <w:p>
@@ -78,10 +72,10 @@
             </w:pPr>
             <w:r>
               <w:rPr>
-                <w:rFonts w:ascii="Aptos" w:hAnsi="Aptos" w:cs="Vazirmatn" w:eastAsia="Vazirmatn"/>
+                <w:rFonts w:ascii="Aptos" w:hAnsi="Aptos" w:cs="Vazirmatn"/>
                 <w:b/>
                 <w:color w:val="FFFFFF"/>
-                <w:sz w:val="19"/>
+                <w:sz w:val="18"/>
               </w:rPr>
               <w:t>مورد</w:t>
             </w:r>
@@ -99,12 +93,6 @@
               <w:insideH w:val="single" w:sz="6" w:color="D9D9D9"/>
               <w:insideV w:val="single" w:sz="6" w:color="D9D9D9"/>
             </w:tcBorders>
-            <w:tcMar>
-              <w:top w:w="100" w:type="dxa"/>
-              <w:start w:w="120" w:type="dxa"/>
-              <w:bottom w:w="100" w:type="dxa"/>
-              <w:end w:w="120" w:type="dxa"/>
-            </w:tcMar>
             <w:vAlign w:val="center"/>
           </w:tcPr>
           <w:p>
@@ -114,10 +102,10 @@
             </w:pPr>
             <w:r>
               <w:rPr>
-                <w:rFonts w:ascii="Aptos" w:hAnsi="Aptos" w:cs="Vazirmatn" w:eastAsia="Vazirmatn"/>
+                <w:rFonts w:ascii="Aptos" w:hAnsi="Aptos" w:cs="Vazirmatn"/>
                 <w:b/>
                 <w:color w:val="FFFFFF"/>
-                <w:sz w:val="19"/>
+                <w:sz w:val="18"/>
               </w:rPr>
               <w:t>مقدار</w:t>
             </w:r>
@@ -136,28 +124,22 @@
               <w:insideH w:val="single" w:sz="6" w:color="D9D9D9"/>
               <w:insideV w:val="single" w:sz="6" w:color="D9D9D9"/>
             </w:tcBorders>
-            <w:tcMar>
-              <w:top w:w="100" w:type="dxa"/>
-              <w:start w:w="120" w:type="dxa"/>
-              <w:bottom w:w="100" w:type="dxa"/>
-              <w:end w:w="120" w:type="dxa"/>
-            </w:tcMar>
             <w:vAlign w:val="center"/>
           </w:tcPr>
           <w:p>
             <w:pPr>
-              <w:spacing w:line="300" w:lineRule="auto"/>
+              <w:spacing w:line="288" w:lineRule="auto"/>
               <w:jc w:val="right"/>
               <w:bidi/>
             </w:pPr>
             <w:r>
               <w:rPr>
-                <w:rFonts w:ascii="Aptos" w:hAnsi="Aptos" w:cs="Vazirmatn" w:eastAsia="Vazirmatn"/>
+                <w:rFonts w:ascii="Aptos" w:hAnsi="Aptos" w:cs="Vazirmatn"/>
                 <w:b w:val="0"/>
                 <w:color w:val="202938"/>
-                <w:sz w:val="18"/>
+                <w:sz w:val="17"/>
               </w:rPr>
-              <w:t>شناسه سند</w:t>
+              <w:t>شناسه</w:t>
             </w:r>
           </w:p>
         </w:tc>
@@ -172,26 +154,20 @@
               <w:insideH w:val="single" w:sz="6" w:color="D9D9D9"/>
               <w:insideV w:val="single" w:sz="6" w:color="D9D9D9"/>
             </w:tcBorders>
-            <w:tcMar>
-              <w:top w:w="100" w:type="dxa"/>
-              <w:start w:w="120" w:type="dxa"/>
-              <w:bottom w:w="100" w:type="dxa"/>
-              <w:end w:w="120" w:type="dxa"/>
-            </w:tcMar>
             <w:vAlign w:val="center"/>
           </w:tcPr>
           <w:p>
             <w:pPr>
-              <w:spacing w:line="300" w:lineRule="auto"/>
+              <w:spacing w:line="288" w:lineRule="auto"/>
               <w:jc w:val="right"/>
               <w:bidi/>
             </w:pPr>
             <w:r>
               <w:rPr>
-                <w:rFonts w:ascii="Aptos" w:hAnsi="Aptos" w:cs="Vazirmatn" w:eastAsia="Vazirmatn"/>
+                <w:rFonts w:ascii="Aptos" w:hAnsi="Aptos" w:cs="Vazirmatn"/>
                 <w:b w:val="0"/>
                 <w:color w:val="202938"/>
-                <w:sz w:val="18"/>
+                <w:sz w:val="17"/>
               </w:rPr>
               <w:t>SRS-NEXORA-001</w:t>
             </w:r>
@@ -210,27 +186,21 @@
               <w:insideH w:val="single" w:sz="6" w:color="D9D9D9"/>
               <w:insideV w:val="single" w:sz="6" w:color="D9D9D9"/>
             </w:tcBorders>
-            <w:tcMar>
-              <w:top w:w="100" w:type="dxa"/>
-              <w:start w:w="120" w:type="dxa"/>
-              <w:bottom w:w="100" w:type="dxa"/>
-              <w:end w:w="120" w:type="dxa"/>
-            </w:tcMar>
-            <w:shd w:fill="F7F9FB"/>
             <w:vAlign w:val="center"/>
+            <w:shd w:fill="F5F8FB"/>
           </w:tcPr>
           <w:p>
             <w:pPr>
-              <w:spacing w:line="300" w:lineRule="auto"/>
+              <w:spacing w:line="288" w:lineRule="auto"/>
               <w:jc w:val="right"/>
               <w:bidi/>
             </w:pPr>
             <w:r>
               <w:rPr>
-                <w:rFonts w:ascii="Aptos" w:hAnsi="Aptos" w:cs="Vazirmatn" w:eastAsia="Vazirmatn"/>
+                <w:rFonts w:ascii="Aptos" w:hAnsi="Aptos" w:cs="Vazirmatn"/>
                 <w:b w:val="0"/>
                 <w:color w:val="202938"/>
-                <w:sz w:val="18"/>
+                <w:sz w:val="17"/>
               </w:rPr>
               <w:t>نسخه</w:t>
             </w:r>
@@ -247,29 +217,23 @@
               <w:insideH w:val="single" w:sz="6" w:color="D9D9D9"/>
               <w:insideV w:val="single" w:sz="6" w:color="D9D9D9"/>
             </w:tcBorders>
-            <w:tcMar>
-              <w:top w:w="100" w:type="dxa"/>
-              <w:start w:w="120" w:type="dxa"/>
-              <w:bottom w:w="100" w:type="dxa"/>
-              <w:end w:w="120" w:type="dxa"/>
-            </w:tcMar>
-            <w:shd w:fill="F7F9FB"/>
             <w:vAlign w:val="center"/>
+            <w:shd w:fill="F5F8FB"/>
           </w:tcPr>
           <w:p>
             <w:pPr>
-              <w:spacing w:line="300" w:lineRule="auto"/>
+              <w:spacing w:line="288" w:lineRule="auto"/>
               <w:jc w:val="right"/>
               <w:bidi/>
             </w:pPr>
             <w:r>
               <w:rPr>
-                <w:rFonts w:ascii="Aptos" w:hAnsi="Aptos" w:cs="Vazirmatn" w:eastAsia="Vazirmatn"/>
+                <w:rFonts w:ascii="Aptos" w:hAnsi="Aptos" w:cs="Vazirmatn"/>
                 <w:b w:val="0"/>
                 <w:color w:val="202938"/>
-                <w:sz w:val="18"/>
+                <w:sz w:val="17"/>
               </w:rPr>
-              <w:t>۱٫۰</w:t>
+              <w:t>۲٫۰</w:t>
             </w:r>
           </w:p>
         </w:tc>
@@ -286,28 +250,22 @@
               <w:insideH w:val="single" w:sz="6" w:color="D9D9D9"/>
               <w:insideV w:val="single" w:sz="6" w:color="D9D9D9"/>
             </w:tcBorders>
-            <w:tcMar>
-              <w:top w:w="100" w:type="dxa"/>
-              <w:start w:w="120" w:type="dxa"/>
-              <w:bottom w:w="100" w:type="dxa"/>
-              <w:end w:w="120" w:type="dxa"/>
-            </w:tcMar>
             <w:vAlign w:val="center"/>
           </w:tcPr>
           <w:p>
             <w:pPr>
-              <w:spacing w:line="300" w:lineRule="auto"/>
+              <w:spacing w:line="288" w:lineRule="auto"/>
               <w:jc w:val="right"/>
               <w:bidi/>
             </w:pPr>
             <w:r>
               <w:rPr>
-                <w:rFonts w:ascii="Aptos" w:hAnsi="Aptos" w:cs="Vazirmatn" w:eastAsia="Vazirmatn"/>
+                <w:rFonts w:ascii="Aptos" w:hAnsi="Aptos" w:cs="Vazirmatn"/>
                 <w:b w:val="0"/>
                 <w:color w:val="202938"/>
-                <w:sz w:val="18"/>
+                <w:sz w:val="17"/>
               </w:rPr>
-              <w:t>تاریخ</w:t>
+              <w:t>وضعیت</w:t>
             </w:r>
           </w:p>
         </w:tc>
@@ -322,28 +280,22 @@
               <w:insideH w:val="single" w:sz="6" w:color="D9D9D9"/>
               <w:insideV w:val="single" w:sz="6" w:color="D9D9D9"/>
             </w:tcBorders>
-            <w:tcMar>
-              <w:top w:w="100" w:type="dxa"/>
-              <w:start w:w="120" w:type="dxa"/>
-              <w:bottom w:w="100" w:type="dxa"/>
-              <w:end w:w="120" w:type="dxa"/>
-            </w:tcMar>
             <w:vAlign w:val="center"/>
           </w:tcPr>
           <w:p>
             <w:pPr>
-              <w:spacing w:line="300" w:lineRule="auto"/>
+              <w:spacing w:line="288" w:lineRule="auto"/>
               <w:jc w:val="right"/>
               <w:bidi/>
             </w:pPr>
             <w:r>
               <w:rPr>
-                <w:rFonts w:ascii="Aptos" w:hAnsi="Aptos" w:cs="Vazirmatn" w:eastAsia="Vazirmatn"/>
+                <w:rFonts w:ascii="Aptos" w:hAnsi="Aptos" w:cs="Vazirmatn"/>
                 <w:b w:val="0"/>
                 <w:color w:val="202938"/>
-                <w:sz w:val="18"/>
+                <w:sz w:val="17"/>
               </w:rPr>
-              <w:t>2026-09-11</w:t>
+              <w:t>پیش‌نویس جامع</w:t>
             </w:r>
           </w:p>
         </w:tc>
@@ -360,29 +312,23 @@
               <w:insideH w:val="single" w:sz="6" w:color="D9D9D9"/>
               <w:insideV w:val="single" w:sz="6" w:color="D9D9D9"/>
             </w:tcBorders>
-            <w:tcMar>
-              <w:top w:w="100" w:type="dxa"/>
-              <w:start w:w="120" w:type="dxa"/>
-              <w:bottom w:w="100" w:type="dxa"/>
-              <w:end w:w="120" w:type="dxa"/>
-            </w:tcMar>
-            <w:shd w:fill="F7F9FB"/>
             <w:vAlign w:val="center"/>
+            <w:shd w:fill="F5F8FB"/>
           </w:tcPr>
           <w:p>
             <w:pPr>
-              <w:spacing w:line="300" w:lineRule="auto"/>
+              <w:spacing w:line="288" w:lineRule="auto"/>
               <w:jc w:val="right"/>
               <w:bidi/>
             </w:pPr>
             <w:r>
               <w:rPr>
-                <w:rFonts w:ascii="Aptos" w:hAnsi="Aptos" w:cs="Vazirmatn" w:eastAsia="Vazirmatn"/>
+                <w:rFonts w:ascii="Aptos" w:hAnsi="Aptos" w:cs="Vazirmatn"/>
                 <w:b w:val="0"/>
                 <w:color w:val="202938"/>
-                <w:sz w:val="18"/>
+                <w:sz w:val="17"/>
               </w:rPr>
-              <w:t>وضعیت</w:t>
+              <w:t>مبنای ساختار</w:t>
             </w:r>
           </w:p>
         </w:tc>
@@ -397,29 +343,23 @@
               <w:insideH w:val="single" w:sz="6" w:color="D9D9D9"/>
               <w:insideV w:val="single" w:sz="6" w:color="D9D9D9"/>
             </w:tcBorders>
-            <w:tcMar>
-              <w:top w:w="100" w:type="dxa"/>
-              <w:start w:w="120" w:type="dxa"/>
-              <w:bottom w:w="100" w:type="dxa"/>
-              <w:end w:w="120" w:type="dxa"/>
-            </w:tcMar>
-            <w:shd w:fill="F7F9FB"/>
             <w:vAlign w:val="center"/>
+            <w:shd w:fill="F5F8FB"/>
           </w:tcPr>
           <w:p>
             <w:pPr>
-              <w:spacing w:line="300" w:lineRule="auto"/>
+              <w:spacing w:line="288" w:lineRule="auto"/>
               <w:jc w:val="right"/>
               <w:bidi/>
             </w:pPr>
             <w:r>
               <w:rPr>
-                <w:rFonts w:ascii="Aptos" w:hAnsi="Aptos" w:cs="Vazirmatn" w:eastAsia="Vazirmatn"/>
+                <w:rFonts w:ascii="Aptos" w:hAnsi="Aptos" w:cs="Vazirmatn"/>
                 <w:b w:val="0"/>
                 <w:color w:val="202938"/>
-                <w:sz w:val="18"/>
+                <w:sz w:val="17"/>
               </w:rPr>
-              <w:t>پیش‌نویس مبتنی بر نسخهٔ فعلی سامانه</w:t>
+              <w:t>همسو با ISO/IEC/IEEE 29148:2018</w:t>
             </w:r>
           </w:p>
         </w:tc>
@@ -436,28 +376,22 @@
               <w:insideH w:val="single" w:sz="6" w:color="D9D9D9"/>
               <w:insideV w:val="single" w:sz="6" w:color="D9D9D9"/>
             </w:tcBorders>
-            <w:tcMar>
-              <w:top w:w="100" w:type="dxa"/>
-              <w:start w:w="120" w:type="dxa"/>
-              <w:bottom w:w="100" w:type="dxa"/>
-              <w:end w:w="120" w:type="dxa"/>
-            </w:tcMar>
             <w:vAlign w:val="center"/>
           </w:tcPr>
           <w:p>
             <w:pPr>
-              <w:spacing w:line="300" w:lineRule="auto"/>
+              <w:spacing w:line="288" w:lineRule="auto"/>
               <w:jc w:val="right"/>
               <w:bidi/>
             </w:pPr>
             <w:r>
               <w:rPr>
-                <w:rFonts w:ascii="Aptos" w:hAnsi="Aptos" w:cs="Vazirmatn" w:eastAsia="Vazirmatn"/>
+                <w:rFonts w:ascii="Aptos" w:hAnsi="Aptos" w:cs="Vazirmatn"/>
                 <w:b w:val="0"/>
                 <w:color w:val="202938"/>
-                <w:sz w:val="18"/>
+                <w:sz w:val="17"/>
               </w:rPr>
-              <w:t>مخاطب</w:t>
+              <w:t>مخاطبان</w:t>
             </w:r>
           </w:p>
         </w:tc>
@@ -472,52 +406,106 @@
               <w:insideH w:val="single" w:sz="6" w:color="D9D9D9"/>
               <w:insideV w:val="single" w:sz="6" w:color="D9D9D9"/>
             </w:tcBorders>
-            <w:tcMar>
-              <w:top w:w="100" w:type="dxa"/>
-              <w:start w:w="120" w:type="dxa"/>
-              <w:bottom w:w="100" w:type="dxa"/>
-              <w:end w:w="120" w:type="dxa"/>
-            </w:tcMar>
             <w:vAlign w:val="center"/>
           </w:tcPr>
           <w:p>
             <w:pPr>
-              <w:spacing w:line="300" w:lineRule="auto"/>
+              <w:spacing w:line="288" w:lineRule="auto"/>
               <w:jc w:val="right"/>
               <w:bidi/>
             </w:pPr>
             <w:r>
               <w:rPr>
-                <w:rFonts w:ascii="Aptos" w:hAnsi="Aptos" w:cs="Vazirmatn" w:eastAsia="Vazirmatn"/>
+                <w:rFonts w:ascii="Aptos" w:hAnsi="Aptos" w:cs="Vazirmatn"/>
                 <w:b w:val="0"/>
                 <w:color w:val="202938"/>
-                <w:sz w:val="18"/>
+                <w:sz w:val="17"/>
               </w:rPr>
-              <w:t>مالک محصول، تیم توسعه، آزمون و عملیات</w:t>
+              <w:t>مالک محصول، تحلیل‌گر، توسعه، آزمون، امنیت و عملیات</w:t>
+            </w:r>
+          </w:p>
+        </w:tc>
+      </w:tr>
+      <w:tr>
+        <w:tc>
+          <w:tcPr>
+            <w:tcW w:type="dxa" w:w="2268"/>
+            <w:tcBorders>
+              <w:top w:val="single" w:sz="6" w:color="D9D9D9"/>
+              <w:left w:val="single" w:sz="6" w:color="D9D9D9"/>
+              <w:bottom w:val="single" w:sz="6" w:color="D9D9D9"/>
+              <w:right w:val="single" w:sz="6" w:color="D9D9D9"/>
+              <w:insideH w:val="single" w:sz="6" w:color="D9D9D9"/>
+              <w:insideV w:val="single" w:sz="6" w:color="D9D9D9"/>
+            </w:tcBorders>
+            <w:vAlign w:val="center"/>
+            <w:shd w:fill="F5F8FB"/>
+          </w:tcPr>
+          <w:p>
+            <w:pPr>
+              <w:spacing w:line="288" w:lineRule="auto"/>
+              <w:jc w:val="right"/>
+              <w:bidi/>
+            </w:pPr>
+            <w:r>
+              <w:rPr>
+                <w:rFonts w:ascii="Aptos" w:hAnsi="Aptos" w:cs="Vazirmatn"/>
+                <w:b w:val="0"/>
+                <w:color w:val="202938"/>
+                <w:sz w:val="17"/>
+              </w:rPr>
+              <w:t>دامنه</w:t>
+            </w:r>
+          </w:p>
+        </w:tc>
+        <w:tc>
+          <w:tcPr>
+            <w:tcW w:type="dxa" w:w="6520"/>
+            <w:tcBorders>
+              <w:top w:val="single" w:sz="6" w:color="D9D9D9"/>
+              <w:left w:val="single" w:sz="6" w:color="D9D9D9"/>
+              <w:bottom w:val="single" w:sz="6" w:color="D9D9D9"/>
+              <w:right w:val="single" w:sz="6" w:color="D9D9D9"/>
+              <w:insideH w:val="single" w:sz="6" w:color="D9D9D9"/>
+              <w:insideV w:val="single" w:sz="6" w:color="D9D9D9"/>
+            </w:tcBorders>
+            <w:vAlign w:val="center"/>
+            <w:shd w:fill="F5F8FB"/>
+          </w:tcPr>
+          <w:p>
+            <w:pPr>
+              <w:spacing w:line="288" w:lineRule="auto"/>
+              <w:jc w:val="right"/>
+              <w:bidi/>
+            </w:pPr>
+            <w:r>
+              <w:rPr>
+                <w:rFonts w:ascii="Aptos" w:hAnsi="Aptos" w:cs="Vazirmatn"/>
+                <w:b w:val="0"/>
+                <w:color w:val="202938"/>
+                <w:sz w:val="17"/>
+              </w:rPr>
+              <w:t>رابط وب، API، پردازش اسناد، بازیابی، تولید پاسخ و عملیات پشتیبان</w:t>
             </w:r>
           </w:p>
         </w:tc>
       </w:tr>
     </w:tbl>
+    <w:p/>
     <w:p>
       <w:pPr>
-        <w:spacing w:after="40"/>
-      </w:pPr>
-    </w:p>
-    <w:p>
-      <w:pPr>
-        <w:spacing w:after="0" w:line="372" w:lineRule="auto"/>
+        <w:spacing w:after="100" w:line="360" w:lineRule="auto"/>
         <w:jc w:val="right"/>
         <w:bidi/>
       </w:pPr>
       <w:r>
         <w:rPr>
-          <w:rFonts w:ascii="Aptos" w:hAnsi="Aptos" w:cs="Vazirmatn" w:eastAsia="Vazirmatn"/>
+          <w:rFonts w:ascii="Aptos" w:hAnsi="Aptos" w:cs="Vazirmatn"/>
           <w:b w:val="0"/>
           <w:color w:val="202938"/>
-          <w:sz w:val="22"/>
+          <w:sz w:val="21"/>
         </w:rPr>
-        <w:t>این سند رفتار مورد انتظار نسخهٔ فعلی Nexora را تعریف می‌کند. دامنهٔ آن شامل سرویس وب، رابط کاربری، API، پردازش اسناد، بازیابی دانش، پاسخ‌گویی، نقش‌ها و نیازمندی‌های کیفی است. جزئیات پیاده‌سازی مانند نام کلاس‌ها یا ساختار داخلی پایگاه داده، در این سند الزام محصول تلقی نمی‌شوند مگر آن‌که برای یک نیاز قابل آزمون لازم باشند.</w:t>
+        <w:t>این سند رفتار مورد انتظار Nexora را در سطح محصول تعریف می‌کند. هر نیازمندی شناسه دارد تا در طراحی، پیاده‌سازی، آزمون و پذیرش قابل ردیابی باشد. جزئیات فنی که یک نیاز را تغییر نمی‌دهد، مانند نام فایل یا ساختار داخلی کلاس‌ها، جزو این مشخصات نیست.</w:t>
       </w:r>
     </w:p>
     <w:p>
@@ -528,67 +516,358 @@
     <w:p>
       <w:pPr>
         <w:pStyle w:val="Heading1"/>
-        <w:spacing w:before="280" w:after="120"/>
+        <w:spacing w:before="260" w:after="100"/>
         <w:jc w:val="right"/>
         <w:bidi/>
       </w:pPr>
       <w:r>
         <w:rPr>
-          <w:rFonts w:ascii="Aptos" w:hAnsi="Aptos" w:cs="Vazirmatn" w:eastAsia="Vazirmatn"/>
+          <w:rFonts w:ascii="Aptos" w:hAnsi="Aptos" w:cs="Vazirmatn"/>
           <w:b/>
-          <w:color w:val="183153"/>
+          <w:color w:val="000000"/>
           <w:sz w:val="30"/>
         </w:rPr>
-        <w:t>۱. هدف و دامنه</w:t>
+        <w:t>فهرست مطالب</w:t>
       </w:r>
     </w:p>
     <w:p>
       <w:pPr>
-        <w:spacing w:after="100" w:line="372" w:lineRule="auto"/>
+        <w:spacing w:after="100" w:line="360" w:lineRule="auto"/>
         <w:jc w:val="right"/>
         <w:bidi/>
       </w:pPr>
       <w:r>
         <w:rPr>
-          <w:rFonts w:ascii="Aptos" w:hAnsi="Aptos" w:cs="Vazirmatn" w:eastAsia="Vazirmatn"/>
+          <w:rFonts w:ascii="Aptos" w:hAnsi="Aptos" w:cs="Vazirmatn"/>
           <w:b w:val="0"/>
           <w:color w:val="202938"/>
-          <w:sz w:val="22"/>
+          <w:sz w:val="21"/>
         </w:rPr>
-        <w:t>Nexora برای تبدیل اسناد و منابع سازمانی به یک پایگاه دانش قابل پرسش طراحی شده است. کاربر مجاز می‌تواند در محدودهٔ مجموعه‌های دانشی در دسترس خود سؤال بپرسد، پاسخ را همراه با شواهد بررسی کند و گفت‌وگو را بعداً ادامه دهد. مدیر سازمان، مجموعه‌ها، اسناد، اتصال‌ها، کاربران و دستیارها را مدیریت می‌کند.</w:t>
+        <w:t>فهرست قابل پیمایش پس از تولید سند از روی headingها ایجاد می‌شود. در Word با انتخاب Update field، شمارهٔ صفحه‌ها نیز به‌روز می‌شوند.</w:t>
       </w:r>
     </w:p>
     <w:p>
       <w:pPr>
-        <w:spacing w:after="100" w:line="372" w:lineRule="auto"/>
+        <w:pStyle w:val="ListBullet"/>
+        <w:spacing w:after="40" w:line="317" w:lineRule="auto"/>
         <w:jc w:val="right"/>
         <w:bidi/>
       </w:pPr>
       <w:r>
         <w:rPr>
-          <w:rFonts w:ascii="Aptos" w:hAnsi="Aptos" w:cs="Vazirmatn" w:eastAsia="Vazirmatn"/>
+          <w:rFonts w:ascii="Aptos" w:hAnsi="Aptos" w:cs="Vazirmatn"/>
           <w:b w:val="0"/>
           <w:color w:val="202938"/>
-          <w:sz w:val="22"/>
+          <w:sz w:val="20"/>
         </w:rPr>
-        <w:t>سامانه باید PDF و فایل متنی را دریافت کند، محتوای آن‌ها را استخراج و ایندکس کند، بردارهای بازیابی را در مخزن برداری نگه دارد و پاسخ را از مسیر RAG برگرداند. OCR ابری یک مسیر تکمیلی برای اسناد اسکن‌شده است؛ اگر ارائه‌دهندهٔ OCR پیکربندی نشده یا پاسخ‌گو نباشد، خطا باید روشن باشد و پردازش بی‌صدا موفق اعلام نشود.</w:t>
+        <w:t>۱. معرفی سند</w:t>
+      </w:r>
+    </w:p>
+    <w:p>
+      <w:pPr>
+        <w:pStyle w:val="ListBullet"/>
+        <w:spacing w:after="40" w:line="317" w:lineRule="auto"/>
+        <w:jc w:val="right"/>
+        <w:bidi/>
+      </w:pPr>
+      <w:r>
+        <w:rPr>
+          <w:rFonts w:ascii="Aptos" w:hAnsi="Aptos" w:cs="Vazirmatn"/>
+          <w:b w:val="0"/>
+          <w:color w:val="202938"/>
+          <w:sz w:val="20"/>
+        </w:rPr>
+        <w:t>۲. توصیف کلی محصول</w:t>
+      </w:r>
+    </w:p>
+    <w:p>
+      <w:pPr>
+        <w:pStyle w:val="ListBullet"/>
+        <w:spacing w:after="40" w:line="317" w:lineRule="auto"/>
+        <w:jc w:val="right"/>
+        <w:bidi/>
+      </w:pPr>
+      <w:r>
+        <w:rPr>
+          <w:rFonts w:ascii="Aptos" w:hAnsi="Aptos" w:cs="Vazirmatn"/>
+          <w:b w:val="0"/>
+          <w:color w:val="202938"/>
+          <w:sz w:val="20"/>
+        </w:rPr>
+        <w:t>۳. رابط‌های خارجی</w:t>
+      </w:r>
+    </w:p>
+    <w:p>
+      <w:pPr>
+        <w:pStyle w:val="ListBullet"/>
+        <w:spacing w:after="40" w:line="317" w:lineRule="auto"/>
+        <w:jc w:val="right"/>
+        <w:bidi/>
+      </w:pPr>
+      <w:r>
+        <w:rPr>
+          <w:rFonts w:ascii="Aptos" w:hAnsi="Aptos" w:cs="Vazirmatn"/>
+          <w:b w:val="0"/>
+          <w:color w:val="202938"/>
+          <w:sz w:val="20"/>
+        </w:rPr>
+        <w:t>۴. نیازمندی‌های کارکردی</w:t>
+      </w:r>
+    </w:p>
+    <w:p>
+      <w:pPr>
+        <w:pStyle w:val="ListBullet"/>
+        <w:spacing w:after="40" w:line="317" w:lineRule="auto"/>
+        <w:jc w:val="right"/>
+        <w:bidi/>
+      </w:pPr>
+      <w:r>
+        <w:rPr>
+          <w:rFonts w:ascii="Aptos" w:hAnsi="Aptos" w:cs="Vazirmatn"/>
+          <w:b w:val="0"/>
+          <w:color w:val="202938"/>
+          <w:sz w:val="20"/>
+        </w:rPr>
+        <w:t>۵. نیازمندی‌های داده</w:t>
+      </w:r>
+    </w:p>
+    <w:p>
+      <w:pPr>
+        <w:pStyle w:val="ListBullet"/>
+        <w:spacing w:after="40" w:line="317" w:lineRule="auto"/>
+        <w:jc w:val="right"/>
+        <w:bidi/>
+      </w:pPr>
+      <w:r>
+        <w:rPr>
+          <w:rFonts w:ascii="Aptos" w:hAnsi="Aptos" w:cs="Vazirmatn"/>
+          <w:b w:val="0"/>
+          <w:color w:val="202938"/>
+          <w:sz w:val="20"/>
+        </w:rPr>
+        <w:t>۶. نیازمندی‌های غیرکارکردی</w:t>
+      </w:r>
+    </w:p>
+    <w:p>
+      <w:pPr>
+        <w:pStyle w:val="ListBullet"/>
+        <w:spacing w:after="40" w:line="317" w:lineRule="auto"/>
+        <w:jc w:val="right"/>
+        <w:bidi/>
+      </w:pPr>
+      <w:r>
+        <w:rPr>
+          <w:rFonts w:ascii="Aptos" w:hAnsi="Aptos" w:cs="Vazirmatn"/>
+          <w:b w:val="0"/>
+          <w:color w:val="202938"/>
+          <w:sz w:val="20"/>
+        </w:rPr>
+        <w:t>۷. قیود و فرض‌ها</w:t>
+      </w:r>
+    </w:p>
+    <w:p>
+      <w:pPr>
+        <w:pStyle w:val="ListBullet"/>
+        <w:spacing w:after="40" w:line="317" w:lineRule="auto"/>
+        <w:jc w:val="right"/>
+        <w:bidi/>
+      </w:pPr>
+      <w:r>
+        <w:rPr>
+          <w:rFonts w:ascii="Aptos" w:hAnsi="Aptos" w:cs="Vazirmatn"/>
+          <w:b w:val="0"/>
+          <w:color w:val="202938"/>
+          <w:sz w:val="20"/>
+        </w:rPr>
+        <w:t>۸. معیارهای پذیرش و ردیابی</w:t>
+      </w:r>
+    </w:p>
+    <w:p>
+      <w:pPr>
+        <w:pStyle w:val="ListBullet"/>
+        <w:spacing w:after="40" w:line="317" w:lineRule="auto"/>
+        <w:jc w:val="right"/>
+        <w:bidi/>
+      </w:pPr>
+      <w:r>
+        <w:rPr>
+          <w:rFonts w:ascii="Aptos" w:hAnsi="Aptos" w:cs="Vazirmatn"/>
+          <w:b w:val="0"/>
+          <w:color w:val="202938"/>
+          <w:sz w:val="20"/>
+        </w:rPr>
+        <w:t>پیوست الف. واژه‌نامه و منابع</w:t>
+      </w:r>
+    </w:p>
+    <w:p>
+      <w:r>
+        <w:br w:type="page"/>
       </w:r>
     </w:p>
     <w:p>
       <w:pPr>
         <w:pStyle w:val="Heading1"/>
-        <w:spacing w:before="280" w:after="120"/>
+        <w:spacing w:before="260" w:after="100"/>
         <w:jc w:val="right"/>
         <w:bidi/>
       </w:pPr>
       <w:r>
         <w:rPr>
-          <w:rFonts w:ascii="Aptos" w:hAnsi="Aptos" w:cs="Vazirmatn" w:eastAsia="Vazirmatn"/>
+          <w:rFonts w:ascii="Aptos" w:hAnsi="Aptos" w:cs="Vazirmatn"/>
           <w:b/>
-          <w:color w:val="183153"/>
+          <w:color w:val="000000"/>
           <w:sz w:val="30"/>
         </w:rPr>
-        <w:t>۲. اصطلاحات</w:t>
+        <w:t>۱. معرفی سند</w:t>
+      </w:r>
+    </w:p>
+    <w:p>
+      <w:pPr>
+        <w:pStyle w:val="Heading2"/>
+        <w:spacing w:before="160" w:after="100"/>
+        <w:jc w:val="right"/>
+        <w:bidi/>
+      </w:pPr>
+      <w:r>
+        <w:rPr>
+          <w:rFonts w:ascii="Aptos" w:hAnsi="Aptos" w:cs="Vazirmatn"/>
+          <w:b/>
+          <w:color w:val="000000"/>
+          <w:sz w:val="24"/>
+        </w:rPr>
+        <w:t>۱.۱. هدف</w:t>
+      </w:r>
+    </w:p>
+    <w:p>
+      <w:pPr>
+        <w:spacing w:after="100" w:line="360" w:lineRule="auto"/>
+        <w:jc w:val="right"/>
+        <w:bidi/>
+      </w:pPr>
+      <w:r>
+        <w:rPr>
+          <w:rFonts w:ascii="Aptos" w:hAnsi="Aptos" w:cs="Vazirmatn"/>
+          <w:b w:val="0"/>
+          <w:color w:val="202938"/>
+          <w:sz w:val="21"/>
+        </w:rPr>
+        <w:t>هدف، تعیین نیازمندی‌های قابل آزمون برای سامانه‌ای است که اسناد و منابع سازمانی را دریافت می‌کند، آن‌ها را پردازش و ایندکس می‌کند و پاسخ‌های مستند را در گفت‌وگو ارائه می‌دهد.</w:t>
+      </w:r>
+    </w:p>
+    <w:p>
+      <w:pPr>
+        <w:pStyle w:val="Heading2"/>
+        <w:spacing w:before="160" w:after="100"/>
+        <w:jc w:val="right"/>
+        <w:bidi/>
+      </w:pPr>
+      <w:r>
+        <w:rPr>
+          <w:rFonts w:ascii="Aptos" w:hAnsi="Aptos" w:cs="Vazirmatn"/>
+          <w:b/>
+          <w:color w:val="000000"/>
+          <w:sz w:val="24"/>
+        </w:rPr>
+        <w:t>۱.۲. دامنه</w:t>
+      </w:r>
+    </w:p>
+    <w:p>
+      <w:pPr>
+        <w:spacing w:after="100" w:line="360" w:lineRule="auto"/>
+        <w:jc w:val="right"/>
+        <w:bidi/>
+      </w:pPr>
+      <w:r>
+        <w:rPr>
+          <w:rFonts w:ascii="Aptos" w:hAnsi="Aptos" w:cs="Vazirmatn"/>
+          <w:b w:val="0"/>
+          <w:color w:val="202938"/>
+          <w:sz w:val="21"/>
+        </w:rPr>
+        <w:t>دامنه شامل سازمان‌های چندمستاجری، کاربران و مدیران، مجموعه‌های دانش، اسناد، OCR اختیاری، Connectorها، Assistantها، گفت‌وگو، منبع پاسخ، اشتراک‌گذاری، بازخورد، تحلیل و ارزیابی است. مدیریت مالی، خرید اشتراک و نگهداری فایل خارج از مرز سازمان در این نسخه تعریف نشده است.</w:t>
+      </w:r>
+    </w:p>
+    <w:p>
+      <w:pPr>
+        <w:pStyle w:val="Heading2"/>
+        <w:spacing w:before="160" w:after="100"/>
+        <w:jc w:val="right"/>
+        <w:bidi/>
+      </w:pPr>
+      <w:r>
+        <w:rPr>
+          <w:rFonts w:ascii="Aptos" w:hAnsi="Aptos" w:cs="Vazirmatn"/>
+          <w:b/>
+          <w:color w:val="000000"/>
+          <w:sz w:val="24"/>
+        </w:rPr>
+        <w:t>۱.۳. مرجع</w:t>
+      </w:r>
+    </w:p>
+    <w:p>
+      <w:pPr>
+        <w:spacing w:after="100" w:line="360" w:lineRule="auto"/>
+        <w:jc w:val="right"/>
+        <w:bidi/>
+      </w:pPr>
+      <w:r>
+        <w:rPr>
+          <w:rFonts w:ascii="Aptos" w:hAnsi="Aptos" w:cs="Vazirmatn"/>
+          <w:b w:val="0"/>
+          <w:color w:val="202938"/>
+          <w:sz w:val="21"/>
+        </w:rPr>
+        <w:t>ساختار و ویژگی‌های نیازمندی‌ها با ISO/IEC/IEEE 29148:2018 همسو است. صفحهٔ معرفی استاندارد: https://standards.ieee.org/ieee/29148/12262/</w:t>
+      </w:r>
+    </w:p>
+    <w:p>
+      <w:pPr>
+        <w:pStyle w:val="Heading2"/>
+        <w:spacing w:before="160" w:after="100"/>
+        <w:jc w:val="right"/>
+        <w:bidi/>
+      </w:pPr>
+      <w:r>
+        <w:rPr>
+          <w:rFonts w:ascii="Aptos" w:hAnsi="Aptos" w:cs="Vazirmatn"/>
+          <w:b/>
+          <w:color w:val="000000"/>
+          <w:sz w:val="24"/>
+        </w:rPr>
+        <w:t>۱.۴. خواندن سند</w:t>
+      </w:r>
+    </w:p>
+    <w:p>
+      <w:pPr>
+        <w:spacing w:after="100" w:line="360" w:lineRule="auto"/>
+        <w:jc w:val="right"/>
+        <w:bidi/>
+      </w:pPr>
+      <w:r>
+        <w:rPr>
+          <w:rFonts w:ascii="Aptos" w:hAnsi="Aptos" w:cs="Vazirmatn"/>
+          <w:b w:val="0"/>
+          <w:color w:val="202938"/>
+          <w:sz w:val="21"/>
+        </w:rPr>
+        <w:t>واژهٔ «باید» الزام قطعی است. هر شناسهٔ FR نیازمندی کارکردی، NFR نیازمندی کیفی، SEC امنیتی، DAT داده‌ای و AC معیار پذیرش است.</w:t>
+      </w:r>
+    </w:p>
+    <w:p>
+      <w:pPr>
+        <w:pStyle w:val="Heading1"/>
+        <w:spacing w:before="260" w:after="100"/>
+        <w:jc w:val="right"/>
+        <w:bidi/>
+      </w:pPr>
+      <w:r>
+        <w:rPr>
+          <w:rFonts w:ascii="Aptos" w:hAnsi="Aptos" w:cs="Vazirmatn"/>
+          <w:b/>
+          <w:color w:val="000000"/>
+          <w:sz w:val="30"/>
+        </w:rPr>
+        <w:t>۲. توصیف کلی محصول</w:t>
       </w:r>
     </w:p>
     <w:tbl>
@@ -619,12 +898,6 @@
               <w:insideH w:val="single" w:sz="6" w:color="D9D9D9"/>
               <w:insideV w:val="single" w:sz="6" w:color="D9D9D9"/>
             </w:tcBorders>
-            <w:tcMar>
-              <w:top w:w="100" w:type="dxa"/>
-              <w:start w:w="120" w:type="dxa"/>
-              <w:bottom w:w="100" w:type="dxa"/>
-              <w:end w:w="120" w:type="dxa"/>
-            </w:tcMar>
             <w:vAlign w:val="center"/>
           </w:tcPr>
           <w:p>
@@ -634,12 +907,12 @@
             </w:pPr>
             <w:r>
               <w:rPr>
-                <w:rFonts w:ascii="Aptos" w:hAnsi="Aptos" w:cs="Vazirmatn" w:eastAsia="Vazirmatn"/>
+                <w:rFonts w:ascii="Aptos" w:hAnsi="Aptos" w:cs="Vazirmatn"/>
                 <w:b/>
                 <w:color w:val="FFFFFF"/>
-                <w:sz w:val="19"/>
+                <w:sz w:val="18"/>
               </w:rPr>
-              <w:t>اصطلاح</w:t>
+              <w:t>جنبه</w:t>
             </w:r>
           </w:p>
         </w:tc>
@@ -655,12 +928,6 @@
               <w:insideH w:val="single" w:sz="6" w:color="D9D9D9"/>
               <w:insideV w:val="single" w:sz="6" w:color="D9D9D9"/>
             </w:tcBorders>
-            <w:tcMar>
-              <w:top w:w="100" w:type="dxa"/>
-              <w:start w:w="120" w:type="dxa"/>
-              <w:bottom w:w="100" w:type="dxa"/>
-              <w:end w:w="120" w:type="dxa"/>
-            </w:tcMar>
             <w:vAlign w:val="center"/>
           </w:tcPr>
           <w:p>
@@ -670,12 +937,12 @@
             </w:pPr>
             <w:r>
               <w:rPr>
-                <w:rFonts w:ascii="Aptos" w:hAnsi="Aptos" w:cs="Vazirmatn" w:eastAsia="Vazirmatn"/>
+                <w:rFonts w:ascii="Aptos" w:hAnsi="Aptos" w:cs="Vazirmatn"/>
                 <w:b/>
                 <w:color w:val="FFFFFF"/>
-                <w:sz w:val="19"/>
+                <w:sz w:val="18"/>
               </w:rPr>
-              <w:t>تعریف</w:t>
+              <w:t>شرح</w:t>
             </w:r>
           </w:p>
         </w:tc>
@@ -692,28 +959,22 @@
               <w:insideH w:val="single" w:sz="6" w:color="D9D9D9"/>
               <w:insideV w:val="single" w:sz="6" w:color="D9D9D9"/>
             </w:tcBorders>
-            <w:tcMar>
-              <w:top w:w="100" w:type="dxa"/>
-              <w:start w:w="120" w:type="dxa"/>
-              <w:bottom w:w="100" w:type="dxa"/>
-              <w:end w:w="120" w:type="dxa"/>
-            </w:tcMar>
             <w:vAlign w:val="center"/>
           </w:tcPr>
           <w:p>
             <w:pPr>
-              <w:spacing w:line="300" w:lineRule="auto"/>
+              <w:spacing w:line="288" w:lineRule="auto"/>
               <w:jc w:val="right"/>
               <w:bidi/>
             </w:pPr>
             <w:r>
               <w:rPr>
-                <w:rFonts w:ascii="Aptos" w:hAnsi="Aptos" w:cs="Vazirmatn" w:eastAsia="Vazirmatn"/>
+                <w:rFonts w:ascii="Aptos" w:hAnsi="Aptos" w:cs="Vazirmatn"/>
                 <w:b w:val="0"/>
                 <w:color w:val="202938"/>
-                <w:sz w:val="18"/>
+                <w:sz w:val="17"/>
               </w:rPr>
-              <w:t>سازمان</w:t>
+              <w:t>چشم‌انداز محصول</w:t>
             </w:r>
           </w:p>
         </w:tc>
@@ -728,28 +989,22 @@
               <w:insideH w:val="single" w:sz="6" w:color="D9D9D9"/>
               <w:insideV w:val="single" w:sz="6" w:color="D9D9D9"/>
             </w:tcBorders>
-            <w:tcMar>
-              <w:top w:w="100" w:type="dxa"/>
-              <w:start w:w="120" w:type="dxa"/>
-              <w:bottom w:w="100" w:type="dxa"/>
-              <w:end w:w="120" w:type="dxa"/>
-            </w:tcMar>
             <w:vAlign w:val="center"/>
           </w:tcPr>
           <w:p>
             <w:pPr>
-              <w:spacing w:line="300" w:lineRule="auto"/>
+              <w:spacing w:line="288" w:lineRule="auto"/>
               <w:jc w:val="right"/>
               <w:bidi/>
             </w:pPr>
             <w:r>
               <w:rPr>
-                <w:rFonts w:ascii="Aptos" w:hAnsi="Aptos" w:cs="Vazirmatn" w:eastAsia="Vazirmatn"/>
+                <w:rFonts w:ascii="Aptos" w:hAnsi="Aptos" w:cs="Vazirmatn"/>
                 <w:b w:val="0"/>
                 <w:color w:val="202938"/>
-                <w:sz w:val="18"/>
+                <w:sz w:val="17"/>
               </w:rPr>
-              <w:t>مرز منطقی داده و دسترسی که کاربران، اسناد و گفتگوها در آن نگهداری می‌شوند.</w:t>
+              <w:t>فضای کاری دانش‌محور که پاسخ را به اسناد و منابع قابل مشاهده متصل می‌کند.</w:t>
             </w:r>
           </w:p>
         </w:tc>
@@ -766,29 +1021,23 @@
               <w:insideH w:val="single" w:sz="6" w:color="D9D9D9"/>
               <w:insideV w:val="single" w:sz="6" w:color="D9D9D9"/>
             </w:tcBorders>
-            <w:tcMar>
-              <w:top w:w="100" w:type="dxa"/>
-              <w:start w:w="120" w:type="dxa"/>
-              <w:bottom w:w="100" w:type="dxa"/>
-              <w:end w:w="120" w:type="dxa"/>
-            </w:tcMar>
-            <w:shd w:fill="F7F9FB"/>
             <w:vAlign w:val="center"/>
+            <w:shd w:fill="F5F8FB"/>
           </w:tcPr>
           <w:p>
             <w:pPr>
-              <w:spacing w:line="300" w:lineRule="auto"/>
+              <w:spacing w:line="288" w:lineRule="auto"/>
               <w:jc w:val="right"/>
               <w:bidi/>
             </w:pPr>
             <w:r>
               <w:rPr>
-                <w:rFonts w:ascii="Aptos" w:hAnsi="Aptos" w:cs="Vazirmatn" w:eastAsia="Vazirmatn"/>
+                <w:rFonts w:ascii="Aptos" w:hAnsi="Aptos" w:cs="Vazirmatn"/>
                 <w:b w:val="0"/>
                 <w:color w:val="202938"/>
-                <w:sz w:val="18"/>
+                <w:sz w:val="17"/>
               </w:rPr>
-              <w:t>مجموعهٔ دانش</w:t>
+              <w:t>کاربران</w:t>
             </w:r>
           </w:p>
         </w:tc>
@@ -803,29 +1052,23 @@
               <w:insideH w:val="single" w:sz="6" w:color="D9D9D9"/>
               <w:insideV w:val="single" w:sz="6" w:color="D9D9D9"/>
             </w:tcBorders>
-            <w:tcMar>
-              <w:top w:w="100" w:type="dxa"/>
-              <w:start w:w="120" w:type="dxa"/>
-              <w:bottom w:w="100" w:type="dxa"/>
-              <w:end w:w="120" w:type="dxa"/>
-            </w:tcMar>
-            <w:shd w:fill="F7F9FB"/>
             <w:vAlign w:val="center"/>
+            <w:shd w:fill="F5F8FB"/>
           </w:tcPr>
           <w:p>
             <w:pPr>
-              <w:spacing w:line="300" w:lineRule="auto"/>
+              <w:spacing w:line="288" w:lineRule="auto"/>
               <w:jc w:val="right"/>
               <w:bidi/>
             </w:pPr>
             <w:r>
               <w:rPr>
-                <w:rFonts w:ascii="Aptos" w:hAnsi="Aptos" w:cs="Vazirmatn" w:eastAsia="Vazirmatn"/>
+                <w:rFonts w:ascii="Aptos" w:hAnsi="Aptos" w:cs="Vazirmatn"/>
                 <w:b w:val="0"/>
                 <w:color w:val="202938"/>
-                <w:sz w:val="18"/>
+                <w:sz w:val="17"/>
               </w:rPr>
-              <w:t>گروهی از اسناد و منابع که محدودهٔ جست‌وجو و پاسخ RAG را مشخص می‌کند.</w:t>
+              <w:t>کاربر عادی برای گفتگو و مدیر سازمان برای مدیریت دانش، اعضا، Assistant و Connector.</w:t>
             </w:r>
           </w:p>
         </w:tc>
@@ -842,28 +1085,22 @@
               <w:insideH w:val="single" w:sz="6" w:color="D9D9D9"/>
               <w:insideV w:val="single" w:sz="6" w:color="D9D9D9"/>
             </w:tcBorders>
-            <w:tcMar>
-              <w:top w:w="100" w:type="dxa"/>
-              <w:start w:w="120" w:type="dxa"/>
-              <w:bottom w:w="100" w:type="dxa"/>
-              <w:end w:w="120" w:type="dxa"/>
-            </w:tcMar>
             <w:vAlign w:val="center"/>
           </w:tcPr>
           <w:p>
             <w:pPr>
-              <w:spacing w:line="300" w:lineRule="auto"/>
+              <w:spacing w:line="288" w:lineRule="auto"/>
               <w:jc w:val="right"/>
               <w:bidi/>
             </w:pPr>
             <w:r>
               <w:rPr>
-                <w:rFonts w:ascii="Aptos" w:hAnsi="Aptos" w:cs="Vazirmatn" w:eastAsia="Vazirmatn"/>
+                <w:rFonts w:ascii="Aptos" w:hAnsi="Aptos" w:cs="Vazirmatn"/>
                 <w:b w:val="0"/>
                 <w:color w:val="202938"/>
-                <w:sz w:val="18"/>
+                <w:sz w:val="17"/>
               </w:rPr>
-              <w:t>سند</w:t>
+              <w:t>مرز سازمان</w:t>
             </w:r>
           </w:p>
         </w:tc>
@@ -878,28 +1115,22 @@
               <w:insideH w:val="single" w:sz="6" w:color="D9D9D9"/>
               <w:insideV w:val="single" w:sz="6" w:color="D9D9D9"/>
             </w:tcBorders>
-            <w:tcMar>
-              <w:top w:w="100" w:type="dxa"/>
-              <w:start w:w="120" w:type="dxa"/>
-              <w:bottom w:w="100" w:type="dxa"/>
-              <w:end w:w="120" w:type="dxa"/>
-            </w:tcMar>
             <w:vAlign w:val="center"/>
           </w:tcPr>
           <w:p>
             <w:pPr>
-              <w:spacing w:line="300" w:lineRule="auto"/>
+              <w:spacing w:line="288" w:lineRule="auto"/>
               <w:jc w:val="right"/>
               <w:bidi/>
             </w:pPr>
             <w:r>
               <w:rPr>
-                <w:rFonts w:ascii="Aptos" w:hAnsi="Aptos" w:cs="Vazirmatn" w:eastAsia="Vazirmatn"/>
+                <w:rFonts w:ascii="Aptos" w:hAnsi="Aptos" w:cs="Vazirmatn"/>
                 <w:b w:val="0"/>
                 <w:color w:val="202938"/>
-                <w:sz w:val="18"/>
+                <w:sz w:val="17"/>
               </w:rPr>
-              <w:t>فایل بارگذاری‌شده یا محتوای واردشده از یک Connector که مراحل پردازش و ایندکس را طی می‌کند.</w:t>
+              <w:t>هر درخواست، سند، بردار، گفتگو و قابلیت مدیریتی در محدودهٔ سازمان کاربر کنترل می‌شود.</w:t>
             </w:r>
           </w:p>
         </w:tc>
@@ -916,29 +1147,23 @@
               <w:insideH w:val="single" w:sz="6" w:color="D9D9D9"/>
               <w:insideV w:val="single" w:sz="6" w:color="D9D9D9"/>
             </w:tcBorders>
-            <w:tcMar>
-              <w:top w:w="100" w:type="dxa"/>
-              <w:start w:w="120" w:type="dxa"/>
-              <w:bottom w:w="100" w:type="dxa"/>
-              <w:end w:w="120" w:type="dxa"/>
-            </w:tcMar>
-            <w:shd w:fill="F7F9FB"/>
             <w:vAlign w:val="center"/>
+            <w:shd w:fill="F5F8FB"/>
           </w:tcPr>
           <w:p>
             <w:pPr>
-              <w:spacing w:line="300" w:lineRule="auto"/>
+              <w:spacing w:line="288" w:lineRule="auto"/>
               <w:jc w:val="right"/>
               <w:bidi/>
             </w:pPr>
             <w:r>
               <w:rPr>
-                <w:rFonts w:ascii="Aptos" w:hAnsi="Aptos" w:cs="Vazirmatn" w:eastAsia="Vazirmatn"/>
+                <w:rFonts w:ascii="Aptos" w:hAnsi="Aptos" w:cs="Vazirmatn"/>
                 <w:b w:val="0"/>
                 <w:color w:val="202938"/>
-                <w:sz w:val="18"/>
+                <w:sz w:val="17"/>
               </w:rPr>
-              <w:t>قطعه</w:t>
+              <w:t>جریان اصلی</w:t>
             </w:r>
           </w:p>
         </w:tc>
@@ -953,29 +1178,23 @@
               <w:insideH w:val="single" w:sz="6" w:color="D9D9D9"/>
               <w:insideV w:val="single" w:sz="6" w:color="D9D9D9"/>
             </w:tcBorders>
-            <w:tcMar>
-              <w:top w:w="100" w:type="dxa"/>
-              <w:start w:w="120" w:type="dxa"/>
-              <w:bottom w:w="100" w:type="dxa"/>
-              <w:end w:w="120" w:type="dxa"/>
-            </w:tcMar>
-            <w:shd w:fill="F7F9FB"/>
             <w:vAlign w:val="center"/>
+            <w:shd w:fill="F5F8FB"/>
           </w:tcPr>
           <w:p>
             <w:pPr>
-              <w:spacing w:line="300" w:lineRule="auto"/>
+              <w:spacing w:line="288" w:lineRule="auto"/>
               <w:jc w:val="right"/>
               <w:bidi/>
             </w:pPr>
             <w:r>
               <w:rPr>
-                <w:rFonts w:ascii="Aptos" w:hAnsi="Aptos" w:cs="Vazirmatn" w:eastAsia="Vazirmatn"/>
+                <w:rFonts w:ascii="Aptos" w:hAnsi="Aptos" w:cs="Vazirmatn"/>
                 <w:b w:val="0"/>
                 <w:color w:val="202938"/>
-                <w:sz w:val="18"/>
+                <w:sz w:val="17"/>
               </w:rPr>
-              <w:t>بخشی از متن سند که برای بازیابی و ارجاع به پاسخ ذخیره می‌شود.</w:t>
+              <w:t>ساخت مجموعه، بارگذاری یا همگام‌سازی، پردازش و ایندکس، پرسش، پاسخ و بررسی منبع.</w:t>
             </w:r>
           </w:p>
         </w:tc>
@@ -992,28 +1211,22 @@
               <w:insideH w:val="single" w:sz="6" w:color="D9D9D9"/>
               <w:insideV w:val="single" w:sz="6" w:color="D9D9D9"/>
             </w:tcBorders>
-            <w:tcMar>
-              <w:top w:w="100" w:type="dxa"/>
-              <w:start w:w="120" w:type="dxa"/>
-              <w:bottom w:w="100" w:type="dxa"/>
-              <w:end w:w="120" w:type="dxa"/>
-            </w:tcMar>
             <w:vAlign w:val="center"/>
           </w:tcPr>
           <w:p>
             <w:pPr>
-              <w:spacing w:line="300" w:lineRule="auto"/>
+              <w:spacing w:line="288" w:lineRule="auto"/>
               <w:jc w:val="right"/>
               <w:bidi/>
             </w:pPr>
             <w:r>
               <w:rPr>
-                <w:rFonts w:ascii="Aptos" w:hAnsi="Aptos" w:cs="Vazirmatn" w:eastAsia="Vazirmatn"/>
+                <w:rFonts w:ascii="Aptos" w:hAnsi="Aptos" w:cs="Vazirmatn"/>
                 <w:b w:val="0"/>
                 <w:color w:val="202938"/>
-                <w:sz w:val="18"/>
+                <w:sz w:val="17"/>
               </w:rPr>
-              <w:t>پاسخ مستند</w:t>
+              <w:t>عملیات پشتیبان</w:t>
             </w:r>
           </w:p>
         </w:tc>
@@ -1028,203 +1241,76 @@
               <w:insideH w:val="single" w:sz="6" w:color="D9D9D9"/>
               <w:insideV w:val="single" w:sz="6" w:color="D9D9D9"/>
             </w:tcBorders>
-            <w:tcMar>
-              <w:top w:w="100" w:type="dxa"/>
-              <w:start w:w="120" w:type="dxa"/>
-              <w:bottom w:w="100" w:type="dxa"/>
-              <w:end w:w="120" w:type="dxa"/>
-            </w:tcMar>
             <w:vAlign w:val="center"/>
           </w:tcPr>
           <w:p>
             <w:pPr>
-              <w:spacing w:line="300" w:lineRule="auto"/>
+              <w:spacing w:line="288" w:lineRule="auto"/>
               <w:jc w:val="right"/>
               <w:bidi/>
             </w:pPr>
             <w:r>
               <w:rPr>
-                <w:rFonts w:ascii="Aptos" w:hAnsi="Aptos" w:cs="Vazirmatn" w:eastAsia="Vazirmatn"/>
+                <w:rFonts w:ascii="Aptos" w:hAnsi="Aptos" w:cs="Vazirmatn"/>
                 <w:b w:val="0"/>
                 <w:color w:val="202938"/>
-                <w:sz w:val="18"/>
+                <w:sz w:val="17"/>
               </w:rPr>
-              <w:t>پاسخی که برای آن منبع مرتبط از مجموعهٔ دانش نمایش داده می‌شود.</w:t>
-            </w:r>
-          </w:p>
-        </w:tc>
-      </w:tr>
-      <w:tr>
-        <w:tc>
-          <w:tcPr>
-            <w:tcW w:type="dxa" w:w="2268"/>
-            <w:tcBorders>
-              <w:top w:val="single" w:sz="6" w:color="D9D9D9"/>
-              <w:left w:val="single" w:sz="6" w:color="D9D9D9"/>
-              <w:bottom w:val="single" w:sz="6" w:color="D9D9D9"/>
-              <w:right w:val="single" w:sz="6" w:color="D9D9D9"/>
-              <w:insideH w:val="single" w:sz="6" w:color="D9D9D9"/>
-              <w:insideV w:val="single" w:sz="6" w:color="D9D9D9"/>
-            </w:tcBorders>
-            <w:tcMar>
-              <w:top w:w="100" w:type="dxa"/>
-              <w:start w:w="120" w:type="dxa"/>
-              <w:bottom w:w="100" w:type="dxa"/>
-              <w:end w:w="120" w:type="dxa"/>
-            </w:tcMar>
-            <w:shd w:fill="F7F9FB"/>
-            <w:vAlign w:val="center"/>
-          </w:tcPr>
-          <w:p>
-            <w:pPr>
-              <w:spacing w:line="300" w:lineRule="auto"/>
-              <w:jc w:val="right"/>
-              <w:bidi/>
-            </w:pPr>
-            <w:r>
-              <w:rPr>
-                <w:rFonts w:ascii="Aptos" w:hAnsi="Aptos" w:cs="Vazirmatn" w:eastAsia="Vazirmatn"/>
-                <w:b w:val="0"/>
-                <w:color w:val="202938"/>
-                <w:sz w:val="18"/>
-              </w:rPr>
-              <w:t>Connector</w:t>
-            </w:r>
-          </w:p>
-        </w:tc>
-        <w:tc>
-          <w:tcPr>
-            <w:tcW w:type="dxa" w:w="6520"/>
-            <w:tcBorders>
-              <w:top w:val="single" w:sz="6" w:color="D9D9D9"/>
-              <w:left w:val="single" w:sz="6" w:color="D9D9D9"/>
-              <w:bottom w:val="single" w:sz="6" w:color="D9D9D9"/>
-              <w:right w:val="single" w:sz="6" w:color="D9D9D9"/>
-              <w:insideH w:val="single" w:sz="6" w:color="D9D9D9"/>
-              <w:insideV w:val="single" w:sz="6" w:color="D9D9D9"/>
-            </w:tcBorders>
-            <w:tcMar>
-              <w:top w:w="100" w:type="dxa"/>
-              <w:start w:w="120" w:type="dxa"/>
-              <w:bottom w:w="100" w:type="dxa"/>
-              <w:end w:w="120" w:type="dxa"/>
-            </w:tcMar>
-            <w:shd w:fill="F7F9FB"/>
-            <w:vAlign w:val="center"/>
-          </w:tcPr>
-          <w:p>
-            <w:pPr>
-              <w:spacing w:line="300" w:lineRule="auto"/>
-              <w:jc w:val="right"/>
-              <w:bidi/>
-            </w:pPr>
-            <w:r>
-              <w:rPr>
-                <w:rFonts w:ascii="Aptos" w:hAnsi="Aptos" w:cs="Vazirmatn" w:eastAsia="Vazirmatn"/>
-                <w:b w:val="0"/>
-                <w:color w:val="202938"/>
-                <w:sz w:val="18"/>
-              </w:rPr>
-              <w:t>اتصالی برای همگام‌سازی منبع عمومی وب، GitHub یا Webhook با یک مجموعهٔ دانش.</w:t>
-            </w:r>
-          </w:p>
-        </w:tc>
-      </w:tr>
-      <w:tr>
-        <w:tc>
-          <w:tcPr>
-            <w:tcW w:type="dxa" w:w="2268"/>
-            <w:tcBorders>
-              <w:top w:val="single" w:sz="6" w:color="D9D9D9"/>
-              <w:left w:val="single" w:sz="6" w:color="D9D9D9"/>
-              <w:bottom w:val="single" w:sz="6" w:color="D9D9D9"/>
-              <w:right w:val="single" w:sz="6" w:color="D9D9D9"/>
-              <w:insideH w:val="single" w:sz="6" w:color="D9D9D9"/>
-              <w:insideV w:val="single" w:sz="6" w:color="D9D9D9"/>
-            </w:tcBorders>
-            <w:tcMar>
-              <w:top w:w="100" w:type="dxa"/>
-              <w:start w:w="120" w:type="dxa"/>
-              <w:bottom w:w="100" w:type="dxa"/>
-              <w:end w:w="120" w:type="dxa"/>
-            </w:tcMar>
-            <w:vAlign w:val="center"/>
-          </w:tcPr>
-          <w:p>
-            <w:pPr>
-              <w:spacing w:line="300" w:lineRule="auto"/>
-              <w:jc w:val="right"/>
-              <w:bidi/>
-            </w:pPr>
-            <w:r>
-              <w:rPr>
-                <w:rFonts w:ascii="Aptos" w:hAnsi="Aptos" w:cs="Vazirmatn" w:eastAsia="Vazirmatn"/>
-                <w:b w:val="0"/>
-                <w:color w:val="202938"/>
-                <w:sz w:val="18"/>
-              </w:rPr>
-              <w:t>Assistant</w:t>
-            </w:r>
-          </w:p>
-        </w:tc>
-        <w:tc>
-          <w:tcPr>
-            <w:tcW w:type="dxa" w:w="6520"/>
-            <w:tcBorders>
-              <w:top w:val="single" w:sz="6" w:color="D9D9D9"/>
-              <w:left w:val="single" w:sz="6" w:color="D9D9D9"/>
-              <w:bottom w:val="single" w:sz="6" w:color="D9D9D9"/>
-              <w:right w:val="single" w:sz="6" w:color="D9D9D9"/>
-              <w:insideH w:val="single" w:sz="6" w:color="D9D9D9"/>
-              <w:insideV w:val="single" w:sz="6" w:color="D9D9D9"/>
-            </w:tcBorders>
-            <w:tcMar>
-              <w:top w:w="100" w:type="dxa"/>
-              <w:start w:w="120" w:type="dxa"/>
-              <w:bottom w:w="100" w:type="dxa"/>
-              <w:end w:w="120" w:type="dxa"/>
-            </w:tcMar>
-            <w:vAlign w:val="center"/>
-          </w:tcPr>
-          <w:p>
-            <w:pPr>
-              <w:spacing w:line="300" w:lineRule="auto"/>
-              <w:jc w:val="right"/>
-              <w:bidi/>
-            </w:pPr>
-            <w:r>
-              <w:rPr>
-                <w:rFonts w:ascii="Aptos" w:hAnsi="Aptos" w:cs="Vazirmatn" w:eastAsia="Vazirmatn"/>
-                <w:b w:val="0"/>
-                <w:color w:val="202938"/>
-                <w:sz w:val="18"/>
-              </w:rPr>
-              <w:t>پیکربندی پاسخ‌گو با مجموعه‌های دانشی اختصاصی و تنظیمات قابل مدیریت.</w:t>
+              <w:t>Worker پردازش سند و Scheduler Connector به‌صورت مستقل و دارای heartbeat اجرا می‌شوند.</w:t>
             </w:r>
           </w:p>
         </w:tc>
       </w:tr>
     </w:tbl>
+    <w:p/>
     <w:p>
       <w:pPr>
-        <w:spacing w:after="40"/>
-      </w:pPr>
-    </w:p>
-    <w:p>
-      <w:pPr>
-        <w:pStyle w:val="Heading1"/>
-        <w:spacing w:before="280" w:after="120"/>
+        <w:pStyle w:val="Heading2"/>
+        <w:spacing w:before="160" w:after="100"/>
         <w:jc w:val="right"/>
         <w:bidi/>
       </w:pPr>
       <w:r>
         <w:rPr>
-          <w:rFonts w:ascii="Aptos" w:hAnsi="Aptos" w:cs="Vazirmatn" w:eastAsia="Vazirmatn"/>
+          <w:rFonts w:ascii="Aptos" w:hAnsi="Aptos" w:cs="Vazirmatn"/>
           <w:b/>
-          <w:color w:val="183153"/>
-          <w:sz w:val="30"/>
+          <w:color w:val="000000"/>
+          <w:sz w:val="24"/>
         </w:rPr>
-        <w:t>۳. ذی‌نفعان و نقش‌ها</w:t>
+        <w:t>۲.۱. محیط عملیاتی</w:t>
+      </w:r>
+    </w:p>
+    <w:p>
+      <w:pPr>
+        <w:spacing w:after="100" w:line="360" w:lineRule="auto"/>
+        <w:jc w:val="right"/>
+        <w:bidi/>
+      </w:pPr>
+      <w:r>
+        <w:rPr>
+          <w:rFonts w:ascii="Aptos" w:hAnsi="Aptos" w:cs="Vazirmatn"/>
+          <w:b w:val="0"/>
+          <w:color w:val="202938"/>
+          <w:sz w:val="21"/>
+        </w:rPr>
+        <w:t>کلاینت در مرورگرهای مدرن دسکتاپ و موبایل اجرا می‌شود. سرویس کاربردی FastAPI، رابط React و Vite، مخزن برداری Qdrant، ذخیره‌سازی فایل و ارائه‌دهندهٔ مدل یا OCR از طریق پیکربندی سرویس به هم متصل می‌شوند.</w:t>
+      </w:r>
+    </w:p>
+    <w:p>
+      <w:pPr>
+        <w:pStyle w:val="Heading2"/>
+        <w:spacing w:before="160" w:after="100"/>
+        <w:jc w:val="right"/>
+        <w:bidi/>
+      </w:pPr>
+      <w:r>
+        <w:rPr>
+          <w:rFonts w:ascii="Aptos" w:hAnsi="Aptos" w:cs="Vazirmatn"/>
+          <w:b/>
+          <w:color w:val="000000"/>
+          <w:sz w:val="24"/>
+        </w:rPr>
+        <w:t>۲.۲. نقش‌ها</w:t>
       </w:r>
     </w:p>
     <w:tbl>
@@ -1255,12 +1341,6 @@
               <w:insideH w:val="single" w:sz="6" w:color="D9D9D9"/>
               <w:insideV w:val="single" w:sz="6" w:color="D9D9D9"/>
             </w:tcBorders>
-            <w:tcMar>
-              <w:top w:w="100" w:type="dxa"/>
-              <w:start w:w="120" w:type="dxa"/>
-              <w:bottom w:w="100" w:type="dxa"/>
-              <w:end w:w="120" w:type="dxa"/>
-            </w:tcMar>
             <w:vAlign w:val="center"/>
           </w:tcPr>
           <w:p>
@@ -1270,10 +1350,10 @@
             </w:pPr>
             <w:r>
               <w:rPr>
-                <w:rFonts w:ascii="Aptos" w:hAnsi="Aptos" w:cs="Vazirmatn" w:eastAsia="Vazirmatn"/>
+                <w:rFonts w:ascii="Aptos" w:hAnsi="Aptos" w:cs="Vazirmatn"/>
                 <w:b/>
                 <w:color w:val="FFFFFF"/>
-                <w:sz w:val="19"/>
+                <w:sz w:val="18"/>
               </w:rPr>
               <w:t>نقش</w:t>
             </w:r>
@@ -1291,12 +1371,6 @@
               <w:insideH w:val="single" w:sz="6" w:color="D9D9D9"/>
               <w:insideV w:val="single" w:sz="6" w:color="D9D9D9"/>
             </w:tcBorders>
-            <w:tcMar>
-              <w:top w:w="100" w:type="dxa"/>
-              <w:start w:w="120" w:type="dxa"/>
-              <w:bottom w:w="100" w:type="dxa"/>
-              <w:end w:w="120" w:type="dxa"/>
-            </w:tcMar>
             <w:vAlign w:val="center"/>
           </w:tcPr>
           <w:p>
@@ -1306,12 +1380,12 @@
             </w:pPr>
             <w:r>
               <w:rPr>
-                <w:rFonts w:ascii="Aptos" w:hAnsi="Aptos" w:cs="Vazirmatn" w:eastAsia="Vazirmatn"/>
+                <w:rFonts w:ascii="Aptos" w:hAnsi="Aptos" w:cs="Vazirmatn"/>
                 <w:b/>
                 <w:color w:val="FFFFFF"/>
-                <w:sz w:val="19"/>
+                <w:sz w:val="18"/>
               </w:rPr>
-              <w:t>مسئولیت و سطح دسترسی</w:t>
+              <w:t>اجازهٔ اصلی</w:t>
             </w:r>
           </w:p>
         </w:tc>
@@ -1328,28 +1402,22 @@
               <w:insideH w:val="single" w:sz="6" w:color="D9D9D9"/>
               <w:insideV w:val="single" w:sz="6" w:color="D9D9D9"/>
             </w:tcBorders>
-            <w:tcMar>
-              <w:top w:w="100" w:type="dxa"/>
-              <w:start w:w="120" w:type="dxa"/>
-              <w:bottom w:w="100" w:type="dxa"/>
-              <w:end w:w="120" w:type="dxa"/>
-            </w:tcMar>
             <w:vAlign w:val="center"/>
           </w:tcPr>
           <w:p>
             <w:pPr>
-              <w:spacing w:line="300" w:lineRule="auto"/>
+              <w:spacing w:line="288" w:lineRule="auto"/>
               <w:jc w:val="right"/>
               <w:bidi/>
             </w:pPr>
             <w:r>
               <w:rPr>
-                <w:rFonts w:ascii="Aptos" w:hAnsi="Aptos" w:cs="Vazirmatn" w:eastAsia="Vazirmatn"/>
+                <w:rFonts w:ascii="Aptos" w:hAnsi="Aptos" w:cs="Vazirmatn"/>
                 <w:b w:val="0"/>
                 <w:color w:val="202938"/>
-                <w:sz w:val="18"/>
+                <w:sz w:val="17"/>
               </w:rPr>
-              <w:t>کاربر عادی</w:t>
+              <w:t>کاربر</w:t>
             </w:r>
           </w:p>
         </w:tc>
@@ -1364,28 +1432,22 @@
               <w:insideH w:val="single" w:sz="6" w:color="D9D9D9"/>
               <w:insideV w:val="single" w:sz="6" w:color="D9D9D9"/>
             </w:tcBorders>
-            <w:tcMar>
-              <w:top w:w="100" w:type="dxa"/>
-              <w:start w:w="120" w:type="dxa"/>
-              <w:bottom w:w="100" w:type="dxa"/>
-              <w:end w:w="120" w:type="dxa"/>
-            </w:tcMar>
             <w:vAlign w:val="center"/>
           </w:tcPr>
           <w:p>
             <w:pPr>
-              <w:spacing w:line="300" w:lineRule="auto"/>
+              <w:spacing w:line="288" w:lineRule="auto"/>
               <w:jc w:val="right"/>
               <w:bidi/>
             </w:pPr>
             <w:r>
               <w:rPr>
-                <w:rFonts w:ascii="Aptos" w:hAnsi="Aptos" w:cs="Vazirmatn" w:eastAsia="Vazirmatn"/>
+                <w:rFonts w:ascii="Aptos" w:hAnsi="Aptos" w:cs="Vazirmatn"/>
                 <w:b w:val="0"/>
                 <w:color w:val="202938"/>
-                <w:sz w:val="18"/>
+                <w:sz w:val="17"/>
               </w:rPr>
-              <w:t>گفت‌وگو، مشاهدهٔ گفتگوهای خود، استفاده از مجموعه‌ها و Assistantهای مجاز و ثبت بازخورد.</w:t>
+              <w:t>گفتگو، مشاهدهٔ منابع، گفتگوهای خود، بازخورد و استفاده از مجموعه یا Assistant مجاز.</w:t>
             </w:r>
           </w:p>
         </w:tc>
@@ -1402,29 +1464,23 @@
               <w:insideH w:val="single" w:sz="6" w:color="D9D9D9"/>
               <w:insideV w:val="single" w:sz="6" w:color="D9D9D9"/>
             </w:tcBorders>
-            <w:tcMar>
-              <w:top w:w="100" w:type="dxa"/>
-              <w:start w:w="120" w:type="dxa"/>
-              <w:bottom w:w="100" w:type="dxa"/>
-              <w:end w:w="120" w:type="dxa"/>
-            </w:tcMar>
-            <w:shd w:fill="F7F9FB"/>
             <w:vAlign w:val="center"/>
+            <w:shd w:fill="F5F8FB"/>
           </w:tcPr>
           <w:p>
             <w:pPr>
-              <w:spacing w:line="300" w:lineRule="auto"/>
+              <w:spacing w:line="288" w:lineRule="auto"/>
               <w:jc w:val="right"/>
               <w:bidi/>
             </w:pPr>
             <w:r>
               <w:rPr>
-                <w:rFonts w:ascii="Aptos" w:hAnsi="Aptos" w:cs="Vazirmatn" w:eastAsia="Vazirmatn"/>
+                <w:rFonts w:ascii="Aptos" w:hAnsi="Aptos" w:cs="Vazirmatn"/>
                 <w:b w:val="0"/>
                 <w:color w:val="202938"/>
-                <w:sz w:val="18"/>
+                <w:sz w:val="17"/>
               </w:rPr>
-              <w:t>مدیر سازمان</w:t>
+              <w:t>مدیر</w:t>
             </w:r>
           </w:p>
         </w:tc>
@@ -1439,29 +1495,23 @@
               <w:insideH w:val="single" w:sz="6" w:color="D9D9D9"/>
               <w:insideV w:val="single" w:sz="6" w:color="D9D9D9"/>
             </w:tcBorders>
-            <w:tcMar>
-              <w:top w:w="100" w:type="dxa"/>
-              <w:start w:w="120" w:type="dxa"/>
-              <w:bottom w:w="100" w:type="dxa"/>
-              <w:end w:w="120" w:type="dxa"/>
-            </w:tcMar>
-            <w:shd w:fill="F7F9FB"/>
             <w:vAlign w:val="center"/>
+            <w:shd w:fill="F5F8FB"/>
           </w:tcPr>
           <w:p>
             <w:pPr>
-              <w:spacing w:line="300" w:lineRule="auto"/>
+              <w:spacing w:line="288" w:lineRule="auto"/>
               <w:jc w:val="right"/>
               <w:bidi/>
             </w:pPr>
             <w:r>
               <w:rPr>
-                <w:rFonts w:ascii="Aptos" w:hAnsi="Aptos" w:cs="Vazirmatn" w:eastAsia="Vazirmatn"/>
+                <w:rFonts w:ascii="Aptos" w:hAnsi="Aptos" w:cs="Vazirmatn"/>
                 <w:b w:val="0"/>
                 <w:color w:val="202938"/>
-                <w:sz w:val="18"/>
+                <w:sz w:val="17"/>
               </w:rPr>
-              <w:t>همهٔ قابلیت‌های کاربر عادی به‌علاوهٔ مدیریت اعضا، مجموعه‌های دانش، اسناد، Connectorها، Assistantها و تنظیمات مرتبط.</w:t>
+              <w:t>تمام اجازه‌های کاربر به‌اضافهٔ اعضا، مجموعه‌ها، اسناد، Connectorها، Assistantها، تحلیل و ارزیابی.</w:t>
             </w:r>
           </w:p>
         </w:tc>
@@ -1478,28 +1528,22 @@
               <w:insideH w:val="single" w:sz="6" w:color="D9D9D9"/>
               <w:insideV w:val="single" w:sz="6" w:color="D9D9D9"/>
             </w:tcBorders>
-            <w:tcMar>
-              <w:top w:w="100" w:type="dxa"/>
-              <w:start w:w="120" w:type="dxa"/>
-              <w:bottom w:w="100" w:type="dxa"/>
-              <w:end w:w="120" w:type="dxa"/>
-            </w:tcMar>
             <w:vAlign w:val="center"/>
           </w:tcPr>
           <w:p>
             <w:pPr>
-              <w:spacing w:line="300" w:lineRule="auto"/>
+              <w:spacing w:line="288" w:lineRule="auto"/>
               <w:jc w:val="right"/>
               <w:bidi/>
             </w:pPr>
             <w:r>
               <w:rPr>
-                <w:rFonts w:ascii="Aptos" w:hAnsi="Aptos" w:cs="Vazirmatn" w:eastAsia="Vazirmatn"/>
+                <w:rFonts w:ascii="Aptos" w:hAnsi="Aptos" w:cs="Vazirmatn"/>
                 <w:b w:val="0"/>
                 <w:color w:val="202938"/>
-                <w:sz w:val="18"/>
+                <w:sz w:val="17"/>
               </w:rPr>
-              <w:t>Worker پردازش اسناد</w:t>
+              <w:t>Worker</w:t>
             </w:r>
           </w:p>
         </w:tc>
@@ -1514,28 +1558,22 @@
               <w:insideH w:val="single" w:sz="6" w:color="D9D9D9"/>
               <w:insideV w:val="single" w:sz="6" w:color="D9D9D9"/>
             </w:tcBorders>
-            <w:tcMar>
-              <w:top w:w="100" w:type="dxa"/>
-              <w:start w:w="120" w:type="dxa"/>
-              <w:bottom w:w="100" w:type="dxa"/>
-              <w:end w:w="120" w:type="dxa"/>
-            </w:tcMar>
             <w:vAlign w:val="center"/>
           </w:tcPr>
           <w:p>
             <w:pPr>
-              <w:spacing w:line="300" w:lineRule="auto"/>
+              <w:spacing w:line="288" w:lineRule="auto"/>
               <w:jc w:val="right"/>
               <w:bidi/>
             </w:pPr>
             <w:r>
               <w:rPr>
-                <w:rFonts w:ascii="Aptos" w:hAnsi="Aptos" w:cs="Vazirmatn" w:eastAsia="Vazirmatn"/>
+                <w:rFonts w:ascii="Aptos" w:hAnsi="Aptos" w:cs="Vazirmatn"/>
                 <w:b w:val="0"/>
                 <w:color w:val="202938"/>
-                <w:sz w:val="18"/>
+                <w:sz w:val="17"/>
               </w:rPr>
-              <w:t>برداشت کارهای پردازش از صف، استخراج محتوا، OCR در صورت نیاز، قطعه‌بندی و ایندکس.</w:t>
+              <w:t>پردازش کارهای سند و ثبت heartbeat؛ بدون دسترسی رابط کاربری.</w:t>
             </w:r>
           </w:p>
         </w:tc>
@@ -1552,29 +1590,23 @@
               <w:insideH w:val="single" w:sz="6" w:color="D9D9D9"/>
               <w:insideV w:val="single" w:sz="6" w:color="D9D9D9"/>
             </w:tcBorders>
-            <w:tcMar>
-              <w:top w:w="100" w:type="dxa"/>
-              <w:start w:w="120" w:type="dxa"/>
-              <w:bottom w:w="100" w:type="dxa"/>
-              <w:end w:w="120" w:type="dxa"/>
-            </w:tcMar>
-            <w:shd w:fill="F7F9FB"/>
             <w:vAlign w:val="center"/>
+            <w:shd w:fill="F5F8FB"/>
           </w:tcPr>
           <w:p>
             <w:pPr>
-              <w:spacing w:line="300" w:lineRule="auto"/>
+              <w:spacing w:line="288" w:lineRule="auto"/>
               <w:jc w:val="right"/>
               <w:bidi/>
             </w:pPr>
             <w:r>
               <w:rPr>
-                <w:rFonts w:ascii="Aptos" w:hAnsi="Aptos" w:cs="Vazirmatn" w:eastAsia="Vazirmatn"/>
+                <w:rFonts w:ascii="Aptos" w:hAnsi="Aptos" w:cs="Vazirmatn"/>
                 <w:b w:val="0"/>
                 <w:color w:val="202938"/>
-                <w:sz w:val="18"/>
+                <w:sz w:val="17"/>
               </w:rPr>
-              <w:t>Scheduler Connector</w:t>
+              <w:t>Scheduler</w:t>
             </w:r>
           </w:p>
         </w:tc>
@@ -1589,927 +1621,44 @@
               <w:insideH w:val="single" w:sz="6" w:color="D9D9D9"/>
               <w:insideV w:val="single" w:sz="6" w:color="D9D9D9"/>
             </w:tcBorders>
-            <w:tcMar>
-              <w:top w:w="100" w:type="dxa"/>
-              <w:start w:w="120" w:type="dxa"/>
-              <w:bottom w:w="100" w:type="dxa"/>
-              <w:end w:w="120" w:type="dxa"/>
-            </w:tcMar>
-            <w:shd w:fill="F7F9FB"/>
             <w:vAlign w:val="center"/>
+            <w:shd w:fill="F5F8FB"/>
           </w:tcPr>
           <w:p>
             <w:pPr>
-              <w:spacing w:line="300" w:lineRule="auto"/>
+              <w:spacing w:line="288" w:lineRule="auto"/>
               <w:jc w:val="right"/>
               <w:bidi/>
             </w:pPr>
             <w:r>
               <w:rPr>
-                <w:rFonts w:ascii="Aptos" w:hAnsi="Aptos" w:cs="Vazirmatn" w:eastAsia="Vazirmatn"/>
+                <w:rFonts w:ascii="Aptos" w:hAnsi="Aptos" w:cs="Vazirmatn"/>
                 <w:b w:val="0"/>
                 <w:color w:val="202938"/>
-                <w:sz w:val="18"/>
+                <w:sz w:val="17"/>
               </w:rPr>
-              <w:t>اجرای همگام‌سازی‌های زمان‌بندی‌شده با قفل Lease برای جلوگیری از اجرای هم‌زمان.</w:t>
-            </w:r>
-          </w:p>
-        </w:tc>
-      </w:tr>
-      <w:tr>
-        <w:tc>
-          <w:tcPr>
-            <w:tcW w:type="dxa" w:w="2268"/>
-            <w:tcBorders>
-              <w:top w:val="single" w:sz="6" w:color="D9D9D9"/>
-              <w:left w:val="single" w:sz="6" w:color="D9D9D9"/>
-              <w:bottom w:val="single" w:sz="6" w:color="D9D9D9"/>
-              <w:right w:val="single" w:sz="6" w:color="D9D9D9"/>
-              <w:insideH w:val="single" w:sz="6" w:color="D9D9D9"/>
-              <w:insideV w:val="single" w:sz="6" w:color="D9D9D9"/>
-            </w:tcBorders>
-            <w:tcMar>
-              <w:top w:w="100" w:type="dxa"/>
-              <w:start w:w="120" w:type="dxa"/>
-              <w:bottom w:w="100" w:type="dxa"/>
-              <w:end w:w="120" w:type="dxa"/>
-            </w:tcMar>
-            <w:vAlign w:val="center"/>
-          </w:tcPr>
-          <w:p>
-            <w:pPr>
-              <w:spacing w:line="300" w:lineRule="auto"/>
-              <w:jc w:val="right"/>
-              <w:bidi/>
-            </w:pPr>
-            <w:r>
-              <w:rPr>
-                <w:rFonts w:ascii="Aptos" w:hAnsi="Aptos" w:cs="Vazirmatn" w:eastAsia="Vazirmatn"/>
-                <w:b w:val="0"/>
-                <w:color w:val="202938"/>
-                <w:sz w:val="18"/>
-              </w:rPr>
-              <w:t>سامانهٔ بیرونی</w:t>
-            </w:r>
-          </w:p>
-        </w:tc>
-        <w:tc>
-          <w:tcPr>
-            <w:tcW w:type="dxa" w:w="6520"/>
-            <w:tcBorders>
-              <w:top w:val="single" w:sz="6" w:color="D9D9D9"/>
-              <w:left w:val="single" w:sz="6" w:color="D9D9D9"/>
-              <w:bottom w:val="single" w:sz="6" w:color="D9D9D9"/>
-              <w:right w:val="single" w:sz="6" w:color="D9D9D9"/>
-              <w:insideH w:val="single" w:sz="6" w:color="D9D9D9"/>
-              <w:insideV w:val="single" w:sz="6" w:color="D9D9D9"/>
-            </w:tcBorders>
-            <w:tcMar>
-              <w:top w:w="100" w:type="dxa"/>
-              <w:start w:w="120" w:type="dxa"/>
-              <w:bottom w:w="100" w:type="dxa"/>
-              <w:end w:w="120" w:type="dxa"/>
-            </w:tcMar>
-            <w:vAlign w:val="center"/>
-          </w:tcPr>
-          <w:p>
-            <w:pPr>
-              <w:spacing w:line="300" w:lineRule="auto"/>
-              <w:jc w:val="right"/>
-              <w:bidi/>
-            </w:pPr>
-            <w:r>
-              <w:rPr>
-                <w:rFonts w:ascii="Aptos" w:hAnsi="Aptos" w:cs="Vazirmatn" w:eastAsia="Vazirmatn"/>
-                <w:b w:val="0"/>
-                <w:color w:val="202938"/>
-                <w:sz w:val="18"/>
-              </w:rPr>
-              <w:t>ارائه‌دهندهٔ مدل، مخزن برداری، سرویس ذخیره‌سازی و سرویس OCR که از طریق پیکربندی سرویس در دسترس قرار می‌گیرد.</w:t>
+              <w:t>همگام‌سازی زمان‌بندی‌شدهٔ Connector با Lease اتمیک.</w:t>
             </w:r>
           </w:p>
         </w:tc>
       </w:tr>
     </w:tbl>
-    <w:p>
-      <w:pPr>
-        <w:spacing w:after="40"/>
-      </w:pPr>
-    </w:p>
-    <w:p>
-      <w:r>
-        <w:br w:type="page"/>
-      </w:r>
-    </w:p>
+    <w:p/>
     <w:p>
       <w:pPr>
         <w:pStyle w:val="Heading1"/>
-        <w:spacing w:before="280" w:after="120"/>
+        <w:spacing w:before="260" w:after="100"/>
         <w:jc w:val="right"/>
         <w:bidi/>
       </w:pPr>
       <w:r>
         <w:rPr>
-          <w:rFonts w:ascii="Aptos" w:hAnsi="Aptos" w:cs="Vazirmatn" w:eastAsia="Vazirmatn"/>
+          <w:rFonts w:ascii="Aptos" w:hAnsi="Aptos" w:cs="Vazirmatn"/>
           <w:b/>
-          <w:color w:val="183153"/>
+          <w:color w:val="000000"/>
           <w:sz w:val="30"/>
         </w:rPr>
-        <w:t>۴. نیازمندی‌های کارکردی</w:t>
-      </w:r>
-    </w:p>
-    <w:p>
-      <w:pPr>
-        <w:pStyle w:val="Heading2"/>
-        <w:spacing w:before="180" w:after="120"/>
-        <w:jc w:val="right"/>
-        <w:bidi/>
-      </w:pPr>
-      <w:r>
-        <w:rPr>
-          <w:rFonts w:ascii="Aptos" w:hAnsi="Aptos" w:cs="Vazirmatn" w:eastAsia="Vazirmatn"/>
-          <w:b/>
-          <w:color w:val="183153"/>
-          <w:sz w:val="25"/>
-        </w:rPr>
-        <w:t>۴.۱. احراز هویت و نشست</w:t>
-      </w:r>
-    </w:p>
-    <w:p>
-      <w:pPr>
-        <w:pStyle w:val="ListBullet"/>
-        <w:spacing w:after="40" w:line="324" w:lineRule="auto"/>
-        <w:ind w:left="113" w:right="113"/>
-        <w:jc w:val="right"/>
-        <w:bidi/>
-      </w:pPr>
-      <w:r>
-        <w:rPr>
-          <w:rFonts w:ascii="Aptos" w:hAnsi="Aptos" w:cs="Vazirmatn" w:eastAsia="Vazirmatn"/>
-          <w:b w:val="0"/>
-          <w:color w:val="202938"/>
-          <w:sz w:val="21"/>
-        </w:rPr>
-        <w:t>FR-AUTH-01: سامانه باید ورود با نام کاربری و گذرواژه را از طریق API فراهم کند و فقط پس از اعتبارسنجی موفق، نشست معتبر ایجاد شود.</w:t>
-      </w:r>
-    </w:p>
-    <w:p>
-      <w:pPr>
-        <w:pStyle w:val="ListBullet"/>
-        <w:spacing w:after="40" w:line="324" w:lineRule="auto"/>
-        <w:ind w:left="113" w:right="113"/>
-        <w:jc w:val="right"/>
-        <w:bidi/>
-      </w:pPr>
-      <w:r>
-        <w:rPr>
-          <w:rFonts w:ascii="Aptos" w:hAnsi="Aptos" w:cs="Vazirmatn" w:eastAsia="Vazirmatn"/>
-          <w:b w:val="0"/>
-          <w:color w:val="202938"/>
-          <w:sz w:val="21"/>
-        </w:rPr>
-        <w:t>FR-AUTH-02: نشست باید با کوکی امن و HttpOnly نگهداری شود. خروج از حساب باید کوکی نشست را با همان مشخصات مسیر معتبر منقضی کند.</w:t>
-      </w:r>
-    </w:p>
-    <w:p>
-      <w:pPr>
-        <w:pStyle w:val="ListBullet"/>
-        <w:spacing w:after="40" w:line="324" w:lineRule="auto"/>
-        <w:ind w:left="113" w:right="113"/>
-        <w:jc w:val="right"/>
-        <w:bidi/>
-      </w:pPr>
-      <w:r>
-        <w:rPr>
-          <w:rFonts w:ascii="Aptos" w:hAnsi="Aptos" w:cs="Vazirmatn" w:eastAsia="Vazirmatn"/>
-          <w:b w:val="0"/>
-          <w:color w:val="202938"/>
-          <w:sz w:val="21"/>
-        </w:rPr>
-        <w:t>FR-AUTH-03: توکن دسترسی باید تاریخ انقضا داشته باشد. تولید توکن بدون تاریخ انقضا برای مسیرهای عمومی مجاز نیست.</w:t>
-      </w:r>
-    </w:p>
-    <w:p>
-      <w:pPr>
-        <w:pStyle w:val="ListBullet"/>
-        <w:spacing w:after="40" w:line="324" w:lineRule="auto"/>
-        <w:ind w:left="113" w:right="113"/>
-        <w:jc w:val="right"/>
-        <w:bidi/>
-      </w:pPr>
-      <w:r>
-        <w:rPr>
-          <w:rFonts w:ascii="Aptos" w:hAnsi="Aptos" w:cs="Vazirmatn" w:eastAsia="Vazirmatn"/>
-          <w:b w:val="0"/>
-          <w:color w:val="202938"/>
-          <w:sz w:val="21"/>
-        </w:rPr>
-        <w:t>FR-AUTH-04: سامانه باید نقش کاربر را در پاسخ ورود و درخواست‌های محافظت‌شده اعمال کند؛ رابط کاربری نیز گزینه‌های مدیریتی را برای کاربر فاقد مجوز نمایش ندهد.</w:t>
-      </w:r>
-    </w:p>
-    <w:p>
-      <w:pPr>
-        <w:pStyle w:val="Heading2"/>
-        <w:spacing w:before="180" w:after="120"/>
-        <w:jc w:val="right"/>
-        <w:bidi/>
-      </w:pPr>
-      <w:r>
-        <w:rPr>
-          <w:rFonts w:ascii="Aptos" w:hAnsi="Aptos" w:cs="Vazirmatn" w:eastAsia="Vazirmatn"/>
-          <w:b/>
-          <w:color w:val="183153"/>
-          <w:sz w:val="25"/>
-        </w:rPr>
-        <w:t>۴.۲. مدیریت مجموعه‌های دانش و اسناد</w:t>
-      </w:r>
-    </w:p>
-    <w:p>
-      <w:pPr>
-        <w:pStyle w:val="ListBullet"/>
-        <w:spacing w:after="40" w:line="324" w:lineRule="auto"/>
-        <w:ind w:left="113" w:right="113"/>
-        <w:jc w:val="right"/>
-        <w:bidi/>
-      </w:pPr>
-      <w:r>
-        <w:rPr>
-          <w:rFonts w:ascii="Aptos" w:hAnsi="Aptos" w:cs="Vazirmatn" w:eastAsia="Vazirmatn"/>
-          <w:b w:val="0"/>
-          <w:color w:val="202938"/>
-          <w:sz w:val="21"/>
-        </w:rPr>
-        <w:t>FR-KB-01: مدیر باید بتواند مجموعهٔ دانش ایجاد، ویرایش و حذف کند. حذف مجموعه باید پس از تأیید کاربر انجام شود.</w:t>
-      </w:r>
-    </w:p>
-    <w:p>
-      <w:pPr>
-        <w:pStyle w:val="ListBullet"/>
-        <w:spacing w:after="40" w:line="324" w:lineRule="auto"/>
-        <w:ind w:left="113" w:right="113"/>
-        <w:jc w:val="right"/>
-        <w:bidi/>
-      </w:pPr>
-      <w:r>
-        <w:rPr>
-          <w:rFonts w:ascii="Aptos" w:hAnsi="Aptos" w:cs="Vazirmatn" w:eastAsia="Vazirmatn"/>
-          <w:b w:val="0"/>
-          <w:color w:val="202938"/>
-          <w:sz w:val="21"/>
-        </w:rPr>
-        <w:t>FR-KB-02: سامانه باید وضعیت دسترسی مجموعه را برای مشاهده، ویرایش یا مدیریت اعمال کند.</w:t>
-      </w:r>
-    </w:p>
-    <w:p>
-      <w:pPr>
-        <w:pStyle w:val="ListBullet"/>
-        <w:spacing w:after="40" w:line="324" w:lineRule="auto"/>
-        <w:ind w:left="113" w:right="113"/>
-        <w:jc w:val="right"/>
-        <w:bidi/>
-      </w:pPr>
-      <w:r>
-        <w:rPr>
-          <w:rFonts w:ascii="Aptos" w:hAnsi="Aptos" w:cs="Vazirmatn" w:eastAsia="Vazirmatn"/>
-          <w:b w:val="0"/>
-          <w:color w:val="202938"/>
-          <w:sz w:val="21"/>
-        </w:rPr>
-        <w:t>FR-KB-03: مدیر یا کاربر دارای مجوز ویرایش باید بتواند فایل پشتیبانی‌شده را به مجموعهٔ انتخاب‌شده بارگذاری کند.</w:t>
-      </w:r>
-    </w:p>
-    <w:p>
-      <w:pPr>
-        <w:pStyle w:val="ListBullet"/>
-        <w:spacing w:after="40" w:line="324" w:lineRule="auto"/>
-        <w:ind w:left="113" w:right="113"/>
-        <w:jc w:val="right"/>
-        <w:bidi/>
-      </w:pPr>
-      <w:r>
-        <w:rPr>
-          <w:rFonts w:ascii="Aptos" w:hAnsi="Aptos" w:cs="Vazirmatn" w:eastAsia="Vazirmatn"/>
-          <w:b w:val="0"/>
-          <w:color w:val="202938"/>
-          <w:sz w:val="21"/>
-        </w:rPr>
-        <w:t>FR-KB-04: صف بارگذاری باید نام فایل، وضعیت انتقال و نتیجهٔ آغاز پردازش را نشان دهد. خطای بارگذاری باید پیام قابل اقدام داشته باشد.</w:t>
-      </w:r>
-    </w:p>
-    <w:p>
-      <w:pPr>
-        <w:pStyle w:val="ListBullet"/>
-        <w:spacing w:after="40" w:line="324" w:lineRule="auto"/>
-        <w:ind w:left="113" w:right="113"/>
-        <w:jc w:val="right"/>
-        <w:bidi/>
-      </w:pPr>
-      <w:r>
-        <w:rPr>
-          <w:rFonts w:ascii="Aptos" w:hAnsi="Aptos" w:cs="Vazirmatn" w:eastAsia="Vazirmatn"/>
-          <w:b w:val="0"/>
-          <w:color w:val="202938"/>
-          <w:sz w:val="21"/>
-        </w:rPr>
-        <w:t>FR-KB-05: هر سند باید وضعیت، مرحلهٔ پردازش، درصد پیشرفت و خطای پردازش احتمالی داشته باشد. سند موفق پس از ایندکس، قابل استفاده در پاسخ است.</w:t>
-      </w:r>
-    </w:p>
-    <w:p>
-      <w:pPr>
-        <w:pStyle w:val="ListBullet"/>
-        <w:spacing w:after="40" w:line="324" w:lineRule="auto"/>
-        <w:ind w:left="113" w:right="113"/>
-        <w:jc w:val="right"/>
-        <w:bidi/>
-      </w:pPr>
-      <w:r>
-        <w:rPr>
-          <w:rFonts w:ascii="Aptos" w:hAnsi="Aptos" w:cs="Vazirmatn" w:eastAsia="Vazirmatn"/>
-          <w:b w:val="0"/>
-          <w:color w:val="202938"/>
-          <w:sz w:val="21"/>
-        </w:rPr>
-        <w:t>FR-KB-06: مدیر باید بتواند سند ناموفق را دوباره برای پردازش صف‌بندی کند یا آن را از مجموعه خارج کند.</w:t>
-      </w:r>
-    </w:p>
-    <w:p>
-      <w:pPr>
-        <w:pStyle w:val="ListBullet"/>
-        <w:spacing w:after="40" w:line="324" w:lineRule="auto"/>
-        <w:ind w:left="113" w:right="113"/>
-        <w:jc w:val="right"/>
-        <w:bidi/>
-      </w:pPr>
-      <w:r>
-        <w:rPr>
-          <w:rFonts w:ascii="Aptos" w:hAnsi="Aptos" w:cs="Vazirmatn" w:eastAsia="Vazirmatn"/>
-          <w:b w:val="0"/>
-          <w:color w:val="202938"/>
-          <w:sz w:val="21"/>
-        </w:rPr>
-        <w:t>FR-KB-07: فهرست اسناد باید جست‌وجو و فیلتر وضعیت داشته باشد. نام فایل در رابط فارسی و انگلیسی باید بدون جابه‌جایی حروف و پسوند نمایش داده شود.</w:t>
-      </w:r>
-    </w:p>
-    <w:p>
-      <w:pPr>
-        <w:pStyle w:val="Heading2"/>
-        <w:spacing w:before="180" w:after="120"/>
-        <w:jc w:val="right"/>
-        <w:bidi/>
-      </w:pPr>
-      <w:r>
-        <w:rPr>
-          <w:rFonts w:ascii="Aptos" w:hAnsi="Aptos" w:cs="Vazirmatn" w:eastAsia="Vazirmatn"/>
-          <w:b/>
-          <w:color w:val="183153"/>
-          <w:sz w:val="25"/>
-        </w:rPr>
-        <w:t>۴.۳. پردازش، OCR و ایندکس</w:t>
-      </w:r>
-    </w:p>
-    <w:p>
-      <w:pPr>
-        <w:pStyle w:val="ListBullet"/>
-        <w:spacing w:after="40" w:line="324" w:lineRule="auto"/>
-        <w:ind w:left="113" w:right="113"/>
-        <w:jc w:val="right"/>
-        <w:bidi/>
-      </w:pPr>
-      <w:r>
-        <w:rPr>
-          <w:rFonts w:ascii="Aptos" w:hAnsi="Aptos" w:cs="Vazirmatn" w:eastAsia="Vazirmatn"/>
-          <w:b w:val="0"/>
-          <w:color w:val="202938"/>
-          <w:sz w:val="21"/>
-        </w:rPr>
-        <w:t>FR-ING-01: Worker اسناد باید کارهای صف‌شده را دریافت کند و هنگام اجرای طولانی، heartbeat مستقل خود را به‌روزرسانی کند.</w:t>
-      </w:r>
-    </w:p>
-    <w:p>
-      <w:pPr>
-        <w:pStyle w:val="ListBullet"/>
-        <w:spacing w:after="40" w:line="324" w:lineRule="auto"/>
-        <w:ind w:left="113" w:right="113"/>
-        <w:jc w:val="right"/>
-        <w:bidi/>
-      </w:pPr>
-      <w:r>
-        <w:rPr>
-          <w:rFonts w:ascii="Aptos" w:hAnsi="Aptos" w:cs="Vazirmatn" w:eastAsia="Vazirmatn"/>
-          <w:b w:val="0"/>
-          <w:color w:val="202938"/>
-          <w:sz w:val="21"/>
-        </w:rPr>
-        <w:t>FR-ING-02: سامانه باید محتوای PDF و متن را استخراج کند. برای PDF اسکن‌شده، در صورت فعال بودن تنظیمات OCR، درخواست OCR ارسال شود.</w:t>
-      </w:r>
-    </w:p>
-    <w:p>
-      <w:pPr>
-        <w:pStyle w:val="ListBullet"/>
-        <w:spacing w:after="40" w:line="324" w:lineRule="auto"/>
-        <w:ind w:left="113" w:right="113"/>
-        <w:jc w:val="right"/>
-        <w:bidi/>
-      </w:pPr>
-      <w:r>
-        <w:rPr>
-          <w:rFonts w:ascii="Aptos" w:hAnsi="Aptos" w:cs="Vazirmatn" w:eastAsia="Vazirmatn"/>
-          <w:b w:val="0"/>
-          <w:color w:val="202938"/>
-          <w:sz w:val="21"/>
-        </w:rPr>
-        <w:t>FR-ING-03: خروجی استخراج‌شده باید به قطعه‌های قابل بازیابی تبدیل و همراه با metadata مناسب، از جمله شناسهٔ سازمان، مجموعه، سند و در صورت وجود شمارهٔ صفحه، ذخیره شود.</w:t>
-      </w:r>
-    </w:p>
-    <w:p>
-      <w:pPr>
-        <w:pStyle w:val="ListBullet"/>
-        <w:spacing w:after="40" w:line="324" w:lineRule="auto"/>
-        <w:ind w:left="113" w:right="113"/>
-        <w:jc w:val="right"/>
-        <w:bidi/>
-      </w:pPr>
-      <w:r>
-        <w:rPr>
-          <w:rFonts w:ascii="Aptos" w:hAnsi="Aptos" w:cs="Vazirmatn" w:eastAsia="Vazirmatn"/>
-          <w:b w:val="0"/>
-          <w:color w:val="202938"/>
-          <w:sz w:val="21"/>
-        </w:rPr>
-        <w:t>FR-ING-04: اگر استخراج، OCR، قطعه‌بندی یا ایندکس ناموفق شود، سند نباید indexed علامت بخورد و علت قابل گزارش ثبت شود.</w:t>
-      </w:r>
-    </w:p>
-    <w:p>
-      <w:pPr>
-        <w:pStyle w:val="ListBullet"/>
-        <w:spacing w:after="40" w:line="324" w:lineRule="auto"/>
-        <w:ind w:left="113" w:right="113"/>
-        <w:jc w:val="right"/>
-        <w:bidi/>
-      </w:pPr>
-      <w:r>
-        <w:rPr>
-          <w:rFonts w:ascii="Aptos" w:hAnsi="Aptos" w:cs="Vazirmatn" w:eastAsia="Vazirmatn"/>
-          <w:b w:val="0"/>
-          <w:color w:val="202938"/>
-          <w:sz w:val="21"/>
-        </w:rPr>
-        <w:t>FR-ING-05: سرویس OCR باید امکان انتخاب ارائه‌دهنده از پیکربندی را داشته باشد و نبود کلید یا خطای سرویس خارجی را به‌صورت قابل تشخیص گزارش کند.</w:t>
-      </w:r>
-    </w:p>
-    <w:p>
-      <w:pPr>
-        <w:pStyle w:val="Heading2"/>
-        <w:spacing w:before="180" w:after="120"/>
-        <w:jc w:val="right"/>
-        <w:bidi/>
-      </w:pPr>
-      <w:r>
-        <w:rPr>
-          <w:rFonts w:ascii="Aptos" w:hAnsi="Aptos" w:cs="Vazirmatn" w:eastAsia="Vazirmatn"/>
-          <w:b/>
-          <w:color w:val="183153"/>
-          <w:sz w:val="25"/>
-        </w:rPr>
-        <w:t>۴.۴. بازیابی و گفتگو</w:t>
-      </w:r>
-    </w:p>
-    <w:p>
-      <w:pPr>
-        <w:pStyle w:val="ListBullet"/>
-        <w:spacing w:after="40" w:line="324" w:lineRule="auto"/>
-        <w:ind w:left="113" w:right="113"/>
-        <w:jc w:val="right"/>
-        <w:bidi/>
-      </w:pPr>
-      <w:r>
-        <w:rPr>
-          <w:rFonts w:ascii="Aptos" w:hAnsi="Aptos" w:cs="Vazirmatn" w:eastAsia="Vazirmatn"/>
-          <w:b w:val="0"/>
-          <w:color w:val="202938"/>
-          <w:sz w:val="21"/>
-        </w:rPr>
-        <w:t>FR-RAG-01: کاربر باید بتواند پیش از آغاز گفتگو، مجموعهٔ دانش یا Assistant مجاز را انتخاب کند. در نبود مجموعهٔ قابل استفاده، مسیر ساخت مجموعه یا بارگذاری سند برای مدیر نمایش داده شود.</w:t>
-      </w:r>
-    </w:p>
-    <w:p>
-      <w:pPr>
-        <w:pStyle w:val="ListBullet"/>
-        <w:spacing w:after="40" w:line="324" w:lineRule="auto"/>
-        <w:ind w:left="113" w:right="113"/>
-        <w:jc w:val="right"/>
-        <w:bidi/>
-      </w:pPr>
-      <w:r>
-        <w:rPr>
-          <w:rFonts w:ascii="Aptos" w:hAnsi="Aptos" w:cs="Vazirmatn" w:eastAsia="Vazirmatn"/>
-          <w:b w:val="0"/>
-          <w:color w:val="202938"/>
-          <w:sz w:val="21"/>
-        </w:rPr>
-        <w:t>FR-RAG-02: سامانه باید برای هر پرسش، بازیابی را فقط در مرز سازمان و مجموعه‌های انتخاب‌شده انجام دهد.</w:t>
-      </w:r>
-    </w:p>
-    <w:p>
-      <w:pPr>
-        <w:pStyle w:val="ListBullet"/>
-        <w:spacing w:after="40" w:line="324" w:lineRule="auto"/>
-        <w:ind w:left="113" w:right="113"/>
-        <w:jc w:val="right"/>
-        <w:bidi/>
-      </w:pPr>
-      <w:r>
-        <w:rPr>
-          <w:rFonts w:ascii="Aptos" w:hAnsi="Aptos" w:cs="Vazirmatn" w:eastAsia="Vazirmatn"/>
-          <w:b w:val="0"/>
-          <w:color w:val="202938"/>
-          <w:sz w:val="21"/>
-        </w:rPr>
-        <w:t>FR-RAG-03: پاسخ باید به‌همراه وضعیت اعتماد نمایش داده شود: پاسخ مستند، پاسخ ترکیبی یا پشتوانهٔ ناکافی.</w:t>
-      </w:r>
-    </w:p>
-    <w:p>
-      <w:pPr>
-        <w:pStyle w:val="ListBullet"/>
-        <w:spacing w:after="40" w:line="324" w:lineRule="auto"/>
-        <w:ind w:left="113" w:right="113"/>
-        <w:jc w:val="right"/>
-        <w:bidi/>
-      </w:pPr>
-      <w:r>
-        <w:rPr>
-          <w:rFonts w:ascii="Aptos" w:hAnsi="Aptos" w:cs="Vazirmatn" w:eastAsia="Vazirmatn"/>
-          <w:b w:val="0"/>
-          <w:color w:val="202938"/>
-          <w:sz w:val="21"/>
-        </w:rPr>
-        <w:t>FR-RAG-04: کاربر باید بتواند منابع پاسخ را ببیند؛ هر منبع حداقل نام فایل، بخش یا صفحه در صورت موجود بودن و متن مرتبط را ارائه کند.</w:t>
-      </w:r>
-    </w:p>
-    <w:p>
-      <w:pPr>
-        <w:pStyle w:val="ListBullet"/>
-        <w:spacing w:after="40" w:line="324" w:lineRule="auto"/>
-        <w:ind w:left="113" w:right="113"/>
-        <w:jc w:val="right"/>
-        <w:bidi/>
-      </w:pPr>
-      <w:r>
-        <w:rPr>
-          <w:rFonts w:ascii="Aptos" w:hAnsi="Aptos" w:cs="Vazirmatn" w:eastAsia="Vazirmatn"/>
-          <w:b w:val="0"/>
-          <w:color w:val="202938"/>
-          <w:sz w:val="21"/>
-        </w:rPr>
-        <w:t>FR-RAG-05: در حال آماده‌سازی پاسخ، رابط باید حالت کوتاه و قابل فهم نمایش دهد و کاربر بتواند درخواست در حال اجرا را لغو کند.</w:t>
-      </w:r>
-    </w:p>
-    <w:p>
-      <w:pPr>
-        <w:pStyle w:val="ListBullet"/>
-        <w:spacing w:after="40" w:line="324" w:lineRule="auto"/>
-        <w:ind w:left="113" w:right="113"/>
-        <w:jc w:val="right"/>
-        <w:bidi/>
-      </w:pPr>
-      <w:r>
-        <w:rPr>
-          <w:rFonts w:ascii="Aptos" w:hAnsi="Aptos" w:cs="Vazirmatn" w:eastAsia="Vazirmatn"/>
-          <w:b w:val="0"/>
-          <w:color w:val="202938"/>
-          <w:sz w:val="21"/>
-        </w:rPr>
-        <w:t>FR-RAG-06: متن پرسش تا دریافت پاسخ موفق نباید از Composer حذف شود؛ در صورت خطا امکان ویرایش یا ارسال دوباره باید باقی بماند.</w:t>
-      </w:r>
-    </w:p>
-    <w:p>
-      <w:pPr>
-        <w:pStyle w:val="ListBullet"/>
-        <w:spacing w:after="40" w:line="324" w:lineRule="auto"/>
-        <w:ind w:left="113" w:right="113"/>
-        <w:jc w:val="right"/>
-        <w:bidi/>
-      </w:pPr>
-      <w:r>
-        <w:rPr>
-          <w:rFonts w:ascii="Aptos" w:hAnsi="Aptos" w:cs="Vazirmatn" w:eastAsia="Vazirmatn"/>
-          <w:b w:val="0"/>
-          <w:color w:val="202938"/>
-          <w:sz w:val="21"/>
-        </w:rPr>
-        <w:t>FR-RAG-07: گفتگو، پیام‌ها و منابع پاسخ باید ذخیره شوند تا در فهرست گفتگوهای اخیر قابل مراجعه باشند.</w:t>
-      </w:r>
-    </w:p>
-    <w:p>
-      <w:r>
-        <w:br w:type="page"/>
-      </w:r>
-    </w:p>
-    <w:p>
-      <w:pPr>
-        <w:pStyle w:val="Heading2"/>
-        <w:spacing w:before="180" w:after="120"/>
-        <w:jc w:val="right"/>
-        <w:bidi/>
-      </w:pPr>
-      <w:r>
-        <w:rPr>
-          <w:rFonts w:ascii="Aptos" w:hAnsi="Aptos" w:cs="Vazirmatn" w:eastAsia="Vazirmatn"/>
-          <w:b/>
-          <w:color w:val="183153"/>
-          <w:sz w:val="25"/>
-        </w:rPr>
-        <w:t>۴.۵. Assistant، اشتراک‌گذاری و بازخورد</w:t>
-      </w:r>
-    </w:p>
-    <w:p>
-      <w:pPr>
-        <w:pStyle w:val="ListBullet"/>
-        <w:spacing w:after="40" w:line="324" w:lineRule="auto"/>
-        <w:ind w:left="113" w:right="113"/>
-        <w:jc w:val="right"/>
-        <w:bidi/>
-      </w:pPr>
-      <w:r>
-        <w:rPr>
-          <w:rFonts w:ascii="Aptos" w:hAnsi="Aptos" w:cs="Vazirmatn" w:eastAsia="Vazirmatn"/>
-          <w:b w:val="0"/>
-          <w:color w:val="202938"/>
-          <w:sz w:val="21"/>
-        </w:rPr>
-        <w:t>FR-AST-01: مدیر باید بتواند Assistant ایجاد و تنظیم کند و مجموعه‌های دانش مجاز را به آن وصل کند.</w:t>
-      </w:r>
-    </w:p>
-    <w:p>
-      <w:pPr>
-        <w:pStyle w:val="ListBullet"/>
-        <w:spacing w:after="40" w:line="324" w:lineRule="auto"/>
-        <w:ind w:left="113" w:right="113"/>
-        <w:jc w:val="right"/>
-        <w:bidi/>
-      </w:pPr>
-      <w:r>
-        <w:rPr>
-          <w:rFonts w:ascii="Aptos" w:hAnsi="Aptos" w:cs="Vazirmatn" w:eastAsia="Vazirmatn"/>
-          <w:b w:val="0"/>
-          <w:color w:val="202938"/>
-          <w:sz w:val="21"/>
-        </w:rPr>
-        <w:t>FR-AST-02: گفت‌وگو با Assistant باید به‌طور شفاف نام Assistant و محدودهٔ دانش متصل را نشان دهد و مانند گفت‌وگوی اصلی قابل پیگیری باشد.</w:t>
-      </w:r>
-    </w:p>
-    <w:p>
-      <w:pPr>
-        <w:pStyle w:val="ListBullet"/>
-        <w:spacing w:after="40" w:line="324" w:lineRule="auto"/>
-        <w:ind w:left="113" w:right="113"/>
-        <w:jc w:val="right"/>
-        <w:bidi/>
-      </w:pPr>
-      <w:r>
-        <w:rPr>
-          <w:rFonts w:ascii="Aptos" w:hAnsi="Aptos" w:cs="Vazirmatn" w:eastAsia="Vazirmatn"/>
-          <w:b w:val="0"/>
-          <w:color w:val="202938"/>
-          <w:sz w:val="21"/>
-        </w:rPr>
-        <w:t>FR-SHARE-01: کاربر مجاز باید بتواند گفت‌وگو را با محدودهٔ تیم یا پیوند اشتراک‌گذاری کند. گفت‌وگوی اشتراکی باید پیام‌ها و منابع مجاز را نشان دهد.</w:t>
-      </w:r>
-    </w:p>
-    <w:p>
-      <w:pPr>
-        <w:pStyle w:val="ListBullet"/>
-        <w:spacing w:after="40" w:line="324" w:lineRule="auto"/>
-        <w:ind w:left="113" w:right="113"/>
-        <w:jc w:val="right"/>
-        <w:bidi/>
-      </w:pPr>
-      <w:r>
-        <w:rPr>
-          <w:rFonts w:ascii="Aptos" w:hAnsi="Aptos" w:cs="Vazirmatn" w:eastAsia="Vazirmatn"/>
-          <w:b w:val="0"/>
-          <w:color w:val="202938"/>
-          <w:sz w:val="21"/>
-        </w:rPr>
-        <w:t>FR-SHARE-02: رابط فقط پس از موفقیت API کلیپ‌بورد، موفقیت کپی پیوند را اعلام کند.</w:t>
-      </w:r>
-    </w:p>
-    <w:p>
-      <w:pPr>
-        <w:pStyle w:val="ListBullet"/>
-        <w:spacing w:after="40" w:line="324" w:lineRule="auto"/>
-        <w:ind w:left="113" w:right="113"/>
-        <w:jc w:val="right"/>
-        <w:bidi/>
-      </w:pPr>
-      <w:r>
-        <w:rPr>
-          <w:rFonts w:ascii="Aptos" w:hAnsi="Aptos" w:cs="Vazirmatn" w:eastAsia="Vazirmatn"/>
-          <w:b w:val="0"/>
-          <w:color w:val="202938"/>
-          <w:sz w:val="21"/>
-        </w:rPr>
-        <w:t>FR-FB-01: کاربر باید بتواند برای پاسخ بازخورد ثبت کند. بازخورد باید به پاسخ، گفتگو و در صورت وجود Assistant مربوط متصل باشد.</w:t>
-      </w:r>
-    </w:p>
-    <w:p>
-      <w:pPr>
-        <w:pStyle w:val="ListBullet"/>
-        <w:spacing w:after="40" w:line="324" w:lineRule="auto"/>
-        <w:ind w:left="113" w:right="113"/>
-        <w:jc w:val="right"/>
-        <w:bidi/>
-      </w:pPr>
-      <w:r>
-        <w:rPr>
-          <w:rFonts w:ascii="Aptos" w:hAnsi="Aptos" w:cs="Vazirmatn" w:eastAsia="Vazirmatn"/>
-          <w:b w:val="0"/>
-          <w:color w:val="202938"/>
-          <w:sz w:val="21"/>
-        </w:rPr>
-        <w:t>FR-UI-01: Dialogهای اشتراک‌گذاری و بازخورد باید semantics مناسب، focus trap، بستن با Escape و بازگشت focus به trigger داشته باشند.</w:t>
-      </w:r>
-    </w:p>
-    <w:p>
-      <w:pPr>
-        <w:pStyle w:val="Heading2"/>
-        <w:spacing w:before="180" w:after="120"/>
-        <w:jc w:val="right"/>
-        <w:bidi/>
-      </w:pPr>
-      <w:r>
-        <w:rPr>
-          <w:rFonts w:ascii="Aptos" w:hAnsi="Aptos" w:cs="Vazirmatn" w:eastAsia="Vazirmatn"/>
-          <w:b/>
-          <w:color w:val="183153"/>
-          <w:sz w:val="25"/>
-        </w:rPr>
-        <w:t>۴.۶. Connector و همگام‌سازی</w:t>
-      </w:r>
-    </w:p>
-    <w:p>
-      <w:pPr>
-        <w:pStyle w:val="ListBullet"/>
-        <w:spacing w:after="40" w:line="324" w:lineRule="auto"/>
-        <w:ind w:left="113" w:right="113"/>
-        <w:jc w:val="right"/>
-        <w:bidi/>
-      </w:pPr>
-      <w:r>
-        <w:rPr>
-          <w:rFonts w:ascii="Aptos" w:hAnsi="Aptos" w:cs="Vazirmatn" w:eastAsia="Vazirmatn"/>
-          <w:b w:val="0"/>
-          <w:color w:val="202938"/>
-          <w:sz w:val="21"/>
-        </w:rPr>
-        <w:t>FR-CON-01: مدیر باید بتواند Connector وب، GitHub یا Webhook را برای یک مجموعهٔ دانش ایجاد کند.</w:t>
-      </w:r>
-    </w:p>
-    <w:p>
-      <w:pPr>
-        <w:pStyle w:val="ListBullet"/>
-        <w:spacing w:after="40" w:line="324" w:lineRule="auto"/>
-        <w:ind w:left="113" w:right="113"/>
-        <w:jc w:val="right"/>
-        <w:bidi/>
-      </w:pPr>
-      <w:r>
-        <w:rPr>
-          <w:rFonts w:ascii="Aptos" w:hAnsi="Aptos" w:cs="Vazirmatn" w:eastAsia="Vazirmatn"/>
-          <w:b w:val="0"/>
-          <w:color w:val="202938"/>
-          <w:sz w:val="21"/>
-        </w:rPr>
-        <w:t>FR-CON-02: نتیجهٔ همگام‌سازی باید وضعیت، تعداد سند افزوده یا به‌روزشده و آخرین خطا را در اختیار رابط قرار دهد.</w:t>
-      </w:r>
-    </w:p>
-    <w:p>
-      <w:pPr>
-        <w:pStyle w:val="ListBullet"/>
-        <w:spacing w:after="40" w:line="324" w:lineRule="auto"/>
-        <w:ind w:left="113" w:right="113"/>
-        <w:jc w:val="right"/>
-        <w:bidi/>
-      </w:pPr>
-      <w:r>
-        <w:rPr>
-          <w:rFonts w:ascii="Aptos" w:hAnsi="Aptos" w:cs="Vazirmatn" w:eastAsia="Vazirmatn"/>
-          <w:b w:val="0"/>
-          <w:color w:val="202938"/>
-          <w:sz w:val="21"/>
-        </w:rPr>
-        <w:t>FR-CON-03: Scheduler نباید یک Connector را در یک بازه توسط دو اجراکننده هم‌زمان همگام‌سازی کند. تصاحب Lease باید با عملیات پایگاه دادهٔ اتمیک انجام شود.</w:t>
-      </w:r>
-    </w:p>
-    <w:p>
-      <w:pPr>
-        <w:pStyle w:val="ListBullet"/>
-        <w:spacing w:after="40" w:line="324" w:lineRule="auto"/>
-        <w:ind w:left="113" w:right="113"/>
-        <w:jc w:val="right"/>
-        <w:bidi/>
-      </w:pPr>
-      <w:r>
-        <w:rPr>
-          <w:rFonts w:ascii="Aptos" w:hAnsi="Aptos" w:cs="Vazirmatn" w:eastAsia="Vazirmatn"/>
-          <w:b w:val="0"/>
-          <w:color w:val="202938"/>
-          <w:sz w:val="21"/>
-        </w:rPr>
-        <w:t>FR-CON-04: اطلاعات محرمانهٔ Connector نباید در پاسخ API، ثبت رویداد یا رابط کاربری نمایش داده شود.</w:t>
-      </w:r>
-    </w:p>
-    <w:p>
-      <w:pPr>
-        <w:pStyle w:val="Heading2"/>
-        <w:spacing w:before="180" w:after="120"/>
-        <w:jc w:val="right"/>
-        <w:bidi/>
-      </w:pPr>
-      <w:r>
-        <w:rPr>
-          <w:rFonts w:ascii="Aptos" w:hAnsi="Aptos" w:cs="Vazirmatn" w:eastAsia="Vazirmatn"/>
-          <w:b/>
-          <w:color w:val="183153"/>
-          <w:sz w:val="25"/>
-        </w:rPr>
-        <w:t>۴.۷. جست‌وجو، تحلیل و ارزیابی</w:t>
-      </w:r>
-    </w:p>
-    <w:p>
-      <w:pPr>
-        <w:pStyle w:val="ListBullet"/>
-        <w:spacing w:after="40" w:line="324" w:lineRule="auto"/>
-        <w:ind w:left="113" w:right="113"/>
-        <w:jc w:val="right"/>
-        <w:bidi/>
-      </w:pPr>
-      <w:r>
-        <w:rPr>
-          <w:rFonts w:ascii="Aptos" w:hAnsi="Aptos" w:cs="Vazirmatn" w:eastAsia="Vazirmatn"/>
-          <w:b w:val="0"/>
-          <w:color w:val="202938"/>
-          <w:sz w:val="21"/>
-        </w:rPr>
-        <w:t>FR-SEARCH-01: مسیر جست‌وجو باید نتیجهٔ بازیابی را در محدودهٔ مجاز کاربر برگرداند و metadata فیلتر را اعمال کند.</w:t>
-      </w:r>
-    </w:p>
-    <w:p>
-      <w:pPr>
-        <w:pStyle w:val="ListBullet"/>
-        <w:spacing w:after="40" w:line="324" w:lineRule="auto"/>
-        <w:ind w:left="113" w:right="113"/>
-        <w:jc w:val="right"/>
-        <w:bidi/>
-      </w:pPr>
-      <w:r>
-        <w:rPr>
-          <w:rFonts w:ascii="Aptos" w:hAnsi="Aptos" w:cs="Vazirmatn" w:eastAsia="Vazirmatn"/>
-          <w:b w:val="0"/>
-          <w:color w:val="202938"/>
-          <w:sz w:val="21"/>
-        </w:rPr>
-        <w:t>FR-AN-01: صفحهٔ تحلیل باید بازهٔ زمانی انتخاب‌شده را به نتیجهٔ همان درخواست متصل نگه دارد؛ در صورت خطا دادهٔ بازهٔ قبلی نباید با برچسب بازهٔ جدید نمایش داده شود.</w:t>
-      </w:r>
-    </w:p>
-    <w:p>
-      <w:pPr>
-        <w:pStyle w:val="ListBullet"/>
-        <w:spacing w:after="40" w:line="324" w:lineRule="auto"/>
-        <w:ind w:left="113" w:right="113"/>
-        <w:jc w:val="right"/>
-        <w:bidi/>
-      </w:pPr>
-      <w:r>
-        <w:rPr>
-          <w:rFonts w:ascii="Aptos" w:hAnsi="Aptos" w:cs="Vazirmatn" w:eastAsia="Vazirmatn"/>
-          <w:b w:val="0"/>
-          <w:color w:val="202938"/>
-          <w:sz w:val="21"/>
-        </w:rPr>
-        <w:t>FR-EVAL-01: مدیر باید بتواند مجموعه‌داده و اجرای ارزیابی را مدیریت کند تا کیفیت بازیابی یا پاسخ در سناریوهای تعریف‌شده بررسی شود.</w:t>
-      </w:r>
-    </w:p>
-    <w:p>
-      <w:r>
-        <w:br w:type="page"/>
-      </w:r>
-    </w:p>
-    <w:p>
-      <w:pPr>
-        <w:pStyle w:val="Heading1"/>
-        <w:spacing w:before="280" w:after="120"/>
-        <w:jc w:val="right"/>
-        <w:bidi/>
-      </w:pPr>
-      <w:r>
-        <w:rPr>
-          <w:rFonts w:ascii="Aptos" w:hAnsi="Aptos" w:cs="Vazirmatn" w:eastAsia="Vazirmatn"/>
-          <w:b/>
-          <w:color w:val="183153"/>
-          <w:sz w:val="30"/>
-        </w:rPr>
-        <w:t>۵. رابط‌های خارجی</w:t>
+        <w:t>۳. رابط‌های خارجی</w:t>
       </w:r>
     </w:p>
     <w:tbl>
@@ -2540,12 +1689,6 @@
               <w:insideH w:val="single" w:sz="6" w:color="D9D9D9"/>
               <w:insideV w:val="single" w:sz="6" w:color="D9D9D9"/>
             </w:tcBorders>
-            <w:tcMar>
-              <w:top w:w="100" w:type="dxa"/>
-              <w:start w:w="120" w:type="dxa"/>
-              <w:bottom w:w="100" w:type="dxa"/>
-              <w:end w:w="120" w:type="dxa"/>
-            </w:tcMar>
             <w:vAlign w:val="center"/>
           </w:tcPr>
           <w:p>
@@ -2555,10 +1698,10 @@
             </w:pPr>
             <w:r>
               <w:rPr>
-                <w:rFonts w:ascii="Aptos" w:hAnsi="Aptos" w:cs="Vazirmatn" w:eastAsia="Vazirmatn"/>
+                <w:rFonts w:ascii="Aptos" w:hAnsi="Aptos" w:cs="Vazirmatn"/>
                 <w:b/>
                 <w:color w:val="FFFFFF"/>
-                <w:sz w:val="19"/>
+                <w:sz w:val="18"/>
               </w:rPr>
               <w:t>رابط</w:t>
             </w:r>
@@ -2576,12 +1719,6 @@
               <w:insideH w:val="single" w:sz="6" w:color="D9D9D9"/>
               <w:insideV w:val="single" w:sz="6" w:color="D9D9D9"/>
             </w:tcBorders>
-            <w:tcMar>
-              <w:top w:w="100" w:type="dxa"/>
-              <w:start w:w="120" w:type="dxa"/>
-              <w:bottom w:w="100" w:type="dxa"/>
-              <w:end w:w="120" w:type="dxa"/>
-            </w:tcMar>
             <w:vAlign w:val="center"/>
           </w:tcPr>
           <w:p>
@@ -2591,12 +1728,12 @@
             </w:pPr>
             <w:r>
               <w:rPr>
-                <w:rFonts w:ascii="Aptos" w:hAnsi="Aptos" w:cs="Vazirmatn" w:eastAsia="Vazirmatn"/>
+                <w:rFonts w:ascii="Aptos" w:hAnsi="Aptos" w:cs="Vazirmatn"/>
                 <w:b/>
                 <w:color w:val="FFFFFF"/>
-                <w:sz w:val="19"/>
+                <w:sz w:val="18"/>
               </w:rPr>
-              <w:t>انتظار</w:t>
+              <w:t>نیاز تعامل</w:t>
             </w:r>
           </w:p>
         </w:tc>
@@ -2613,26 +1750,20 @@
               <w:insideH w:val="single" w:sz="6" w:color="D9D9D9"/>
               <w:insideV w:val="single" w:sz="6" w:color="D9D9D9"/>
             </w:tcBorders>
-            <w:tcMar>
-              <w:top w:w="100" w:type="dxa"/>
-              <w:start w:w="120" w:type="dxa"/>
-              <w:bottom w:w="100" w:type="dxa"/>
-              <w:end w:w="120" w:type="dxa"/>
-            </w:tcMar>
             <w:vAlign w:val="center"/>
           </w:tcPr>
           <w:p>
             <w:pPr>
-              <w:spacing w:line="300" w:lineRule="auto"/>
+              <w:spacing w:line="288" w:lineRule="auto"/>
               <w:jc w:val="right"/>
               <w:bidi/>
             </w:pPr>
             <w:r>
               <w:rPr>
-                <w:rFonts w:ascii="Aptos" w:hAnsi="Aptos" w:cs="Vazirmatn" w:eastAsia="Vazirmatn"/>
+                <w:rFonts w:ascii="Aptos" w:hAnsi="Aptos" w:cs="Vazirmatn"/>
                 <w:b w:val="0"/>
                 <w:color w:val="202938"/>
-                <w:sz w:val="18"/>
+                <w:sz w:val="17"/>
               </w:rPr>
               <w:t>رابط وب</w:t>
             </w:r>
@@ -2649,28 +1780,22 @@
               <w:insideH w:val="single" w:sz="6" w:color="D9D9D9"/>
               <w:insideV w:val="single" w:sz="6" w:color="D9D9D9"/>
             </w:tcBorders>
-            <w:tcMar>
-              <w:top w:w="100" w:type="dxa"/>
-              <w:start w:w="120" w:type="dxa"/>
-              <w:bottom w:w="100" w:type="dxa"/>
-              <w:end w:w="120" w:type="dxa"/>
-            </w:tcMar>
             <w:vAlign w:val="center"/>
           </w:tcPr>
           <w:p>
             <w:pPr>
-              <w:spacing w:line="300" w:lineRule="auto"/>
+              <w:spacing w:line="288" w:lineRule="auto"/>
               <w:jc w:val="right"/>
               <w:bidi/>
             </w:pPr>
             <w:r>
               <w:rPr>
-                <w:rFonts w:ascii="Aptos" w:hAnsi="Aptos" w:cs="Vazirmatn" w:eastAsia="Vazirmatn"/>
+                <w:rFonts w:ascii="Aptos" w:hAnsi="Aptos" w:cs="Vazirmatn"/>
                 <w:b w:val="0"/>
                 <w:color w:val="202938"/>
-                <w:sz w:val="18"/>
+                <w:sz w:val="17"/>
               </w:rPr>
-              <w:t>برنامهٔ React و Vite که از API نسخه‌بندی‌شدهٔ /api/v1 استفاده می‌کند و از فارسی و انگلیسی پشتیبانی می‌کند.</w:t>
+              <w:t>REST API نسخه‌بندی‌شده زیر /api/v1؛ پشتیبانی فارسی و انگلیسی، Light و Dark mode و طراحی واکنش‌گرا.</w:t>
             </w:r>
           </w:p>
         </w:tc>
@@ -2687,29 +1812,23 @@
               <w:insideH w:val="single" w:sz="6" w:color="D9D9D9"/>
               <w:insideV w:val="single" w:sz="6" w:color="D9D9D9"/>
             </w:tcBorders>
-            <w:tcMar>
-              <w:top w:w="100" w:type="dxa"/>
-              <w:start w:w="120" w:type="dxa"/>
-              <w:bottom w:w="100" w:type="dxa"/>
-              <w:end w:w="120" w:type="dxa"/>
-            </w:tcMar>
-            <w:shd w:fill="F7F9FB"/>
             <w:vAlign w:val="center"/>
+            <w:shd w:fill="F5F8FB"/>
           </w:tcPr>
           <w:p>
             <w:pPr>
-              <w:spacing w:line="300" w:lineRule="auto"/>
+              <w:spacing w:line="288" w:lineRule="auto"/>
               <w:jc w:val="right"/>
               <w:bidi/>
             </w:pPr>
             <w:r>
               <w:rPr>
-                <w:rFonts w:ascii="Aptos" w:hAnsi="Aptos" w:cs="Vazirmatn" w:eastAsia="Vazirmatn"/>
+                <w:rFonts w:ascii="Aptos" w:hAnsi="Aptos" w:cs="Vazirmatn"/>
                 <w:b w:val="0"/>
                 <w:color w:val="202938"/>
-                <w:sz w:val="18"/>
+                <w:sz w:val="17"/>
               </w:rPr>
-              <w:t>API کاربردی</w:t>
+              <w:t>ذخیره‌سازی</w:t>
             </w:r>
           </w:p>
         </w:tc>
@@ -2724,29 +1843,23 @@
               <w:insideH w:val="single" w:sz="6" w:color="D9D9D9"/>
               <w:insideV w:val="single" w:sz="6" w:color="D9D9D9"/>
             </w:tcBorders>
-            <w:tcMar>
-              <w:top w:w="100" w:type="dxa"/>
-              <w:start w:w="120" w:type="dxa"/>
-              <w:bottom w:w="100" w:type="dxa"/>
-              <w:end w:w="120" w:type="dxa"/>
-            </w:tcMar>
-            <w:shd w:fill="F7F9FB"/>
             <w:vAlign w:val="center"/>
+            <w:shd w:fill="F5F8FB"/>
           </w:tcPr>
           <w:p>
             <w:pPr>
-              <w:spacing w:line="300" w:lineRule="auto"/>
+              <w:spacing w:line="288" w:lineRule="auto"/>
               <w:jc w:val="right"/>
               <w:bidi/>
             </w:pPr>
             <w:r>
               <w:rPr>
-                <w:rFonts w:ascii="Aptos" w:hAnsi="Aptos" w:cs="Vazirmatn" w:eastAsia="Vazirmatn"/>
+                <w:rFonts w:ascii="Aptos" w:hAnsi="Aptos" w:cs="Vazirmatn"/>
                 <w:b w:val="0"/>
                 <w:color w:val="202938"/>
-                <w:sz w:val="18"/>
+                <w:sz w:val="17"/>
               </w:rPr>
-              <w:t>سرویس FastAPI برای احراز هویت، گفتگو، مجموعه‌های دانش، اسناد، Connectorها، Assistantها، اشتراک‌گذاری، بازخورد و تحلیل.</w:t>
+              <w:t>دریافت و نگهداری فایل اصلی با کنترل دسترسی سازمانی.</w:t>
             </w:r>
           </w:p>
         </w:tc>
@@ -2763,28 +1876,22 @@
               <w:insideH w:val="single" w:sz="6" w:color="D9D9D9"/>
               <w:insideV w:val="single" w:sz="6" w:color="D9D9D9"/>
             </w:tcBorders>
-            <w:tcMar>
-              <w:top w:w="100" w:type="dxa"/>
-              <w:start w:w="120" w:type="dxa"/>
-              <w:bottom w:w="100" w:type="dxa"/>
-              <w:end w:w="120" w:type="dxa"/>
-            </w:tcMar>
             <w:vAlign w:val="center"/>
           </w:tcPr>
           <w:p>
             <w:pPr>
-              <w:spacing w:line="300" w:lineRule="auto"/>
+              <w:spacing w:line="288" w:lineRule="auto"/>
               <w:jc w:val="right"/>
               <w:bidi/>
             </w:pPr>
             <w:r>
               <w:rPr>
-                <w:rFonts w:ascii="Aptos" w:hAnsi="Aptos" w:cs="Vazirmatn" w:eastAsia="Vazirmatn"/>
+                <w:rFonts w:ascii="Aptos" w:hAnsi="Aptos" w:cs="Vazirmatn"/>
                 <w:b w:val="0"/>
                 <w:color w:val="202938"/>
-                <w:sz w:val="18"/>
+                <w:sz w:val="17"/>
               </w:rPr>
-              <w:t>مخزن برداری</w:t>
+              <w:t>Qdrant</w:t>
             </w:r>
           </w:p>
         </w:tc>
@@ -2799,28 +1906,22 @@
               <w:insideH w:val="single" w:sz="6" w:color="D9D9D9"/>
               <w:insideV w:val="single" w:sz="6" w:color="D9D9D9"/>
             </w:tcBorders>
-            <w:tcMar>
-              <w:top w:w="100" w:type="dxa"/>
-              <w:start w:w="120" w:type="dxa"/>
-              <w:bottom w:w="100" w:type="dxa"/>
-              <w:end w:w="120" w:type="dxa"/>
-            </w:tcMar>
             <w:vAlign w:val="center"/>
           </w:tcPr>
           <w:p>
             <w:pPr>
-              <w:spacing w:line="300" w:lineRule="auto"/>
+              <w:spacing w:line="288" w:lineRule="auto"/>
               <w:jc w:val="right"/>
               <w:bidi/>
             </w:pPr>
             <w:r>
               <w:rPr>
-                <w:rFonts w:ascii="Aptos" w:hAnsi="Aptos" w:cs="Vazirmatn" w:eastAsia="Vazirmatn"/>
+                <w:rFonts w:ascii="Aptos" w:hAnsi="Aptos" w:cs="Vazirmatn"/>
                 <w:b w:val="0"/>
                 <w:color w:val="202938"/>
-                <w:sz w:val="18"/>
+                <w:sz w:val="17"/>
               </w:rPr>
-              <w:t>Qdrant برای نگهداری و جست‌وجوی بردارها و metadata بازیابی.</w:t>
+              <w:t>ذخیره و جست‌وجوی بردار همراه metadata سازمان، مجموعه، سند و صفحه.</w:t>
             </w:r>
           </w:p>
         </w:tc>
@@ -2837,29 +1938,23 @@
               <w:insideH w:val="single" w:sz="6" w:color="D9D9D9"/>
               <w:insideV w:val="single" w:sz="6" w:color="D9D9D9"/>
             </w:tcBorders>
-            <w:tcMar>
-              <w:top w:w="100" w:type="dxa"/>
-              <w:start w:w="120" w:type="dxa"/>
-              <w:bottom w:w="100" w:type="dxa"/>
-              <w:end w:w="120" w:type="dxa"/>
-            </w:tcMar>
-            <w:shd w:fill="F7F9FB"/>
             <w:vAlign w:val="center"/>
+            <w:shd w:fill="F5F8FB"/>
           </w:tcPr>
           <w:p>
             <w:pPr>
-              <w:spacing w:line="300" w:lineRule="auto"/>
+              <w:spacing w:line="288" w:lineRule="auto"/>
               <w:jc w:val="right"/>
               <w:bidi/>
             </w:pPr>
             <w:r>
               <w:rPr>
-                <w:rFonts w:ascii="Aptos" w:hAnsi="Aptos" w:cs="Vazirmatn" w:eastAsia="Vazirmatn"/>
+                <w:rFonts w:ascii="Aptos" w:hAnsi="Aptos" w:cs="Vazirmatn"/>
                 <w:b w:val="0"/>
                 <w:color w:val="202938"/>
-                <w:sz w:val="18"/>
+                <w:sz w:val="17"/>
               </w:rPr>
-              <w:t>ارائه‌دهندهٔ مدل</w:t>
+              <w:t>مدل زبانی</w:t>
             </w:r>
           </w:p>
         </w:tc>
@@ -2874,29 +1969,23 @@
               <w:insideH w:val="single" w:sz="6" w:color="D9D9D9"/>
               <w:insideV w:val="single" w:sz="6" w:color="D9D9D9"/>
             </w:tcBorders>
-            <w:tcMar>
-              <w:top w:w="100" w:type="dxa"/>
-              <w:start w:w="120" w:type="dxa"/>
-              <w:bottom w:w="100" w:type="dxa"/>
-              <w:end w:w="120" w:type="dxa"/>
-            </w:tcMar>
-            <w:shd w:fill="F7F9FB"/>
             <w:vAlign w:val="center"/>
+            <w:shd w:fill="F5F8FB"/>
           </w:tcPr>
           <w:p>
             <w:pPr>
-              <w:spacing w:line="300" w:lineRule="auto"/>
+              <w:spacing w:line="288" w:lineRule="auto"/>
               <w:jc w:val="right"/>
               <w:bidi/>
             </w:pPr>
             <w:r>
               <w:rPr>
-                <w:rFonts w:ascii="Aptos" w:hAnsi="Aptos" w:cs="Vazirmatn" w:eastAsia="Vazirmatn"/>
+                <w:rFonts w:ascii="Aptos" w:hAnsi="Aptos" w:cs="Vazirmatn"/>
                 <w:b w:val="0"/>
                 <w:color w:val="202938"/>
-                <w:sz w:val="18"/>
+                <w:sz w:val="17"/>
               </w:rPr>
-              <w:t>OpenRouter یا ارائه‌دهندهٔ سازگار، برای تولید پاسخ و در صورت پیکربندی برخی قابلیت‌های پردازش.</w:t>
+              <w:t>تولید پاسخ و دریافت خطای قابل گزارش، timeout و کنترل نرخ.</w:t>
             </w:r>
           </w:p>
         </w:tc>
@@ -2913,28 +2002,22 @@
               <w:insideH w:val="single" w:sz="6" w:color="D9D9D9"/>
               <w:insideV w:val="single" w:sz="6" w:color="D9D9D9"/>
             </w:tcBorders>
-            <w:tcMar>
-              <w:top w:w="100" w:type="dxa"/>
-              <w:start w:w="120" w:type="dxa"/>
-              <w:bottom w:w="100" w:type="dxa"/>
-              <w:end w:w="120" w:type="dxa"/>
-            </w:tcMar>
             <w:vAlign w:val="center"/>
           </w:tcPr>
           <w:p>
             <w:pPr>
-              <w:spacing w:line="300" w:lineRule="auto"/>
+              <w:spacing w:line="288" w:lineRule="auto"/>
               <w:jc w:val="right"/>
               <w:bidi/>
             </w:pPr>
             <w:r>
               <w:rPr>
-                <w:rFonts w:ascii="Aptos" w:hAnsi="Aptos" w:cs="Vazirmatn" w:eastAsia="Vazirmatn"/>
+                <w:rFonts w:ascii="Aptos" w:hAnsi="Aptos" w:cs="Vazirmatn"/>
                 <w:b w:val="0"/>
                 <w:color w:val="202938"/>
-                <w:sz w:val="18"/>
+                <w:sz w:val="17"/>
               </w:rPr>
-              <w:t>ذخیره‌سازی فایل</w:t>
+              <w:t>OCR</w:t>
             </w:r>
           </w:p>
         </w:tc>
@@ -2949,28 +2032,22 @@
               <w:insideH w:val="single" w:sz="6" w:color="D9D9D9"/>
               <w:insideV w:val="single" w:sz="6" w:color="D9D9D9"/>
             </w:tcBorders>
-            <w:tcMar>
-              <w:top w:w="100" w:type="dxa"/>
-              <w:start w:w="120" w:type="dxa"/>
-              <w:bottom w:w="100" w:type="dxa"/>
-              <w:end w:w="120" w:type="dxa"/>
-            </w:tcMar>
             <w:vAlign w:val="center"/>
           </w:tcPr>
           <w:p>
             <w:pPr>
-              <w:spacing w:line="300" w:lineRule="auto"/>
+              <w:spacing w:line="288" w:lineRule="auto"/>
               <w:jc w:val="right"/>
               <w:bidi/>
             </w:pPr>
             <w:r>
               <w:rPr>
-                <w:rFonts w:ascii="Aptos" w:hAnsi="Aptos" w:cs="Vazirmatn" w:eastAsia="Vazirmatn"/>
+                <w:rFonts w:ascii="Aptos" w:hAnsi="Aptos" w:cs="Vazirmatn"/>
                 <w:b w:val="0"/>
                 <w:color w:val="202938"/>
-                <w:sz w:val="18"/>
+                <w:sz w:val="17"/>
               </w:rPr>
-              <w:t>فضای ذخیره‌سازی پیکربندی‌شده برای فایل اصلی و پیش‌نمایش‌های لازم.</w:t>
+              <w:t>استخراج متن اسکن‌شده در صورت پیکربندی؛ پیام روشن در نبود اعتبارنامه یا خطای ارائه‌دهنده.</w:t>
             </w:r>
           </w:p>
         </w:tc>
@@ -2987,29 +2064,23 @@
               <w:insideH w:val="single" w:sz="6" w:color="D9D9D9"/>
               <w:insideV w:val="single" w:sz="6" w:color="D9D9D9"/>
             </w:tcBorders>
-            <w:tcMar>
-              <w:top w:w="100" w:type="dxa"/>
-              <w:start w:w="120" w:type="dxa"/>
-              <w:bottom w:w="100" w:type="dxa"/>
-              <w:end w:w="120" w:type="dxa"/>
-            </w:tcMar>
-            <w:shd w:fill="F7F9FB"/>
             <w:vAlign w:val="center"/>
+            <w:shd w:fill="F5F8FB"/>
           </w:tcPr>
           <w:p>
             <w:pPr>
-              <w:spacing w:line="300" w:lineRule="auto"/>
+              <w:spacing w:line="288" w:lineRule="auto"/>
               <w:jc w:val="right"/>
               <w:bidi/>
             </w:pPr>
             <w:r>
               <w:rPr>
-                <w:rFonts w:ascii="Aptos" w:hAnsi="Aptos" w:cs="Vazirmatn" w:eastAsia="Vazirmatn"/>
+                <w:rFonts w:ascii="Aptos" w:hAnsi="Aptos" w:cs="Vazirmatn"/>
                 <w:b w:val="0"/>
                 <w:color w:val="202938"/>
-                <w:sz w:val="18"/>
+                <w:sz w:val="17"/>
               </w:rPr>
-              <w:t>OCR ابری</w:t>
+              <w:t>Connector</w:t>
             </w:r>
           </w:p>
         </w:tc>
@@ -3024,69 +2095,1030 @@
               <w:insideH w:val="single" w:sz="6" w:color="D9D9D9"/>
               <w:insideV w:val="single" w:sz="6" w:color="D9D9D9"/>
             </w:tcBorders>
-            <w:tcMar>
-              <w:top w:w="100" w:type="dxa"/>
-              <w:start w:w="120" w:type="dxa"/>
-              <w:bottom w:w="100" w:type="dxa"/>
-              <w:end w:w="120" w:type="dxa"/>
-            </w:tcMar>
-            <w:shd w:fill="F7F9FB"/>
             <w:vAlign w:val="center"/>
+            <w:shd w:fill="F5F8FB"/>
           </w:tcPr>
           <w:p>
             <w:pPr>
-              <w:spacing w:line="300" w:lineRule="auto"/>
+              <w:spacing w:line="288" w:lineRule="auto"/>
               <w:jc w:val="right"/>
               <w:bidi/>
             </w:pPr>
             <w:r>
               <w:rPr>
-                <w:rFonts w:ascii="Aptos" w:hAnsi="Aptos" w:cs="Vazirmatn" w:eastAsia="Vazirmatn"/>
+                <w:rFonts w:ascii="Aptos" w:hAnsi="Aptos" w:cs="Vazirmatn"/>
                 <w:b w:val="0"/>
                 <w:color w:val="202938"/>
-                <w:sz w:val="18"/>
+                <w:sz w:val="17"/>
               </w:rPr>
-              <w:t>ارائه‌دهندهٔ فعال‌شده از طریق تنظیمات؛ درخواست باید محدودیت زمانی، خطای قابل تشخیص و نگهداری ایمن اعتبارنامه داشته باشد.</w:t>
+              <w:t>وب، GitHub و Webhook برای ورود داده به مجموعهٔ دانش.</w:t>
             </w:r>
           </w:p>
         </w:tc>
       </w:tr>
     </w:tbl>
-    <w:p>
-      <w:pPr>
-        <w:spacing w:after="40"/>
-      </w:pPr>
-    </w:p>
+    <w:p/>
     <w:p>
       <w:pPr>
         <w:pStyle w:val="Heading1"/>
-        <w:spacing w:before="280" w:after="120"/>
+        <w:spacing w:before="260" w:after="100"/>
         <w:jc w:val="right"/>
         <w:bidi/>
       </w:pPr>
       <w:r>
         <w:rPr>
-          <w:rFonts w:ascii="Aptos" w:hAnsi="Aptos" w:cs="Vazirmatn" w:eastAsia="Vazirmatn"/>
+          <w:rFonts w:ascii="Aptos" w:hAnsi="Aptos" w:cs="Vazirmatn"/>
           <w:b/>
-          <w:color w:val="183153"/>
+          <w:color w:val="000000"/>
           <w:sz w:val="30"/>
         </w:rPr>
-        <w:t>۶. الزامات غیرکارکردی</w:t>
+        <w:t>۴. نیازمندی‌های کارکردی</w:t>
       </w:r>
     </w:p>
     <w:p>
       <w:pPr>
         <w:pStyle w:val="Heading2"/>
-        <w:spacing w:before="180" w:after="120"/>
+        <w:spacing w:before="160" w:after="100"/>
         <w:jc w:val="right"/>
         <w:bidi/>
       </w:pPr>
       <w:r>
         <w:rPr>
-          <w:rFonts w:ascii="Aptos" w:hAnsi="Aptos" w:cs="Vazirmatn" w:eastAsia="Vazirmatn"/>
+          <w:rFonts w:ascii="Aptos" w:hAnsi="Aptos" w:cs="Vazirmatn"/>
           <w:b/>
-          <w:color w:val="183153"/>
-          <w:sz w:val="25"/>
+          <w:color w:val="000000"/>
+          <w:sz w:val="24"/>
+        </w:rPr>
+        <w:t>۴.۱. هویت و مجوز</w:t>
+      </w:r>
+    </w:p>
+    <w:p>
+      <w:pPr>
+        <w:pStyle w:val="ListBullet"/>
+        <w:spacing w:after="40" w:line="317" w:lineRule="auto"/>
+        <w:jc w:val="right"/>
+        <w:bidi/>
+      </w:pPr>
+      <w:r>
+        <w:rPr>
+          <w:rFonts w:ascii="Aptos" w:hAnsi="Aptos" w:cs="Vazirmatn"/>
+          <w:b w:val="0"/>
+          <w:color w:val="202938"/>
+          <w:sz w:val="20"/>
+        </w:rPr>
+        <w:t>FR-AUTH-01: سامانه باید ورود با نام کاربری و گذرواژه را اعتبارسنجی و فقط پس از موفقیت نشست ایجاد کند.</w:t>
+      </w:r>
+    </w:p>
+    <w:p>
+      <w:pPr>
+        <w:pStyle w:val="ListBullet"/>
+        <w:spacing w:after="40" w:line="317" w:lineRule="auto"/>
+        <w:jc w:val="right"/>
+        <w:bidi/>
+      </w:pPr>
+      <w:r>
+        <w:rPr>
+          <w:rFonts w:ascii="Aptos" w:hAnsi="Aptos" w:cs="Vazirmatn"/>
+          <w:b w:val="0"/>
+          <w:color w:val="202938"/>
+          <w:sz w:val="20"/>
+        </w:rPr>
+        <w:t>FR-AUTH-02: نشست باید با کوکی HttpOnly و مشخصات امن مناسب نگهداری شود؛ خروج همان کوکی را منقضی کند.</w:t>
+      </w:r>
+    </w:p>
+    <w:p>
+      <w:pPr>
+        <w:pStyle w:val="ListBullet"/>
+        <w:spacing w:after="40" w:line="317" w:lineRule="auto"/>
+        <w:jc w:val="right"/>
+        <w:bidi/>
+      </w:pPr>
+      <w:r>
+        <w:rPr>
+          <w:rFonts w:ascii="Aptos" w:hAnsi="Aptos" w:cs="Vazirmatn"/>
+          <w:b w:val="0"/>
+          <w:color w:val="202938"/>
+          <w:sz w:val="20"/>
+        </w:rPr>
+        <w:t>FR-AUTH-03: توکن دسترسی باید تاریخ انقضا و شناسهٔ نشست یا jti داشته باشد تا ابطال سمت سرور ممکن شود.</w:t>
+      </w:r>
+    </w:p>
+    <w:p>
+      <w:pPr>
+        <w:pStyle w:val="ListBullet"/>
+        <w:spacing w:after="40" w:line="317" w:lineRule="auto"/>
+        <w:jc w:val="right"/>
+        <w:bidi/>
+      </w:pPr>
+      <w:r>
+        <w:rPr>
+          <w:rFonts w:ascii="Aptos" w:hAnsi="Aptos" w:cs="Vazirmatn"/>
+          <w:b w:val="0"/>
+          <w:color w:val="202938"/>
+          <w:sz w:val="20"/>
+        </w:rPr>
+        <w:t>FR-AUTH-04: کنترل دسترسی API و رابط باید نقش و سازمان کاربر را اعمال کند و گزینهٔ غیرمجاز را نشان ندهد.</w:t>
+      </w:r>
+    </w:p>
+    <w:p>
+      <w:pPr>
+        <w:pStyle w:val="Heading2"/>
+        <w:spacing w:before="160" w:after="100"/>
+        <w:jc w:val="right"/>
+        <w:bidi/>
+      </w:pPr>
+      <w:r>
+        <w:rPr>
+          <w:rFonts w:ascii="Aptos" w:hAnsi="Aptos" w:cs="Vazirmatn"/>
+          <w:b/>
+          <w:color w:val="000000"/>
+          <w:sz w:val="24"/>
+        </w:rPr>
+        <w:t>۴.۲. مجموعه‌های دانش و اسناد</w:t>
+      </w:r>
+    </w:p>
+    <w:p>
+      <w:pPr>
+        <w:pStyle w:val="ListBullet"/>
+        <w:spacing w:after="40" w:line="317" w:lineRule="auto"/>
+        <w:jc w:val="right"/>
+        <w:bidi/>
+      </w:pPr>
+      <w:r>
+        <w:rPr>
+          <w:rFonts w:ascii="Aptos" w:hAnsi="Aptos" w:cs="Vazirmatn"/>
+          <w:b w:val="0"/>
+          <w:color w:val="202938"/>
+          <w:sz w:val="20"/>
+        </w:rPr>
+        <w:t>FR-KB-01: مدیر باید بتواند مجموعهٔ دانش را ایجاد، ویرایش و پس از تأیید حذف کند.</w:t>
+      </w:r>
+    </w:p>
+    <w:p>
+      <w:pPr>
+        <w:pStyle w:val="ListBullet"/>
+        <w:spacing w:after="40" w:line="317" w:lineRule="auto"/>
+        <w:jc w:val="right"/>
+        <w:bidi/>
+      </w:pPr>
+      <w:r>
+        <w:rPr>
+          <w:rFonts w:ascii="Aptos" w:hAnsi="Aptos" w:cs="Vazirmatn"/>
+          <w:b w:val="0"/>
+          <w:color w:val="202938"/>
+          <w:sz w:val="20"/>
+        </w:rPr>
+        <w:t>FR-KB-02: مجموعه باید سطح مشاهده، ویرایش یا مدیریت داشته باشد و این سطح در API اعمال شود.</w:t>
+      </w:r>
+    </w:p>
+    <w:p>
+      <w:pPr>
+        <w:pStyle w:val="ListBullet"/>
+        <w:spacing w:after="40" w:line="317" w:lineRule="auto"/>
+        <w:jc w:val="right"/>
+        <w:bidi/>
+      </w:pPr>
+      <w:r>
+        <w:rPr>
+          <w:rFonts w:ascii="Aptos" w:hAnsi="Aptos" w:cs="Vazirmatn"/>
+          <w:b w:val="0"/>
+          <w:color w:val="202938"/>
+          <w:sz w:val="20"/>
+        </w:rPr>
+        <w:t>FR-KB-03: کاربر دارای مجوز باید بتواند PDF و فایل متنی پشتیبانی‌شده را به مجموعه انتخاب‌شده بارگذاری کند.</w:t>
+      </w:r>
+    </w:p>
+    <w:p>
+      <w:pPr>
+        <w:pStyle w:val="ListBullet"/>
+        <w:spacing w:after="40" w:line="317" w:lineRule="auto"/>
+        <w:jc w:val="right"/>
+        <w:bidi/>
+      </w:pPr>
+      <w:r>
+        <w:rPr>
+          <w:rFonts w:ascii="Aptos" w:hAnsi="Aptos" w:cs="Vazirmatn"/>
+          <w:b w:val="0"/>
+          <w:color w:val="202938"/>
+          <w:sz w:val="20"/>
+        </w:rPr>
+        <w:t>FR-KB-04: سامانه باید نام فایل، انتقال، مرحلهٔ پردازش، درصد پیشرفت و خطای قابل اقدام را نمایش دهد.</w:t>
+      </w:r>
+    </w:p>
+    <w:p>
+      <w:pPr>
+        <w:pStyle w:val="ListBullet"/>
+        <w:spacing w:after="40" w:line="317" w:lineRule="auto"/>
+        <w:jc w:val="right"/>
+        <w:bidi/>
+      </w:pPr>
+      <w:r>
+        <w:rPr>
+          <w:rFonts w:ascii="Aptos" w:hAnsi="Aptos" w:cs="Vazirmatn"/>
+          <w:b w:val="0"/>
+          <w:color w:val="202938"/>
+          <w:sz w:val="20"/>
+        </w:rPr>
+        <w:t>FR-KB-05: مدیر باید بتواند سند ناموفق را Retry یا از مجموعه خارج کند.</w:t>
+      </w:r>
+    </w:p>
+    <w:p>
+      <w:pPr>
+        <w:pStyle w:val="ListBullet"/>
+        <w:spacing w:after="40" w:line="317" w:lineRule="auto"/>
+        <w:jc w:val="right"/>
+        <w:bidi/>
+      </w:pPr>
+      <w:r>
+        <w:rPr>
+          <w:rFonts w:ascii="Aptos" w:hAnsi="Aptos" w:cs="Vazirmatn"/>
+          <w:b w:val="0"/>
+          <w:color w:val="202938"/>
+          <w:sz w:val="20"/>
+        </w:rPr>
+        <w:t>FR-KB-06: فهرست اسناد باید جست‌وجو، فیلتر وضعیت و نمایش درست نام‌های فارسی و لاتین با پسوند داشته باشد.</w:t>
+      </w:r>
+    </w:p>
+    <w:p>
+      <w:pPr>
+        <w:pStyle w:val="Heading2"/>
+        <w:spacing w:before="160" w:after="100"/>
+        <w:jc w:val="right"/>
+        <w:bidi/>
+      </w:pPr>
+      <w:r>
+        <w:rPr>
+          <w:rFonts w:ascii="Aptos" w:hAnsi="Aptos" w:cs="Vazirmatn"/>
+          <w:b/>
+          <w:color w:val="000000"/>
+          <w:sz w:val="24"/>
+        </w:rPr>
+        <w:t>۴.۳. پردازش و OCR</w:t>
+      </w:r>
+    </w:p>
+    <w:p>
+      <w:pPr>
+        <w:pStyle w:val="ListBullet"/>
+        <w:spacing w:after="40" w:line="317" w:lineRule="auto"/>
+        <w:jc w:val="right"/>
+        <w:bidi/>
+      </w:pPr>
+      <w:r>
+        <w:rPr>
+          <w:rFonts w:ascii="Aptos" w:hAnsi="Aptos" w:cs="Vazirmatn"/>
+          <w:b w:val="0"/>
+          <w:color w:val="202938"/>
+          <w:sz w:val="20"/>
+        </w:rPr>
+        <w:t>FR-ING-01: Worker باید کار صف‌شده را دریافت، محتوا را استخراج، قطعه‌بندی و ایندکس کند.</w:t>
+      </w:r>
+    </w:p>
+    <w:p>
+      <w:pPr>
+        <w:pStyle w:val="ListBullet"/>
+        <w:spacing w:after="40" w:line="317" w:lineRule="auto"/>
+        <w:jc w:val="right"/>
+        <w:bidi/>
+      </w:pPr>
+      <w:r>
+        <w:rPr>
+          <w:rFonts w:ascii="Aptos" w:hAnsi="Aptos" w:cs="Vazirmatn"/>
+          <w:b w:val="0"/>
+          <w:color w:val="202938"/>
+          <w:sz w:val="20"/>
+        </w:rPr>
+        <w:t>FR-ING-02: برای سند اسکن‌شده و OCR فعال، سامانه باید درخواست OCR را با timeout مشخص ارسال کند.</w:t>
+      </w:r>
+    </w:p>
+    <w:p>
+      <w:pPr>
+        <w:pStyle w:val="ListBullet"/>
+        <w:spacing w:after="40" w:line="317" w:lineRule="auto"/>
+        <w:jc w:val="right"/>
+        <w:bidi/>
+      </w:pPr>
+      <w:r>
+        <w:rPr>
+          <w:rFonts w:ascii="Aptos" w:hAnsi="Aptos" w:cs="Vazirmatn"/>
+          <w:b w:val="0"/>
+          <w:color w:val="202938"/>
+          <w:sz w:val="20"/>
+        </w:rPr>
+        <w:t>FR-ING-03: خروجی پردازش باید با شناسهٔ سازمان، مجموعه، سند و در صورت وجود صفحه ذخیره شود.</w:t>
+      </w:r>
+    </w:p>
+    <w:p>
+      <w:pPr>
+        <w:pStyle w:val="ListBullet"/>
+        <w:spacing w:after="40" w:line="317" w:lineRule="auto"/>
+        <w:jc w:val="right"/>
+        <w:bidi/>
+      </w:pPr>
+      <w:r>
+        <w:rPr>
+          <w:rFonts w:ascii="Aptos" w:hAnsi="Aptos" w:cs="Vazirmatn"/>
+          <w:b w:val="0"/>
+          <w:color w:val="202938"/>
+          <w:sz w:val="20"/>
+        </w:rPr>
+        <w:t>FR-ING-04: خطای استخراج، OCR یا ایندکس نباید سند را indexed اعلام کند و باید برای Retry قابل گزارش باشد.</w:t>
+      </w:r>
+    </w:p>
+    <w:p>
+      <w:pPr>
+        <w:pStyle w:val="ListBullet"/>
+        <w:spacing w:after="40" w:line="317" w:lineRule="auto"/>
+        <w:jc w:val="right"/>
+        <w:bidi/>
+      </w:pPr>
+      <w:r>
+        <w:rPr>
+          <w:rFonts w:ascii="Aptos" w:hAnsi="Aptos" w:cs="Vazirmatn"/>
+          <w:b w:val="0"/>
+          <w:color w:val="202938"/>
+          <w:sz w:val="20"/>
+        </w:rPr>
+        <w:t>FR-ING-05: Worker در کار طولانی باید heartbeat مستقل ثبت کند.</w:t>
+      </w:r>
+    </w:p>
+    <w:p>
+      <w:pPr>
+        <w:pStyle w:val="Heading2"/>
+        <w:spacing w:before="160" w:after="100"/>
+        <w:jc w:val="right"/>
+        <w:bidi/>
+      </w:pPr>
+      <w:r>
+        <w:rPr>
+          <w:rFonts w:ascii="Aptos" w:hAnsi="Aptos" w:cs="Vazirmatn"/>
+          <w:b/>
+          <w:color w:val="000000"/>
+          <w:sz w:val="24"/>
+        </w:rPr>
+        <w:t>۴.۴. بازیابی، گفتگو و اعتماد پاسخ</w:t>
+      </w:r>
+    </w:p>
+    <w:p>
+      <w:pPr>
+        <w:pStyle w:val="ListBullet"/>
+        <w:spacing w:after="40" w:line="317" w:lineRule="auto"/>
+        <w:jc w:val="right"/>
+        <w:bidi/>
+      </w:pPr>
+      <w:r>
+        <w:rPr>
+          <w:rFonts w:ascii="Aptos" w:hAnsi="Aptos" w:cs="Vazirmatn"/>
+          <w:b w:val="0"/>
+          <w:color w:val="202938"/>
+          <w:sz w:val="20"/>
+        </w:rPr>
+        <w:t>FR-RAG-01: کاربر باید مجموعه یا Assistant مجاز را پیش از پرسش انتخاب کند.</w:t>
+      </w:r>
+    </w:p>
+    <w:p>
+      <w:pPr>
+        <w:pStyle w:val="ListBullet"/>
+        <w:spacing w:after="40" w:line="317" w:lineRule="auto"/>
+        <w:jc w:val="right"/>
+        <w:bidi/>
+      </w:pPr>
+      <w:r>
+        <w:rPr>
+          <w:rFonts w:ascii="Aptos" w:hAnsi="Aptos" w:cs="Vazirmatn"/>
+          <w:b w:val="0"/>
+          <w:color w:val="202938"/>
+          <w:sz w:val="20"/>
+        </w:rPr>
+        <w:t>FR-RAG-02: بازیابی باید فقط در سازمان و محدودهٔ انتخاب‌شده اجرا شود.</w:t>
+      </w:r>
+    </w:p>
+    <w:p>
+      <w:pPr>
+        <w:pStyle w:val="ListBullet"/>
+        <w:spacing w:after="40" w:line="317" w:lineRule="auto"/>
+        <w:jc w:val="right"/>
+        <w:bidi/>
+      </w:pPr>
+      <w:r>
+        <w:rPr>
+          <w:rFonts w:ascii="Aptos" w:hAnsi="Aptos" w:cs="Vazirmatn"/>
+          <w:b w:val="0"/>
+          <w:color w:val="202938"/>
+          <w:sz w:val="20"/>
+        </w:rPr>
+        <w:t>FR-RAG-03: پاسخ باید وضعیت «مستند»، «ترکیبی» یا «پشتوانه ناکافی» داشته باشد.</w:t>
+      </w:r>
+    </w:p>
+    <w:p>
+      <w:pPr>
+        <w:pStyle w:val="ListBullet"/>
+        <w:spacing w:after="40" w:line="317" w:lineRule="auto"/>
+        <w:jc w:val="right"/>
+        <w:bidi/>
+      </w:pPr>
+      <w:r>
+        <w:rPr>
+          <w:rFonts w:ascii="Aptos" w:hAnsi="Aptos" w:cs="Vazirmatn"/>
+          <w:b w:val="0"/>
+          <w:color w:val="202938"/>
+          <w:sz w:val="20"/>
+        </w:rPr>
+        <w:t>FR-RAG-04: منبع پاسخ باید نام فایل، قطعه یا صفحه و متن مرتبط را در صورت وجود نمایش دهد.</w:t>
+      </w:r>
+    </w:p>
+    <w:p>
+      <w:pPr>
+        <w:pStyle w:val="ListBullet"/>
+        <w:spacing w:after="40" w:line="317" w:lineRule="auto"/>
+        <w:jc w:val="right"/>
+        <w:bidi/>
+      </w:pPr>
+      <w:r>
+        <w:rPr>
+          <w:rFonts w:ascii="Aptos" w:hAnsi="Aptos" w:cs="Vazirmatn"/>
+          <w:b w:val="0"/>
+          <w:color w:val="202938"/>
+          <w:sz w:val="20"/>
+        </w:rPr>
+        <w:t>FR-RAG-05: در زمان تولید پاسخ، کاربر باید بتواند عملیات را لغو کند و متن پرسش باقی بماند.</w:t>
+      </w:r>
+    </w:p>
+    <w:p>
+      <w:pPr>
+        <w:pStyle w:val="ListBullet"/>
+        <w:spacing w:after="40" w:line="317" w:lineRule="auto"/>
+        <w:jc w:val="right"/>
+        <w:bidi/>
+      </w:pPr>
+      <w:r>
+        <w:rPr>
+          <w:rFonts w:ascii="Aptos" w:hAnsi="Aptos" w:cs="Vazirmatn"/>
+          <w:b w:val="0"/>
+          <w:color w:val="202938"/>
+          <w:sz w:val="20"/>
+        </w:rPr>
+        <w:t>FR-RAG-06: گفتگو، پیام‌ها و منابع باید برای مراجعهٔ بعدی ذخیره شوند.</w:t>
+      </w:r>
+    </w:p>
+    <w:p>
+      <w:pPr>
+        <w:pStyle w:val="Heading2"/>
+        <w:spacing w:before="160" w:after="100"/>
+        <w:jc w:val="right"/>
+        <w:bidi/>
+      </w:pPr>
+      <w:r>
+        <w:rPr>
+          <w:rFonts w:ascii="Aptos" w:hAnsi="Aptos" w:cs="Vazirmatn"/>
+          <w:b/>
+          <w:color w:val="000000"/>
+          <w:sz w:val="24"/>
+        </w:rPr>
+        <w:t>۴.۵. Assistant، اشتراک‌گذاری، بازخورد و Connector</w:t>
+      </w:r>
+    </w:p>
+    <w:p>
+      <w:pPr>
+        <w:pStyle w:val="ListBullet"/>
+        <w:spacing w:after="40" w:line="317" w:lineRule="auto"/>
+        <w:jc w:val="right"/>
+        <w:bidi/>
+      </w:pPr>
+      <w:r>
+        <w:rPr>
+          <w:rFonts w:ascii="Aptos" w:hAnsi="Aptos" w:cs="Vazirmatn"/>
+          <w:b w:val="0"/>
+          <w:color w:val="202938"/>
+          <w:sz w:val="20"/>
+        </w:rPr>
+        <w:t>FR-AST-01: مدیر باید Assistant و مجموعه‌های دانش متصل آن را مدیریت کند.</w:t>
+      </w:r>
+    </w:p>
+    <w:p>
+      <w:pPr>
+        <w:pStyle w:val="ListBullet"/>
+        <w:spacing w:after="40" w:line="317" w:lineRule="auto"/>
+        <w:jc w:val="right"/>
+        <w:bidi/>
+      </w:pPr>
+      <w:r>
+        <w:rPr>
+          <w:rFonts w:ascii="Aptos" w:hAnsi="Aptos" w:cs="Vazirmatn"/>
+          <w:b w:val="0"/>
+          <w:color w:val="202938"/>
+          <w:sz w:val="20"/>
+        </w:rPr>
+        <w:t>FR-SHR-01: کاربر مجاز باید بتواند گفت‌وگو را برای تیم یا با پیوند اشتراک‌گذاری کند.</w:t>
+      </w:r>
+    </w:p>
+    <w:p>
+      <w:pPr>
+        <w:pStyle w:val="ListBullet"/>
+        <w:spacing w:after="40" w:line="317" w:lineRule="auto"/>
+        <w:jc w:val="right"/>
+        <w:bidi/>
+      </w:pPr>
+      <w:r>
+        <w:rPr>
+          <w:rFonts w:ascii="Aptos" w:hAnsi="Aptos" w:cs="Vazirmatn"/>
+          <w:b w:val="0"/>
+          <w:color w:val="202938"/>
+          <w:sz w:val="20"/>
+        </w:rPr>
+        <w:t>FR-SHR-02: موفقیت کپی پیوند فقط پس از موفقیت Clipboard API نمایش داده شود.</w:t>
+      </w:r>
+    </w:p>
+    <w:p>
+      <w:pPr>
+        <w:pStyle w:val="ListBullet"/>
+        <w:spacing w:after="40" w:line="317" w:lineRule="auto"/>
+        <w:jc w:val="right"/>
+        <w:bidi/>
+      </w:pPr>
+      <w:r>
+        <w:rPr>
+          <w:rFonts w:ascii="Aptos" w:hAnsi="Aptos" w:cs="Vazirmatn"/>
+          <w:b w:val="0"/>
+          <w:color w:val="202938"/>
+          <w:sz w:val="20"/>
+        </w:rPr>
+        <w:t>FR-FBK-01: کاربر باید بتواند بازخورد را به پاسخ و در صورت وجود Assistant مرتبط ثبت کند.</w:t>
+      </w:r>
+    </w:p>
+    <w:p>
+      <w:pPr>
+        <w:pStyle w:val="ListBullet"/>
+        <w:spacing w:after="40" w:line="317" w:lineRule="auto"/>
+        <w:jc w:val="right"/>
+        <w:bidi/>
+      </w:pPr>
+      <w:r>
+        <w:rPr>
+          <w:rFonts w:ascii="Aptos" w:hAnsi="Aptos" w:cs="Vazirmatn"/>
+          <w:b w:val="0"/>
+          <w:color w:val="202938"/>
+          <w:sz w:val="20"/>
+        </w:rPr>
+        <w:t>FR-CON-01: مدیر باید بتواند Connector وب، GitHub یا Webhook ایجاد و همگام‌سازی را پیگیری کند.</w:t>
+      </w:r>
+    </w:p>
+    <w:p>
+      <w:pPr>
+        <w:pStyle w:val="ListBullet"/>
+        <w:spacing w:after="40" w:line="317" w:lineRule="auto"/>
+        <w:jc w:val="right"/>
+        <w:bidi/>
+      </w:pPr>
+      <w:r>
+        <w:rPr>
+          <w:rFonts w:ascii="Aptos" w:hAnsi="Aptos" w:cs="Vazirmatn"/>
+          <w:b w:val="0"/>
+          <w:color w:val="202938"/>
+          <w:sz w:val="20"/>
+        </w:rPr>
+        <w:t>FR-CON-02: تصاحب Lease برای همگام‌سازی باید اتمیک باشد تا دو Scheduler یک Connector را هم‌زمان اجرا نکنند.</w:t>
+      </w:r>
+    </w:p>
+    <w:p>
+      <w:pPr>
+        <w:pStyle w:val="Heading1"/>
+        <w:spacing w:before="260" w:after="100"/>
+        <w:jc w:val="right"/>
+        <w:bidi/>
+      </w:pPr>
+      <w:r>
+        <w:rPr>
+          <w:rFonts w:ascii="Aptos" w:hAnsi="Aptos" w:cs="Vazirmatn"/>
+          <w:b/>
+          <w:color w:val="000000"/>
+          <w:sz w:val="30"/>
+        </w:rPr>
+        <w:t>۵. نیازمندی‌های داده</w:t>
+      </w:r>
+    </w:p>
+    <w:tbl>
+      <w:tblPr>
+        <w:tblStyle w:val="TableGrid"/>
+        <w:tblW w:type="auto" w:w="0"/>
+        <w:jc w:val="center"/>
+        <w:tblLayout w:type="fixed"/>
+        <w:tblLook w:firstColumn="1" w:firstRow="1" w:lastColumn="0" w:lastRow="0" w:noHBand="0" w:noVBand="1" w:val="04A0"/>
+      </w:tblPr>
+      <w:tblGrid>
+        <w:gridCol w:w="4986"/>
+        <w:gridCol w:w="4986"/>
+      </w:tblGrid>
+      <w:tr>
+        <w:trPr>
+          <w:tblHeader w:val="true"/>
+        </w:trPr>
+        <w:tc>
+          <w:tcPr>
+            <w:tcW w:type="dxa" w:w="1701"/>
+            <w:shd w:fill="183153"/>
+            <w:tcBorders>
+              <w:top w:val="single" w:sz="6" w:color="D9D9D9"/>
+              <w:left w:val="single" w:sz="6" w:color="D9D9D9"/>
+              <w:bottom w:val="single" w:sz="6" w:color="D9D9D9"/>
+              <w:right w:val="single" w:sz="6" w:color="D9D9D9"/>
+              <w:insideH w:val="single" w:sz="6" w:color="D9D9D9"/>
+              <w:insideV w:val="single" w:sz="6" w:color="D9D9D9"/>
+            </w:tcBorders>
+            <w:vAlign w:val="center"/>
+          </w:tcPr>
+          <w:p>
+            <w:pPr>
+              <w:jc w:val="center"/>
+              <w:bidi/>
+            </w:pPr>
+            <w:r>
+              <w:rPr>
+                <w:rFonts w:ascii="Aptos" w:hAnsi="Aptos" w:cs="Vazirmatn"/>
+                <w:b/>
+                <w:color w:val="FFFFFF"/>
+                <w:sz w:val="18"/>
+              </w:rPr>
+              <w:t>شناسه</w:t>
+            </w:r>
+          </w:p>
+        </w:tc>
+        <w:tc>
+          <w:tcPr>
+            <w:tcW w:type="dxa" w:w="7087"/>
+            <w:shd w:fill="183153"/>
+            <w:tcBorders>
+              <w:top w:val="single" w:sz="6" w:color="D9D9D9"/>
+              <w:left w:val="single" w:sz="6" w:color="D9D9D9"/>
+              <w:bottom w:val="single" w:sz="6" w:color="D9D9D9"/>
+              <w:right w:val="single" w:sz="6" w:color="D9D9D9"/>
+              <w:insideH w:val="single" w:sz="6" w:color="D9D9D9"/>
+              <w:insideV w:val="single" w:sz="6" w:color="D9D9D9"/>
+            </w:tcBorders>
+            <w:vAlign w:val="center"/>
+          </w:tcPr>
+          <w:p>
+            <w:pPr>
+              <w:jc w:val="center"/>
+              <w:bidi/>
+            </w:pPr>
+            <w:r>
+              <w:rPr>
+                <w:rFonts w:ascii="Aptos" w:hAnsi="Aptos" w:cs="Vazirmatn"/>
+                <w:b/>
+                <w:color w:val="FFFFFF"/>
+                <w:sz w:val="18"/>
+              </w:rPr>
+              <w:t>الزام</w:t>
+            </w:r>
+          </w:p>
+        </w:tc>
+      </w:tr>
+      <w:tr>
+        <w:tc>
+          <w:tcPr>
+            <w:tcW w:type="dxa" w:w="1701"/>
+            <w:tcBorders>
+              <w:top w:val="single" w:sz="6" w:color="D9D9D9"/>
+              <w:left w:val="single" w:sz="6" w:color="D9D9D9"/>
+              <w:bottom w:val="single" w:sz="6" w:color="D9D9D9"/>
+              <w:right w:val="single" w:sz="6" w:color="D9D9D9"/>
+              <w:insideH w:val="single" w:sz="6" w:color="D9D9D9"/>
+              <w:insideV w:val="single" w:sz="6" w:color="D9D9D9"/>
+            </w:tcBorders>
+            <w:vAlign w:val="center"/>
+          </w:tcPr>
+          <w:p>
+            <w:pPr>
+              <w:spacing w:line="288" w:lineRule="auto"/>
+              <w:jc w:val="right"/>
+              <w:bidi/>
+            </w:pPr>
+            <w:r>
+              <w:rPr>
+                <w:rFonts w:ascii="Aptos" w:hAnsi="Aptos" w:cs="Vazirmatn"/>
+                <w:b w:val="0"/>
+                <w:color w:val="202938"/>
+                <w:sz w:val="17"/>
+              </w:rPr>
+              <w:t>DAT-01</w:t>
+            </w:r>
+          </w:p>
+        </w:tc>
+        <w:tc>
+          <w:tcPr>
+            <w:tcW w:type="dxa" w:w="7087"/>
+            <w:tcBorders>
+              <w:top w:val="single" w:sz="6" w:color="D9D9D9"/>
+              <w:left w:val="single" w:sz="6" w:color="D9D9D9"/>
+              <w:bottom w:val="single" w:sz="6" w:color="D9D9D9"/>
+              <w:right w:val="single" w:sz="6" w:color="D9D9D9"/>
+              <w:insideH w:val="single" w:sz="6" w:color="D9D9D9"/>
+              <w:insideV w:val="single" w:sz="6" w:color="D9D9D9"/>
+            </w:tcBorders>
+            <w:vAlign w:val="center"/>
+          </w:tcPr>
+          <w:p>
+            <w:pPr>
+              <w:spacing w:line="288" w:lineRule="auto"/>
+              <w:jc w:val="right"/>
+              <w:bidi/>
+            </w:pPr>
+            <w:r>
+              <w:rPr>
+                <w:rFonts w:ascii="Aptos" w:hAnsi="Aptos" w:cs="Vazirmatn"/>
+                <w:b w:val="0"/>
+                <w:color w:val="202938"/>
+                <w:sz w:val="17"/>
+              </w:rPr>
+              <w:t>هر دادهٔ عملیاتی باید به سازمان تعلق داشته باشد و در لایهٔ پرس‌وجو با آن فیلتر شود.</w:t>
+            </w:r>
+          </w:p>
+        </w:tc>
+      </w:tr>
+      <w:tr>
+        <w:tc>
+          <w:tcPr>
+            <w:tcW w:type="dxa" w:w="1701"/>
+            <w:tcBorders>
+              <w:top w:val="single" w:sz="6" w:color="D9D9D9"/>
+              <w:left w:val="single" w:sz="6" w:color="D9D9D9"/>
+              <w:bottom w:val="single" w:sz="6" w:color="D9D9D9"/>
+              <w:right w:val="single" w:sz="6" w:color="D9D9D9"/>
+              <w:insideH w:val="single" w:sz="6" w:color="D9D9D9"/>
+              <w:insideV w:val="single" w:sz="6" w:color="D9D9D9"/>
+            </w:tcBorders>
+            <w:vAlign w:val="center"/>
+            <w:shd w:fill="F5F8FB"/>
+          </w:tcPr>
+          <w:p>
+            <w:pPr>
+              <w:spacing w:line="288" w:lineRule="auto"/>
+              <w:jc w:val="right"/>
+              <w:bidi/>
+            </w:pPr>
+            <w:r>
+              <w:rPr>
+                <w:rFonts w:ascii="Aptos" w:hAnsi="Aptos" w:cs="Vazirmatn"/>
+                <w:b w:val="0"/>
+                <w:color w:val="202938"/>
+                <w:sz w:val="17"/>
+              </w:rPr>
+              <w:t>DAT-02</w:t>
+            </w:r>
+          </w:p>
+        </w:tc>
+        <w:tc>
+          <w:tcPr>
+            <w:tcW w:type="dxa" w:w="7087"/>
+            <w:tcBorders>
+              <w:top w:val="single" w:sz="6" w:color="D9D9D9"/>
+              <w:left w:val="single" w:sz="6" w:color="D9D9D9"/>
+              <w:bottom w:val="single" w:sz="6" w:color="D9D9D9"/>
+              <w:right w:val="single" w:sz="6" w:color="D9D9D9"/>
+              <w:insideH w:val="single" w:sz="6" w:color="D9D9D9"/>
+              <w:insideV w:val="single" w:sz="6" w:color="D9D9D9"/>
+            </w:tcBorders>
+            <w:vAlign w:val="center"/>
+            <w:shd w:fill="F5F8FB"/>
+          </w:tcPr>
+          <w:p>
+            <w:pPr>
+              <w:spacing w:line="288" w:lineRule="auto"/>
+              <w:jc w:val="right"/>
+              <w:bidi/>
+            </w:pPr>
+            <w:r>
+              <w:rPr>
+                <w:rFonts w:ascii="Aptos" w:hAnsi="Aptos" w:cs="Vazirmatn"/>
+                <w:b w:val="0"/>
+                <w:color w:val="202938"/>
+                <w:sz w:val="17"/>
+              </w:rPr>
+              <w:t>سند باید شناسه، نام، نوع، مجموعه، وضعیت، مرحله، درصد، خطا و زمان‌های لازم را نگه دارد.</w:t>
+            </w:r>
+          </w:p>
+        </w:tc>
+      </w:tr>
+      <w:tr>
+        <w:tc>
+          <w:tcPr>
+            <w:tcW w:type="dxa" w:w="1701"/>
+            <w:tcBorders>
+              <w:top w:val="single" w:sz="6" w:color="D9D9D9"/>
+              <w:left w:val="single" w:sz="6" w:color="D9D9D9"/>
+              <w:bottom w:val="single" w:sz="6" w:color="D9D9D9"/>
+              <w:right w:val="single" w:sz="6" w:color="D9D9D9"/>
+              <w:insideH w:val="single" w:sz="6" w:color="D9D9D9"/>
+              <w:insideV w:val="single" w:sz="6" w:color="D9D9D9"/>
+            </w:tcBorders>
+            <w:vAlign w:val="center"/>
+          </w:tcPr>
+          <w:p>
+            <w:pPr>
+              <w:spacing w:line="288" w:lineRule="auto"/>
+              <w:jc w:val="right"/>
+              <w:bidi/>
+            </w:pPr>
+            <w:r>
+              <w:rPr>
+                <w:rFonts w:ascii="Aptos" w:hAnsi="Aptos" w:cs="Vazirmatn"/>
+                <w:b w:val="0"/>
+                <w:color w:val="202938"/>
+                <w:sz w:val="17"/>
+              </w:rPr>
+              <w:t>DAT-03</w:t>
+            </w:r>
+          </w:p>
+        </w:tc>
+        <w:tc>
+          <w:tcPr>
+            <w:tcW w:type="dxa" w:w="7087"/>
+            <w:tcBorders>
+              <w:top w:val="single" w:sz="6" w:color="D9D9D9"/>
+              <w:left w:val="single" w:sz="6" w:color="D9D9D9"/>
+              <w:bottom w:val="single" w:sz="6" w:color="D9D9D9"/>
+              <w:right w:val="single" w:sz="6" w:color="D9D9D9"/>
+              <w:insideH w:val="single" w:sz="6" w:color="D9D9D9"/>
+              <w:insideV w:val="single" w:sz="6" w:color="D9D9D9"/>
+            </w:tcBorders>
+            <w:vAlign w:val="center"/>
+          </w:tcPr>
+          <w:p>
+            <w:pPr>
+              <w:spacing w:line="288" w:lineRule="auto"/>
+              <w:jc w:val="right"/>
+              <w:bidi/>
+            </w:pPr>
+            <w:r>
+              <w:rPr>
+                <w:rFonts w:ascii="Aptos" w:hAnsi="Aptos" w:cs="Vazirmatn"/>
+                <w:b w:val="0"/>
+                <w:color w:val="202938"/>
+                <w:sz w:val="17"/>
+              </w:rPr>
+              <w:t>قطعهٔ بازیابی باید به سند و مجموعه وصل باشد و metadata منبع را برای نمایش استناد حفظ کند.</w:t>
+            </w:r>
+          </w:p>
+        </w:tc>
+      </w:tr>
+      <w:tr>
+        <w:tc>
+          <w:tcPr>
+            <w:tcW w:type="dxa" w:w="1701"/>
+            <w:tcBorders>
+              <w:top w:val="single" w:sz="6" w:color="D9D9D9"/>
+              <w:left w:val="single" w:sz="6" w:color="D9D9D9"/>
+              <w:bottom w:val="single" w:sz="6" w:color="D9D9D9"/>
+              <w:right w:val="single" w:sz="6" w:color="D9D9D9"/>
+              <w:insideH w:val="single" w:sz="6" w:color="D9D9D9"/>
+              <w:insideV w:val="single" w:sz="6" w:color="D9D9D9"/>
+            </w:tcBorders>
+            <w:vAlign w:val="center"/>
+            <w:shd w:fill="F5F8FB"/>
+          </w:tcPr>
+          <w:p>
+            <w:pPr>
+              <w:spacing w:line="288" w:lineRule="auto"/>
+              <w:jc w:val="right"/>
+              <w:bidi/>
+            </w:pPr>
+            <w:r>
+              <w:rPr>
+                <w:rFonts w:ascii="Aptos" w:hAnsi="Aptos" w:cs="Vazirmatn"/>
+                <w:b w:val="0"/>
+                <w:color w:val="202938"/>
+                <w:sz w:val="17"/>
+              </w:rPr>
+              <w:t>DAT-04</w:t>
+            </w:r>
+          </w:p>
+        </w:tc>
+        <w:tc>
+          <w:tcPr>
+            <w:tcW w:type="dxa" w:w="7087"/>
+            <w:tcBorders>
+              <w:top w:val="single" w:sz="6" w:color="D9D9D9"/>
+              <w:left w:val="single" w:sz="6" w:color="D9D9D9"/>
+              <w:bottom w:val="single" w:sz="6" w:color="D9D9D9"/>
+              <w:right w:val="single" w:sz="6" w:color="D9D9D9"/>
+              <w:insideH w:val="single" w:sz="6" w:color="D9D9D9"/>
+              <w:insideV w:val="single" w:sz="6" w:color="D9D9D9"/>
+            </w:tcBorders>
+            <w:vAlign w:val="center"/>
+            <w:shd w:fill="F5F8FB"/>
+          </w:tcPr>
+          <w:p>
+            <w:pPr>
+              <w:spacing w:line="288" w:lineRule="auto"/>
+              <w:jc w:val="right"/>
+              <w:bidi/>
+            </w:pPr>
+            <w:r>
+              <w:rPr>
+                <w:rFonts w:ascii="Aptos" w:hAnsi="Aptos" w:cs="Vazirmatn"/>
+                <w:b w:val="0"/>
+                <w:color w:val="202938"/>
+                <w:sz w:val="17"/>
+              </w:rPr>
+              <w:t>گفتگو، پیام، بازخورد، اشتراک‌گذاری و Assistant باید مالک و سازمان مرتبط داشته باشند.</w:t>
+            </w:r>
+          </w:p>
+        </w:tc>
+      </w:tr>
+      <w:tr>
+        <w:tc>
+          <w:tcPr>
+            <w:tcW w:type="dxa" w:w="1701"/>
+            <w:tcBorders>
+              <w:top w:val="single" w:sz="6" w:color="D9D9D9"/>
+              <w:left w:val="single" w:sz="6" w:color="D9D9D9"/>
+              <w:bottom w:val="single" w:sz="6" w:color="D9D9D9"/>
+              <w:right w:val="single" w:sz="6" w:color="D9D9D9"/>
+              <w:insideH w:val="single" w:sz="6" w:color="D9D9D9"/>
+              <w:insideV w:val="single" w:sz="6" w:color="D9D9D9"/>
+            </w:tcBorders>
+            <w:vAlign w:val="center"/>
+          </w:tcPr>
+          <w:p>
+            <w:pPr>
+              <w:spacing w:line="288" w:lineRule="auto"/>
+              <w:jc w:val="right"/>
+              <w:bidi/>
+            </w:pPr>
+            <w:r>
+              <w:rPr>
+                <w:rFonts w:ascii="Aptos" w:hAnsi="Aptos" w:cs="Vazirmatn"/>
+                <w:b w:val="0"/>
+                <w:color w:val="202938"/>
+                <w:sz w:val="17"/>
+              </w:rPr>
+              <w:t>DAT-05</w:t>
+            </w:r>
+          </w:p>
+        </w:tc>
+        <w:tc>
+          <w:tcPr>
+            <w:tcW w:type="dxa" w:w="7087"/>
+            <w:tcBorders>
+              <w:top w:val="single" w:sz="6" w:color="D9D9D9"/>
+              <w:left w:val="single" w:sz="6" w:color="D9D9D9"/>
+              <w:bottom w:val="single" w:sz="6" w:color="D9D9D9"/>
+              <w:right w:val="single" w:sz="6" w:color="D9D9D9"/>
+              <w:insideH w:val="single" w:sz="6" w:color="D9D9D9"/>
+              <w:insideV w:val="single" w:sz="6" w:color="D9D9D9"/>
+            </w:tcBorders>
+            <w:vAlign w:val="center"/>
+          </w:tcPr>
+          <w:p>
+            <w:pPr>
+              <w:spacing w:line="288" w:lineRule="auto"/>
+              <w:jc w:val="right"/>
+              <w:bidi/>
+            </w:pPr>
+            <w:r>
+              <w:rPr>
+                <w:rFonts w:ascii="Aptos" w:hAnsi="Aptos" w:cs="Vazirmatn"/>
+                <w:b w:val="0"/>
+                <w:color w:val="202938"/>
+                <w:sz w:val="17"/>
+              </w:rPr>
+              <w:t>رازها، گذرواژه‌ها و توکن خام نباید در دادهٔ قابل‌نمایش، پاسخ API یا log ثبت شوند.</w:t>
+            </w:r>
+          </w:p>
+        </w:tc>
+      </w:tr>
+    </w:tbl>
+    <w:p/>
+    <w:p>
+      <w:pPr>
+        <w:pStyle w:val="Heading1"/>
+        <w:spacing w:before="260" w:after="100"/>
+        <w:jc w:val="right"/>
+        <w:bidi/>
+      </w:pPr>
+      <w:r>
+        <w:rPr>
+          <w:rFonts w:ascii="Aptos" w:hAnsi="Aptos" w:cs="Vazirmatn"/>
+          <w:b/>
+          <w:color w:val="000000"/>
+          <w:sz w:val="30"/>
+        </w:rPr>
+        <w:t>۶. نیازمندی‌های غیرکارکردی</w:t>
+      </w:r>
+    </w:p>
+    <w:p>
+      <w:pPr>
+        <w:pStyle w:val="Heading2"/>
+        <w:spacing w:before="160" w:after="100"/>
+        <w:jc w:val="right"/>
+        <w:bidi/>
+      </w:pPr>
+      <w:r>
+        <w:rPr>
+          <w:rFonts w:ascii="Aptos" w:hAnsi="Aptos" w:cs="Vazirmatn"/>
+          <w:b/>
+          <w:color w:val="000000"/>
+          <w:sz w:val="24"/>
         </w:rPr>
         <w:t>۶.۱. امنیت و حریم داده</w:t>
       </w:r>
@@ -3094,361 +3126,307 @@
     <w:p>
       <w:pPr>
         <w:pStyle w:val="ListBullet"/>
-        <w:spacing w:after="40" w:line="324" w:lineRule="auto"/>
-        <w:ind w:left="113" w:right="113"/>
+        <w:spacing w:after="40" w:line="317" w:lineRule="auto"/>
         <w:jc w:val="right"/>
         <w:bidi/>
       </w:pPr>
       <w:r>
         <w:rPr>
-          <w:rFonts w:ascii="Aptos" w:hAnsi="Aptos" w:cs="Vazirmatn" w:eastAsia="Vazirmatn"/>
+          <w:rFonts w:ascii="Aptos" w:hAnsi="Aptos" w:cs="Vazirmatn"/>
           <w:b w:val="0"/>
           <w:color w:val="202938"/>
-          <w:sz w:val="21"/>
+          <w:sz w:val="20"/>
         </w:rPr>
-        <w:t>NFR-SEC-01: هر درخواست باید سازمان و نقش کاربر را در کنترل دسترسی لحاظ کند. دادهٔ یک سازمان نباید در بازیابی یا API سازمان دیگر ظاهر شود.</w:t>
+        <w:t>SEC-01: هیچ نتیجهٔ بازیابی، سند، گفتگو یا عضو سازمانی نباید خارج از مرز سازمان مجاز بازگردد.</w:t>
       </w:r>
     </w:p>
     <w:p>
       <w:pPr>
         <w:pStyle w:val="ListBullet"/>
-        <w:spacing w:after="40" w:line="324" w:lineRule="auto"/>
-        <w:ind w:left="113" w:right="113"/>
+        <w:spacing w:after="40" w:line="317" w:lineRule="auto"/>
         <w:jc w:val="right"/>
         <w:bidi/>
       </w:pPr>
       <w:r>
         <w:rPr>
-          <w:rFonts w:ascii="Aptos" w:hAnsi="Aptos" w:cs="Vazirmatn" w:eastAsia="Vazirmatn"/>
+          <w:rFonts w:ascii="Aptos" w:hAnsi="Aptos" w:cs="Vazirmatn"/>
           <w:b w:val="0"/>
           <w:color w:val="202938"/>
-          <w:sz w:val="21"/>
+          <w:sz w:val="20"/>
         </w:rPr>
-        <w:t>NFR-SEC-02: گذرواژه و توکن خام نباید در log یا پاسخ API ذخیره و افشا شود.</w:t>
+        <w:t>SEC-02: اعتبارنامهٔ OCR و Connector باید از مدیر راز با دسترسی سازمانی و دریافت هنگام نیاز تأمین شوند.</w:t>
       </w:r>
     </w:p>
     <w:p>
       <w:pPr>
         <w:pStyle w:val="ListBullet"/>
-        <w:spacing w:after="40" w:line="324" w:lineRule="auto"/>
-        <w:ind w:left="113" w:right="113"/>
+        <w:spacing w:after="40" w:line="317" w:lineRule="auto"/>
         <w:jc w:val="right"/>
         <w:bidi/>
       </w:pPr>
       <w:r>
         <w:rPr>
-          <w:rFonts w:ascii="Aptos" w:hAnsi="Aptos" w:cs="Vazirmatn" w:eastAsia="Vazirmatn"/>
+          <w:rFonts w:ascii="Aptos" w:hAnsi="Aptos" w:cs="Vazirmatn"/>
           <w:b w:val="0"/>
           <w:color w:val="202938"/>
-          <w:sz w:val="21"/>
+          <w:sz w:val="20"/>
         </w:rPr>
-        <w:t>NFR-SEC-03: اعتبارنامهٔ Connector و OCR باید در یک سازوکار مدیریت راز نگهداری شوند و فقط هنگام نیاز برای همان سازمان دریافت شوند. بارگذاری همهٔ اعتبارنامه‌ها در یک متغیر محیطی فرایند، راه‌حل نهایی قابل قبول نیست.</w:t>
+        <w:t>SEC-03: عملیات حذف باید تأیید صریح بخواهد و گزارش خطای امنیتی نباید راز را افشا کند.</w:t>
       </w:r>
     </w:p>
     <w:p>
       <w:pPr>
         <w:pStyle w:val="ListBullet"/>
-        <w:spacing w:after="40" w:line="324" w:lineRule="auto"/>
-        <w:ind w:left="113" w:right="113"/>
+        <w:spacing w:after="40" w:line="317" w:lineRule="auto"/>
         <w:jc w:val="right"/>
         <w:bidi/>
       </w:pPr>
       <w:r>
         <w:rPr>
-          <w:rFonts w:ascii="Aptos" w:hAnsi="Aptos" w:cs="Vazirmatn" w:eastAsia="Vazirmatn"/>
+          <w:rFonts w:ascii="Aptos" w:hAnsi="Aptos" w:cs="Vazirmatn"/>
           <w:b w:val="0"/>
           <w:color w:val="202938"/>
-          <w:sz w:val="21"/>
+          <w:sz w:val="20"/>
         </w:rPr>
-        <w:t>NFR-SEC-04: نشست باید امکان ابطال سمت سرور داشته باشد؛ خروج، غیرفعال‌سازی نشست یا تغییر رمز باید بتواند اعتبار توکن سرقت‌شده را پایان دهد.</w:t>
+        <w:t>SEC-04: نشست‌های ابطال‌شده، خروج کاربر یا تغییر رمز باید در اعتبارسنجی سمت سرور مؤثر باشد.</w:t>
+      </w:r>
+    </w:p>
+    <w:p>
+      <w:pPr>
+        <w:pStyle w:val="Heading2"/>
+        <w:spacing w:before="160" w:after="100"/>
+        <w:jc w:val="right"/>
+        <w:bidi/>
+      </w:pPr>
+      <w:r>
+        <w:rPr>
+          <w:rFonts w:ascii="Aptos" w:hAnsi="Aptos" w:cs="Vazirmatn"/>
+          <w:b/>
+          <w:color w:val="000000"/>
+          <w:sz w:val="24"/>
+        </w:rPr>
+        <w:t>۶.۲. کارایی، پایداری و عملیات</w:t>
       </w:r>
     </w:p>
     <w:p>
       <w:pPr>
         <w:pStyle w:val="ListBullet"/>
-        <w:spacing w:after="40" w:line="324" w:lineRule="auto"/>
-        <w:ind w:left="113" w:right="113"/>
+        <w:spacing w:after="40" w:line="317" w:lineRule="auto"/>
         <w:jc w:val="right"/>
         <w:bidi/>
       </w:pPr>
       <w:r>
         <w:rPr>
-          <w:rFonts w:ascii="Aptos" w:hAnsi="Aptos" w:cs="Vazirmatn" w:eastAsia="Vazirmatn"/>
+          <w:rFonts w:ascii="Aptos" w:hAnsi="Aptos" w:cs="Vazirmatn"/>
           <w:b w:val="0"/>
           <w:color w:val="202938"/>
-          <w:sz w:val="21"/>
+          <w:sz w:val="20"/>
         </w:rPr>
-        <w:t>NFR-SEC-05: عملیات مخرب مانند حذف مجموعه یا حذف سند باید تأیید صریح کاربر بخواهد.</w:t>
+        <w:t>NFR-REL-01: health در خرابی وابستگی بحرانی باید HTTP ناموفق برگرداند.</w:t>
+      </w:r>
+    </w:p>
+    <w:p>
+      <w:pPr>
+        <w:pStyle w:val="ListBullet"/>
+        <w:spacing w:after="40" w:line="317" w:lineRule="auto"/>
+        <w:jc w:val="right"/>
+        <w:bidi/>
+      </w:pPr>
+      <w:r>
+        <w:rPr>
+          <w:rFonts w:ascii="Aptos" w:hAnsi="Aptos" w:cs="Vazirmatn"/>
+          <w:b w:val="0"/>
+          <w:color w:val="202938"/>
+          <w:sz w:val="20"/>
+        </w:rPr>
+        <w:t>NFR-REL-02: Liveness نباید collection، index یا فایل ایجاد، اصلاح یا حذف کند؛ readiness عمیق باید جدا و timeout‌دار باشد.</w:t>
+      </w:r>
+    </w:p>
+    <w:p>
+      <w:pPr>
+        <w:pStyle w:val="ListBullet"/>
+        <w:spacing w:after="40" w:line="317" w:lineRule="auto"/>
+        <w:jc w:val="right"/>
+        <w:bidi/>
+      </w:pPr>
+      <w:r>
+        <w:rPr>
+          <w:rFonts w:ascii="Aptos" w:hAnsi="Aptos" w:cs="Vazirmatn"/>
+          <w:b w:val="0"/>
+          <w:color w:val="202938"/>
+          <w:sz w:val="20"/>
+        </w:rPr>
+        <w:t>NFR-REL-03: readiness باید Worker پردازش سند و Scheduler Connector را با registry heartbeat بررسی کند.</w:t>
+      </w:r>
+    </w:p>
+    <w:p>
+      <w:pPr>
+        <w:pStyle w:val="ListBullet"/>
+        <w:spacing w:after="40" w:line="317" w:lineRule="auto"/>
+        <w:jc w:val="right"/>
+        <w:bidi/>
+      </w:pPr>
+      <w:r>
+        <w:rPr>
+          <w:rFonts w:ascii="Aptos" w:hAnsi="Aptos" w:cs="Vazirmatn"/>
+          <w:b w:val="0"/>
+          <w:color w:val="202938"/>
+          <w:sz w:val="20"/>
+        </w:rPr>
+        <w:t>NFR-REL-04: تماس خارجی باید timeout، retry محدود با backoff و مدیریت پاسخ 429 داشته باشد.</w:t>
+      </w:r>
+    </w:p>
+    <w:p>
+      <w:pPr>
+        <w:pStyle w:val="ListBullet"/>
+        <w:spacing w:after="40" w:line="317" w:lineRule="auto"/>
+        <w:jc w:val="right"/>
+        <w:bidi/>
+      </w:pPr>
+      <w:r>
+        <w:rPr>
+          <w:rFonts w:ascii="Aptos" w:hAnsi="Aptos" w:cs="Vazirmatn"/>
+          <w:b w:val="0"/>
+          <w:color w:val="202938"/>
+          <w:sz w:val="20"/>
+        </w:rPr>
+        <w:t>NFR-PERF-01: عملیات تعاملی نباید thread رابط را با پردازش OCR یا ایندکس مسدود کند؛ کارهای طولانی باید پس‌زمینه اجرا شوند.</w:t>
+      </w:r>
+    </w:p>
+    <w:p>
+      <w:pPr>
+        <w:pStyle w:val="ListBullet"/>
+        <w:spacing w:after="40" w:line="317" w:lineRule="auto"/>
+        <w:jc w:val="right"/>
+        <w:bidi/>
+      </w:pPr>
+      <w:r>
+        <w:rPr>
+          <w:rFonts w:ascii="Aptos" w:hAnsi="Aptos" w:cs="Vazirmatn"/>
+          <w:b w:val="0"/>
+          <w:color w:val="202938"/>
+          <w:sz w:val="20"/>
+        </w:rPr>
+        <w:t>NFR-OBS-01: خطاهای پردازش، همگام‌سازی و وابستگی خارجی باید با شناسهٔ عملیات و بدون دادهٔ محرمانه ثبت شوند.</w:t>
       </w:r>
     </w:p>
     <w:p>
       <w:pPr>
         <w:pStyle w:val="Heading2"/>
-        <w:spacing w:before="180" w:after="120"/>
+        <w:spacing w:before="160" w:after="100"/>
         <w:jc w:val="right"/>
         <w:bidi/>
       </w:pPr>
       <w:r>
         <w:rPr>
-          <w:rFonts w:ascii="Aptos" w:hAnsi="Aptos" w:cs="Vazirmatn" w:eastAsia="Vazirmatn"/>
+          <w:rFonts w:ascii="Aptos" w:hAnsi="Aptos" w:cs="Vazirmatn"/>
           <w:b/>
-          <w:color w:val="183153"/>
-          <w:sz w:val="25"/>
+          <w:color w:val="000000"/>
+          <w:sz w:val="24"/>
         </w:rPr>
-        <w:t>۶.۲. دسترس‌پذیری و تجربهٔ چندزبانه</w:t>
+        <w:t>۶.۳. تجربه، دسترس‌پذیری و واکنش‌گرایی</w:t>
       </w:r>
     </w:p>
     <w:p>
       <w:pPr>
         <w:pStyle w:val="ListBullet"/>
-        <w:spacing w:after="40" w:line="324" w:lineRule="auto"/>
-        <w:ind w:left="113" w:right="113"/>
+        <w:spacing w:after="40" w:line="317" w:lineRule="auto"/>
         <w:jc w:val="right"/>
         <w:bidi/>
       </w:pPr>
       <w:r>
         <w:rPr>
-          <w:rFonts w:ascii="Aptos" w:hAnsi="Aptos" w:cs="Vazirmatn" w:eastAsia="Vazirmatn"/>
+          <w:rFonts w:ascii="Aptos" w:hAnsi="Aptos" w:cs="Vazirmatn"/>
           <w:b w:val="0"/>
           <w:color w:val="202938"/>
-          <w:sz w:val="21"/>
+          <w:sz w:val="20"/>
         </w:rPr>
-        <w:t>NFR-UX-01: متن کاربردی نباید کوچک‌تر از ۱۲px باشد. input و textarea در موبایل حداقل ۱۶px باشند.</w:t>
+        <w:t>NFR-UX-01: متن کاربردی حداقل ۱۲px و input و textarea موبایل حداقل ۱۶px باشند.</w:t>
       </w:r>
     </w:p>
     <w:p>
       <w:pPr>
         <w:pStyle w:val="ListBullet"/>
-        <w:spacing w:after="40" w:line="324" w:lineRule="auto"/>
-        <w:ind w:left="113" w:right="113"/>
+        <w:spacing w:after="40" w:line="317" w:lineRule="auto"/>
         <w:jc w:val="right"/>
         <w:bidi/>
       </w:pPr>
       <w:r>
         <w:rPr>
-          <w:rFonts w:ascii="Aptos" w:hAnsi="Aptos" w:cs="Vazirmatn" w:eastAsia="Vazirmatn"/>
+          <w:rFonts w:ascii="Aptos" w:hAnsi="Aptos" w:cs="Vazirmatn"/>
           <w:b w:val="0"/>
           <w:color w:val="202938"/>
-          <w:sz w:val="21"/>
+          <w:sz w:val="20"/>
         </w:rPr>
-        <w:t>NFR-UX-02: رابط باید در Light و Dark mode کنتراست خوانا داشته باشد. رنگ به‌تنهایی برای وضعیت کافی نیست.</w:t>
+        <w:t>NFR-UX-02: کنترل آیکونی باید aria-label و هدف لمس حداقل ۴۴×۴۴px داشته باشد.</w:t>
       </w:r>
     </w:p>
     <w:p>
       <w:pPr>
         <w:pStyle w:val="ListBullet"/>
-        <w:spacing w:after="40" w:line="324" w:lineRule="auto"/>
-        <w:ind w:left="113" w:right="113"/>
+        <w:spacing w:after="40" w:line="317" w:lineRule="auto"/>
         <w:jc w:val="right"/>
         <w:bidi/>
       </w:pPr>
       <w:r>
         <w:rPr>
-          <w:rFonts w:ascii="Aptos" w:hAnsi="Aptos" w:cs="Vazirmatn" w:eastAsia="Vazirmatn"/>
+          <w:rFonts w:ascii="Aptos" w:hAnsi="Aptos" w:cs="Vazirmatn"/>
           <w:b w:val="0"/>
           <w:color w:val="202938"/>
-          <w:sz w:val="21"/>
+          <w:sz w:val="20"/>
         </w:rPr>
-        <w:t>NFR-UX-03: کنترل‌های آیکونی باید aria-label و در موبایل هدف لمس حداقل ۴۴ در ۴۴px داشته باشند.</w:t>
+        <w:t>NFR-UX-03: Dialog و drawer باید focus trap، Escape و بازگرداندن focus داشته باشند.</w:t>
       </w:r>
     </w:p>
     <w:p>
       <w:pPr>
         <w:pStyle w:val="ListBullet"/>
-        <w:spacing w:after="40" w:line="324" w:lineRule="auto"/>
-        <w:ind w:left="113" w:right="113"/>
+        <w:spacing w:after="40" w:line="317" w:lineRule="auto"/>
         <w:jc w:val="right"/>
         <w:bidi/>
       </w:pPr>
       <w:r>
         <w:rPr>
-          <w:rFonts w:ascii="Aptos" w:hAnsi="Aptos" w:cs="Vazirmatn" w:eastAsia="Vazirmatn"/>
+          <w:rFonts w:ascii="Aptos" w:hAnsi="Aptos" w:cs="Vazirmatn"/>
           <w:b w:val="0"/>
           <w:color w:val="202938"/>
-          <w:sz w:val="21"/>
+          <w:sz w:val="20"/>
         </w:rPr>
-        <w:t>NFR-UX-04: Sidebar موبایل باید drawer قابل بستن با Escape، focus trap و جلوگیری از دسترسی Tab به محتوای پشت خود باشد.</w:t>
+        <w:t>NFR-UX-04: رابط در عرض‌های ۳۲۰، ۳۷۵، ۳۹۰، ۷۶۸، ۱۰۲۴ و ۱۴۴۰px بدون overflow مخرب کار کند.</w:t>
       </w:r>
     </w:p>
     <w:p>
       <w:pPr>
         <w:pStyle w:val="ListBullet"/>
-        <w:spacing w:after="40" w:line="324" w:lineRule="auto"/>
-        <w:ind w:left="113" w:right="113"/>
+        <w:spacing w:after="40" w:line="317" w:lineRule="auto"/>
         <w:jc w:val="right"/>
         <w:bidi/>
       </w:pPr>
       <w:r>
         <w:rPr>
-          <w:rFonts w:ascii="Aptos" w:hAnsi="Aptos" w:cs="Vazirmatn" w:eastAsia="Vazirmatn"/>
+          <w:rFonts w:ascii="Aptos" w:hAnsi="Aptos" w:cs="Vazirmatn"/>
           <w:b w:val="0"/>
           <w:color w:val="202938"/>
-          <w:sz w:val="21"/>
+          <w:sz w:val="20"/>
         </w:rPr>
-        <w:t>NFR-UX-05: رابط باید در عرض‌های ۳۲۰، ۳۷۵، ۳۹۰، ۷۶۸، ۱۰۲۴ و ۱۴۴۰px بدون overflow مخرب، قطع کنترل یا متن ناخوانا کار کند.</w:t>
+        <w:t>NFR-UX-05: Light و Dark mode باید خوانا باشند و حرکت غیرضروری با prefers-reduced-motion کاهش یابد.</w:t>
       </w:r>
     </w:p>
     <w:p>
       <w:pPr>
-        <w:pStyle w:val="ListBullet"/>
-        <w:spacing w:after="40" w:line="324" w:lineRule="auto"/>
-        <w:ind w:left="113" w:right="113"/>
+        <w:pStyle w:val="Heading1"/>
+        <w:spacing w:before="260" w:after="100"/>
         <w:jc w:val="right"/>
         <w:bidi/>
       </w:pPr>
       <w:r>
         <w:rPr>
-          <w:rFonts w:ascii="Aptos" w:hAnsi="Aptos" w:cs="Vazirmatn" w:eastAsia="Vazirmatn"/>
-          <w:b w:val="0"/>
-          <w:color w:val="202938"/>
-          <w:sz w:val="21"/>
-        </w:rPr>
-        <w:t>NFR-UX-06: انیمیشن‌ها باید با prefers-reduced-motion کاهش یابند و عملیات اصلی را پنهان نکنند.</w:t>
-      </w:r>
-    </w:p>
-    <w:p>
-      <w:pPr>
-        <w:pStyle w:val="Heading2"/>
-        <w:spacing w:before="180" w:after="120"/>
-        <w:jc w:val="right"/>
-        <w:bidi/>
-      </w:pPr>
-      <w:r>
-        <w:rPr>
-          <w:rFonts w:ascii="Aptos" w:hAnsi="Aptos" w:cs="Vazirmatn" w:eastAsia="Vazirmatn"/>
+          <w:rFonts w:ascii="Aptos" w:hAnsi="Aptos" w:cs="Vazirmatn"/>
           <w:b/>
-          <w:color w:val="183153"/>
-          <w:sz w:val="25"/>
-        </w:rPr>
-        <w:t>۶.۳. پایداری و مشاهده‌پذیری</w:t>
-      </w:r>
-    </w:p>
-    <w:p>
-      <w:pPr>
-        <w:pStyle w:val="ListBullet"/>
-        <w:spacing w:after="40" w:line="324" w:lineRule="auto"/>
-        <w:ind w:left="113" w:right="113"/>
-        <w:jc w:val="right"/>
-        <w:bidi/>
-      </w:pPr>
-      <w:r>
-        <w:rPr>
-          <w:rFonts w:ascii="Aptos" w:hAnsi="Aptos" w:cs="Vazirmatn" w:eastAsia="Vazirmatn"/>
-          <w:b w:val="0"/>
-          <w:color w:val="202938"/>
-          <w:sz w:val="21"/>
-        </w:rPr>
-        <w:t>NFR-REL-01: /health باید در خرابی وابستگی‌های بحرانی، کد وضعیت ناموفق HTTP برگرداند. محاسبهٔ status_code بدون اعمال در Response کافی نیست.</w:t>
-      </w:r>
-    </w:p>
-    <w:p>
-      <w:pPr>
-        <w:pStyle w:val="ListBullet"/>
-        <w:spacing w:after="40" w:line="324" w:lineRule="auto"/>
-        <w:ind w:left="113" w:right="113"/>
-        <w:jc w:val="right"/>
-        <w:bidi/>
-      </w:pPr>
-      <w:r>
-        <w:rPr>
-          <w:rFonts w:ascii="Aptos" w:hAnsi="Aptos" w:cs="Vazirmatn" w:eastAsia="Vazirmatn"/>
-          <w:b w:val="0"/>
-          <w:color w:val="202938"/>
-          <w:sz w:val="21"/>
-        </w:rPr>
-        <w:t>NFR-REL-02: Liveness نباید schema، collection، index یا فایل موقت ایجاد و حذف کند. بررسی عمیق وابستگی‌ها باید در readiness جداگانه با timeout کوتاه انجام شود.</w:t>
-      </w:r>
-    </w:p>
-    <w:p>
-      <w:pPr>
-        <w:pStyle w:val="ListBullet"/>
-        <w:spacing w:after="40" w:line="324" w:lineRule="auto"/>
-        <w:ind w:left="113" w:right="113"/>
-        <w:jc w:val="right"/>
-        <w:bidi/>
-      </w:pPr>
-      <w:r>
-        <w:rPr>
-          <w:rFonts w:ascii="Aptos" w:hAnsi="Aptos" w:cs="Vazirmatn" w:eastAsia="Vazirmatn"/>
-          <w:b w:val="0"/>
-          <w:color w:val="202938"/>
-          <w:sz w:val="21"/>
-        </w:rPr>
-        <w:t>NFR-REL-03: readiness باید Workerهای ضروری پردازش سند و Scheduler Connector را از طریق registry heartbeat بررسی کند و stale بودن آن‌ها را گزارش دهد.</w:t>
-      </w:r>
-    </w:p>
-    <w:p>
-      <w:pPr>
-        <w:pStyle w:val="ListBullet"/>
-        <w:spacing w:after="40" w:line="324" w:lineRule="auto"/>
-        <w:ind w:left="113" w:right="113"/>
-        <w:jc w:val="right"/>
-        <w:bidi/>
-      </w:pPr>
-      <w:r>
-        <w:rPr>
-          <w:rFonts w:ascii="Aptos" w:hAnsi="Aptos" w:cs="Vazirmatn" w:eastAsia="Vazirmatn"/>
-          <w:b w:val="0"/>
-          <w:color w:val="202938"/>
-          <w:sz w:val="21"/>
-        </w:rPr>
-        <w:t>NFR-REL-04: تماس‌های Qdrant و ارائه‌دهندهٔ مدل باید timeout، retry محدود با backoff، مدیریت 429 و کنترل خطای قابل گزارش داشته باشند.</w:t>
-      </w:r>
-    </w:p>
-    <w:p>
-      <w:pPr>
-        <w:pStyle w:val="ListBullet"/>
-        <w:spacing w:after="40" w:line="324" w:lineRule="auto"/>
-        <w:ind w:left="113" w:right="113"/>
-        <w:jc w:val="right"/>
-        <w:bidi/>
-      </w:pPr>
-      <w:r>
-        <w:rPr>
-          <w:rFonts w:ascii="Aptos" w:hAnsi="Aptos" w:cs="Vazirmatn" w:eastAsia="Vazirmatn"/>
-          <w:b w:val="0"/>
-          <w:color w:val="202938"/>
-          <w:sz w:val="21"/>
-        </w:rPr>
-        <w:t>NFR-REL-05: workerهای طولانی‌مدت باید heartbeat مستقل داشته باشند تا اجرای سالم به اشتباه stale تشخیص داده نشود.</w:t>
-      </w:r>
-    </w:p>
-    <w:p>
-      <w:r>
-        <w:br w:type="page"/>
-      </w:r>
-    </w:p>
-    <w:p>
-      <w:pPr>
-        <w:pStyle w:val="Heading1"/>
-        <w:spacing w:before="280" w:after="120"/>
-        <w:jc w:val="right"/>
-        <w:bidi/>
-      </w:pPr>
-      <w:r>
-        <w:rPr>
-          <w:rFonts w:ascii="Aptos" w:hAnsi="Aptos" w:cs="Vazirmatn" w:eastAsia="Vazirmatn"/>
-          <w:b/>
-          <w:color w:val="183153"/>
+          <w:color w:val="000000"/>
           <w:sz w:val="30"/>
         </w:rPr>
-        <w:t>۷. داده و نگهداری</w:t>
-      </w:r>
-    </w:p>
-    <w:p>
-      <w:pPr>
-        <w:spacing w:after="100" w:line="372" w:lineRule="auto"/>
-        <w:jc w:val="right"/>
-        <w:bidi/>
-      </w:pPr>
-      <w:r>
-        <w:rPr>
-          <w:rFonts w:ascii="Aptos" w:hAnsi="Aptos" w:cs="Vazirmatn" w:eastAsia="Vazirmatn"/>
-          <w:b w:val="0"/>
-          <w:color w:val="202938"/>
-          <w:sz w:val="22"/>
-        </w:rPr>
-        <w:t>دادهٔ عملیاتی شامل سازمان، کاربر، نقش، نشست، مجموعهٔ دانش، سند، وضعیت پردازش، قطعه، بردار، گفتگو، پیام، Assistant، بازخورد، اشتراک‌گذاری، Connector و رخدادهای همگام‌سازی است. هر داده‌ای که به بازیابی یا دسترسی کاربر مربوط می‌شود باید شناسهٔ سازمان را حفظ کند.</w:t>
+        <w:t>۷. قیود، فرض‌ها و وابستگی‌ها</w:t>
       </w:r>
     </w:p>
     <w:tbl>
@@ -3479,12 +3457,6 @@
               <w:insideH w:val="single" w:sz="6" w:color="D9D9D9"/>
               <w:insideV w:val="single" w:sz="6" w:color="D9D9D9"/>
             </w:tcBorders>
-            <w:tcMar>
-              <w:top w:w="100" w:type="dxa"/>
-              <w:start w:w="120" w:type="dxa"/>
-              <w:bottom w:w="100" w:type="dxa"/>
-              <w:end w:w="120" w:type="dxa"/>
-            </w:tcMar>
             <w:vAlign w:val="center"/>
           </w:tcPr>
           <w:p>
@@ -3494,12 +3466,12 @@
             </w:pPr>
             <w:r>
               <w:rPr>
-                <w:rFonts w:ascii="Aptos" w:hAnsi="Aptos" w:cs="Vazirmatn" w:eastAsia="Vazirmatn"/>
+                <w:rFonts w:ascii="Aptos" w:hAnsi="Aptos" w:cs="Vazirmatn"/>
                 <w:b/>
                 <w:color w:val="FFFFFF"/>
-                <w:sz w:val="19"/>
+                <w:sz w:val="18"/>
               </w:rPr>
-              <w:t>داده</w:t>
+              <w:t>دسته</w:t>
             </w:r>
           </w:p>
         </w:tc>
@@ -3515,12 +3487,6 @@
               <w:insideH w:val="single" w:sz="6" w:color="D9D9D9"/>
               <w:insideV w:val="single" w:sz="6" w:color="D9D9D9"/>
             </w:tcBorders>
-            <w:tcMar>
-              <w:top w:w="100" w:type="dxa"/>
-              <w:start w:w="120" w:type="dxa"/>
-              <w:bottom w:w="100" w:type="dxa"/>
-              <w:end w:w="120" w:type="dxa"/>
-            </w:tcMar>
             <w:vAlign w:val="center"/>
           </w:tcPr>
           <w:p>
@@ -3530,12 +3496,12 @@
             </w:pPr>
             <w:r>
               <w:rPr>
-                <w:rFonts w:ascii="Aptos" w:hAnsi="Aptos" w:cs="Vazirmatn" w:eastAsia="Vazirmatn"/>
+                <w:rFonts w:ascii="Aptos" w:hAnsi="Aptos" w:cs="Vazirmatn"/>
                 <w:b/>
                 <w:color w:val="FFFFFF"/>
-                <w:sz w:val="19"/>
+                <w:sz w:val="18"/>
               </w:rPr>
-              <w:t>قاعدهٔ نگهداری</w:t>
+              <w:t>تعریف</w:t>
             </w:r>
           </w:p>
         </w:tc>
@@ -3552,28 +3518,22 @@
               <w:insideH w:val="single" w:sz="6" w:color="D9D9D9"/>
               <w:insideV w:val="single" w:sz="6" w:color="D9D9D9"/>
             </w:tcBorders>
-            <w:tcMar>
-              <w:top w:w="100" w:type="dxa"/>
-              <w:start w:w="120" w:type="dxa"/>
-              <w:bottom w:w="100" w:type="dxa"/>
-              <w:end w:w="120" w:type="dxa"/>
-            </w:tcMar>
             <w:vAlign w:val="center"/>
           </w:tcPr>
           <w:p>
             <w:pPr>
-              <w:spacing w:line="300" w:lineRule="auto"/>
+              <w:spacing w:line="288" w:lineRule="auto"/>
               <w:jc w:val="right"/>
               <w:bidi/>
             </w:pPr>
             <w:r>
               <w:rPr>
-                <w:rFonts w:ascii="Aptos" w:hAnsi="Aptos" w:cs="Vazirmatn" w:eastAsia="Vazirmatn"/>
+                <w:rFonts w:ascii="Aptos" w:hAnsi="Aptos" w:cs="Vazirmatn"/>
                 <w:b w:val="0"/>
                 <w:color w:val="202938"/>
-                <w:sz w:val="18"/>
+                <w:sz w:val="17"/>
               </w:rPr>
-              <w:t>فایل اصلی</w:t>
+              <w:t>قید</w:t>
             </w:r>
           </w:p>
         </w:tc>
@@ -3588,28 +3548,22 @@
               <w:insideH w:val="single" w:sz="6" w:color="D9D9D9"/>
               <w:insideV w:val="single" w:sz="6" w:color="D9D9D9"/>
             </w:tcBorders>
-            <w:tcMar>
-              <w:top w:w="100" w:type="dxa"/>
-              <w:start w:w="120" w:type="dxa"/>
-              <w:bottom w:w="100" w:type="dxa"/>
-              <w:end w:w="120" w:type="dxa"/>
-            </w:tcMar>
             <w:vAlign w:val="center"/>
           </w:tcPr>
           <w:p>
             <w:pPr>
-              <w:spacing w:line="300" w:lineRule="auto"/>
+              <w:spacing w:line="288" w:lineRule="auto"/>
               <w:jc w:val="right"/>
               <w:bidi/>
             </w:pPr>
             <w:r>
               <w:rPr>
-                <w:rFonts w:ascii="Aptos" w:hAnsi="Aptos" w:cs="Vazirmatn" w:eastAsia="Vazirmatn"/>
+                <w:rFonts w:ascii="Aptos" w:hAnsi="Aptos" w:cs="Vazirmatn"/>
                 <w:b w:val="0"/>
                 <w:color w:val="202938"/>
-                <w:sz w:val="18"/>
+                <w:sz w:val="17"/>
               </w:rPr>
-              <w:t>در فضای ذخیره‌سازی پیکربندی‌شده نگهداری می‌شود و فقط با مجوز معتبر قابل دریافت است.</w:t>
+              <w:t>دقت OCR و زمان پردازش به کیفیت فایل و در دسترس بودن ارائه‌دهندهٔ فعال وابسته است.</w:t>
             </w:r>
           </w:p>
         </w:tc>
@@ -3626,29 +3580,23 @@
               <w:insideH w:val="single" w:sz="6" w:color="D9D9D9"/>
               <w:insideV w:val="single" w:sz="6" w:color="D9D9D9"/>
             </w:tcBorders>
-            <w:tcMar>
-              <w:top w:w="100" w:type="dxa"/>
-              <w:start w:w="120" w:type="dxa"/>
-              <w:bottom w:w="100" w:type="dxa"/>
-              <w:end w:w="120" w:type="dxa"/>
-            </w:tcMar>
-            <w:shd w:fill="F7F9FB"/>
             <w:vAlign w:val="center"/>
+            <w:shd w:fill="F5F8FB"/>
           </w:tcPr>
           <w:p>
             <w:pPr>
-              <w:spacing w:line="300" w:lineRule="auto"/>
+              <w:spacing w:line="288" w:lineRule="auto"/>
               <w:jc w:val="right"/>
               <w:bidi/>
             </w:pPr>
             <w:r>
               <w:rPr>
-                <w:rFonts w:ascii="Aptos" w:hAnsi="Aptos" w:cs="Vazirmatn" w:eastAsia="Vazirmatn"/>
+                <w:rFonts w:ascii="Aptos" w:hAnsi="Aptos" w:cs="Vazirmatn"/>
                 <w:b w:val="0"/>
                 <w:color w:val="202938"/>
-                <w:sz w:val="18"/>
+                <w:sz w:val="17"/>
               </w:rPr>
-              <w:t>متن و قطعه</w:t>
+              <w:t>قید</w:t>
             </w:r>
           </w:p>
         </w:tc>
@@ -3663,29 +3611,23 @@
               <w:insideH w:val="single" w:sz="6" w:color="D9D9D9"/>
               <w:insideV w:val="single" w:sz="6" w:color="D9D9D9"/>
             </w:tcBorders>
-            <w:tcMar>
-              <w:top w:w="100" w:type="dxa"/>
-              <w:start w:w="120" w:type="dxa"/>
-              <w:bottom w:w="100" w:type="dxa"/>
-              <w:end w:w="120" w:type="dxa"/>
-            </w:tcMar>
-            <w:shd w:fill="F7F9FB"/>
             <w:vAlign w:val="center"/>
+            <w:shd w:fill="F5F8FB"/>
           </w:tcPr>
           <w:p>
             <w:pPr>
-              <w:spacing w:line="300" w:lineRule="auto"/>
+              <w:spacing w:line="288" w:lineRule="auto"/>
               <w:jc w:val="right"/>
               <w:bidi/>
             </w:pPr>
             <w:r>
               <w:rPr>
-                <w:rFonts w:ascii="Aptos" w:hAnsi="Aptos" w:cs="Vazirmatn" w:eastAsia="Vazirmatn"/>
+                <w:rFonts w:ascii="Aptos" w:hAnsi="Aptos" w:cs="Vazirmatn"/>
                 <w:b w:val="0"/>
                 <w:color w:val="202938"/>
-                <w:sz w:val="18"/>
+                <w:sz w:val="17"/>
               </w:rPr>
-              <w:t>به سند و مجموعهٔ دانش تعلق دارد و با حذف معتبر سند یا مجموعه طبق سیاست حذف سامانه مدیریت می‌شود.</w:t>
+              <w:t>پاسخ RAG ممکن است پوشش کامل نداشته باشد؛ بنابراین نمایش منبع و وضعیت اعتماد الزامی است.</w:t>
             </w:r>
           </w:p>
         </w:tc>
@@ -3702,28 +3644,22 @@
               <w:insideH w:val="single" w:sz="6" w:color="D9D9D9"/>
               <w:insideV w:val="single" w:sz="6" w:color="D9D9D9"/>
             </w:tcBorders>
-            <w:tcMar>
-              <w:top w:w="100" w:type="dxa"/>
-              <w:start w:w="120" w:type="dxa"/>
-              <w:bottom w:w="100" w:type="dxa"/>
-              <w:end w:w="120" w:type="dxa"/>
-            </w:tcMar>
             <w:vAlign w:val="center"/>
           </w:tcPr>
           <w:p>
             <w:pPr>
-              <w:spacing w:line="300" w:lineRule="auto"/>
+              <w:spacing w:line="288" w:lineRule="auto"/>
               <w:jc w:val="right"/>
               <w:bidi/>
             </w:pPr>
             <w:r>
               <w:rPr>
-                <w:rFonts w:ascii="Aptos" w:hAnsi="Aptos" w:cs="Vazirmatn" w:eastAsia="Vazirmatn"/>
+                <w:rFonts w:ascii="Aptos" w:hAnsi="Aptos" w:cs="Vazirmatn"/>
                 <w:b w:val="0"/>
                 <w:color w:val="202938"/>
-                <w:sz w:val="18"/>
+                <w:sz w:val="17"/>
               </w:rPr>
-              <w:t>بردار و metadata</w:t>
+              <w:t>فرض</w:t>
             </w:r>
           </w:p>
         </w:tc>
@@ -3738,28 +3674,22 @@
               <w:insideH w:val="single" w:sz="6" w:color="D9D9D9"/>
               <w:insideV w:val="single" w:sz="6" w:color="D9D9D9"/>
             </w:tcBorders>
-            <w:tcMar>
-              <w:top w:w="100" w:type="dxa"/>
-              <w:start w:w="120" w:type="dxa"/>
-              <w:bottom w:w="100" w:type="dxa"/>
-              <w:end w:w="120" w:type="dxa"/>
-            </w:tcMar>
             <w:vAlign w:val="center"/>
           </w:tcPr>
           <w:p>
             <w:pPr>
-              <w:spacing w:line="300" w:lineRule="auto"/>
+              <w:spacing w:line="288" w:lineRule="auto"/>
               <w:jc w:val="right"/>
               <w:bidi/>
             </w:pPr>
             <w:r>
               <w:rPr>
-                <w:rFonts w:ascii="Aptos" w:hAnsi="Aptos" w:cs="Vazirmatn" w:eastAsia="Vazirmatn"/>
+                <w:rFonts w:ascii="Aptos" w:hAnsi="Aptos" w:cs="Vazirmatn"/>
                 <w:b w:val="0"/>
                 <w:color w:val="202938"/>
-                <w:sz w:val="18"/>
+                <w:sz w:val="17"/>
               </w:rPr>
-              <w:t>با شناسهٔ سازمان و مجموعه ذخیره می‌شود تا فیلتر بازیابی در سطح سرویس اعمال شود.</w:t>
+              <w:t>مخزن برداری، ذخیره‌سازی فایل و ارائه‌دهندهٔ مدل در محیط عملیاتی پیکربندی و قابل دسترس هستند.</w:t>
             </w:r>
           </w:p>
         </w:tc>
@@ -3776,29 +3706,23 @@
               <w:insideH w:val="single" w:sz="6" w:color="D9D9D9"/>
               <w:insideV w:val="single" w:sz="6" w:color="D9D9D9"/>
             </w:tcBorders>
-            <w:tcMar>
-              <w:top w:w="100" w:type="dxa"/>
-              <w:start w:w="120" w:type="dxa"/>
-              <w:bottom w:w="100" w:type="dxa"/>
-              <w:end w:w="120" w:type="dxa"/>
-            </w:tcMar>
-            <w:shd w:fill="F7F9FB"/>
             <w:vAlign w:val="center"/>
+            <w:shd w:fill="F5F8FB"/>
           </w:tcPr>
           <w:p>
             <w:pPr>
-              <w:spacing w:line="300" w:lineRule="auto"/>
+              <w:spacing w:line="288" w:lineRule="auto"/>
               <w:jc w:val="right"/>
               <w:bidi/>
             </w:pPr>
             <w:r>
               <w:rPr>
-                <w:rFonts w:ascii="Aptos" w:hAnsi="Aptos" w:cs="Vazirmatn" w:eastAsia="Vazirmatn"/>
+                <w:rFonts w:ascii="Aptos" w:hAnsi="Aptos" w:cs="Vazirmatn"/>
                 <w:b w:val="0"/>
                 <w:color w:val="202938"/>
-                <w:sz w:val="18"/>
+                <w:sz w:val="17"/>
               </w:rPr>
-              <w:t>گفتگو و پیام</w:t>
+              <w:t>وابستگی</w:t>
             </w:r>
           </w:p>
         </w:tc>
@@ -3813,29 +3737,23 @@
               <w:insideH w:val="single" w:sz="6" w:color="D9D9D9"/>
               <w:insideV w:val="single" w:sz="6" w:color="D9D9D9"/>
             </w:tcBorders>
-            <w:tcMar>
-              <w:top w:w="100" w:type="dxa"/>
-              <w:start w:w="120" w:type="dxa"/>
-              <w:bottom w:w="100" w:type="dxa"/>
-              <w:end w:w="120" w:type="dxa"/>
-            </w:tcMar>
-            <w:shd w:fill="F7F9FB"/>
             <w:vAlign w:val="center"/>
+            <w:shd w:fill="F5F8FB"/>
           </w:tcPr>
           <w:p>
             <w:pPr>
-              <w:spacing w:line="300" w:lineRule="auto"/>
+              <w:spacing w:line="288" w:lineRule="auto"/>
               <w:jc w:val="right"/>
               <w:bidi/>
             </w:pPr>
             <w:r>
               <w:rPr>
-                <w:rFonts w:ascii="Aptos" w:hAnsi="Aptos" w:cs="Vazirmatn" w:eastAsia="Vazirmatn"/>
+                <w:rFonts w:ascii="Aptos" w:hAnsi="Aptos" w:cs="Vazirmatn"/>
                 <w:b w:val="0"/>
                 <w:color w:val="202938"/>
-                <w:sz w:val="18"/>
+                <w:sz w:val="17"/>
               </w:rPr>
-              <w:t>به مالک و سازمان مربوط است و برای ادامهٔ گفتگو و اشتراک‌گذاری کنترل‌شده نگهداری می‌شود.</w:t>
+              <w:t>بارگذاری و پردازش سند به Worker سالم و همگام‌سازی زمان‌بندی‌شده به Scheduler سالم وابسته است.</w:t>
             </w:r>
           </w:p>
         </w:tc>
@@ -3852,28 +3770,22 @@
               <w:insideH w:val="single" w:sz="6" w:color="D9D9D9"/>
               <w:insideV w:val="single" w:sz="6" w:color="D9D9D9"/>
             </w:tcBorders>
-            <w:tcMar>
-              <w:top w:w="100" w:type="dxa"/>
-              <w:start w:w="120" w:type="dxa"/>
-              <w:bottom w:w="100" w:type="dxa"/>
-              <w:end w:w="120" w:type="dxa"/>
-            </w:tcMar>
             <w:vAlign w:val="center"/>
           </w:tcPr>
           <w:p>
             <w:pPr>
-              <w:spacing w:line="300" w:lineRule="auto"/>
+              <w:spacing w:line="288" w:lineRule="auto"/>
               <w:jc w:val="right"/>
               <w:bidi/>
             </w:pPr>
             <w:r>
               <w:rPr>
-                <w:rFonts w:ascii="Aptos" w:hAnsi="Aptos" w:cs="Vazirmatn" w:eastAsia="Vazirmatn"/>
+                <w:rFonts w:ascii="Aptos" w:hAnsi="Aptos" w:cs="Vazirmatn"/>
                 <w:b w:val="0"/>
                 <w:color w:val="202938"/>
-                <w:sz w:val="18"/>
+                <w:sz w:val="17"/>
               </w:rPr>
-              <w:t>رازها و کلیدها</w:t>
+              <w:t>وابستگی</w:t>
             </w:r>
           </w:p>
         </w:tc>
@@ -3888,53 +3800,43 @@
               <w:insideH w:val="single" w:sz="6" w:color="D9D9D9"/>
               <w:insideV w:val="single" w:sz="6" w:color="D9D9D9"/>
             </w:tcBorders>
-            <w:tcMar>
-              <w:top w:w="100" w:type="dxa"/>
-              <w:start w:w="120" w:type="dxa"/>
-              <w:bottom w:w="100" w:type="dxa"/>
-              <w:end w:w="120" w:type="dxa"/>
-            </w:tcMar>
             <w:vAlign w:val="center"/>
           </w:tcPr>
           <w:p>
             <w:pPr>
-              <w:spacing w:line="300" w:lineRule="auto"/>
+              <w:spacing w:line="288" w:lineRule="auto"/>
               <w:jc w:val="right"/>
               <w:bidi/>
             </w:pPr>
             <w:r>
               <w:rPr>
-                <w:rFonts w:ascii="Aptos" w:hAnsi="Aptos" w:cs="Vazirmatn" w:eastAsia="Vazirmatn"/>
+                <w:rFonts w:ascii="Aptos" w:hAnsi="Aptos" w:cs="Vazirmatn"/>
                 <w:b w:val="0"/>
                 <w:color w:val="202938"/>
-                <w:sz w:val="18"/>
+                <w:sz w:val="17"/>
               </w:rPr>
-              <w:t>در خروجی، log و مستندات عملیاتی نمایش داده نمی‌شود و چرخهٔ چرخش آن باید بدون افشای راز پشتیبانی شود.</w:t>
+              <w:t>فعالیت OCR به کلید معتبر، سهمیه و اتصال امن به ارائه‌دهنده وابسته است.</w:t>
             </w:r>
           </w:p>
         </w:tc>
       </w:tr>
     </w:tbl>
-    <w:p>
-      <w:pPr>
-        <w:spacing w:after="40"/>
-      </w:pPr>
-    </w:p>
+    <w:p/>
     <w:p>
       <w:pPr>
         <w:pStyle w:val="Heading1"/>
-        <w:spacing w:before="280" w:after="120"/>
+        <w:spacing w:before="260" w:after="100"/>
         <w:jc w:val="right"/>
         <w:bidi/>
       </w:pPr>
       <w:r>
         <w:rPr>
-          <w:rFonts w:ascii="Aptos" w:hAnsi="Aptos" w:cs="Vazirmatn" w:eastAsia="Vazirmatn"/>
+          <w:rFonts w:ascii="Aptos" w:hAnsi="Aptos" w:cs="Vazirmatn"/>
           <w:b/>
-          <w:color w:val="183153"/>
+          <w:color w:val="000000"/>
           <w:sz w:val="30"/>
         </w:rPr>
-        <w:t>۸. معیارهای پذیرش منتخب</w:t>
+        <w:t>۸. معیارهای پذیرش و ردیابی</w:t>
       </w:r>
     </w:p>
     <w:tbl>
@@ -3946,9 +3848,10 @@
         <w:tblLook w:firstColumn="1" w:firstRow="1" w:lastColumn="0" w:lastRow="0" w:noHBand="0" w:noVBand="1" w:val="04A0"/>
       </w:tblPr>
       <w:tblGrid>
-        <w:gridCol w:w="3324"/>
-        <w:gridCol w:w="3324"/>
-        <w:gridCol w:w="3324"/>
+        <w:gridCol w:w="2493"/>
+        <w:gridCol w:w="2493"/>
+        <w:gridCol w:w="2493"/>
+        <w:gridCol w:w="2493"/>
       </w:tblGrid>
       <w:tr>
         <w:trPr>
@@ -3966,12 +3869,6 @@
               <w:insideH w:val="single" w:sz="6" w:color="D9D9D9"/>
               <w:insideV w:val="single" w:sz="6" w:color="D9D9D9"/>
             </w:tcBorders>
-            <w:tcMar>
-              <w:top w:w="100" w:type="dxa"/>
-              <w:start w:w="120" w:type="dxa"/>
-              <w:bottom w:w="100" w:type="dxa"/>
-              <w:end w:w="120" w:type="dxa"/>
-            </w:tcMar>
             <w:vAlign w:val="center"/>
           </w:tcPr>
           <w:p>
@@ -3981,12 +3878,42 @@
             </w:pPr>
             <w:r>
               <w:rPr>
-                <w:rFonts w:ascii="Aptos" w:hAnsi="Aptos" w:cs="Vazirmatn" w:eastAsia="Vazirmatn"/>
+                <w:rFonts w:ascii="Aptos" w:hAnsi="Aptos" w:cs="Vazirmatn"/>
                 <w:b/>
                 <w:color w:val="FFFFFF"/>
-                <w:sz w:val="19"/>
+                <w:sz w:val="18"/>
               </w:rPr>
               <w:t>شناسه</w:t>
+            </w:r>
+          </w:p>
+        </w:tc>
+        <w:tc>
+          <w:tcPr>
+            <w:tcW w:type="dxa" w:w="2438"/>
+            <w:shd w:fill="183153"/>
+            <w:tcBorders>
+              <w:top w:val="single" w:sz="6" w:color="D9D9D9"/>
+              <w:left w:val="single" w:sz="6" w:color="D9D9D9"/>
+              <w:bottom w:val="single" w:sz="6" w:color="D9D9D9"/>
+              <w:right w:val="single" w:sz="6" w:color="D9D9D9"/>
+              <w:insideH w:val="single" w:sz="6" w:color="D9D9D9"/>
+              <w:insideV w:val="single" w:sz="6" w:color="D9D9D9"/>
+            </w:tcBorders>
+            <w:vAlign w:val="center"/>
+          </w:tcPr>
+          <w:p>
+            <w:pPr>
+              <w:jc w:val="center"/>
+              <w:bidi/>
+            </w:pPr>
+            <w:r>
+              <w:rPr>
+                <w:rFonts w:ascii="Aptos" w:hAnsi="Aptos" w:cs="Vazirmatn"/>
+                <w:b/>
+                <w:color w:val="FFFFFF"/>
+                <w:sz w:val="18"/>
+              </w:rPr>
+              <w:t>سناریو</w:t>
             </w:r>
           </w:p>
         </w:tc>
@@ -4002,12 +3929,6 @@
               <w:insideH w:val="single" w:sz="6" w:color="D9D9D9"/>
               <w:insideV w:val="single" w:sz="6" w:color="D9D9D9"/>
             </w:tcBorders>
-            <w:tcMar>
-              <w:top w:w="100" w:type="dxa"/>
-              <w:start w:w="120" w:type="dxa"/>
-              <w:bottom w:w="100" w:type="dxa"/>
-              <w:end w:w="120" w:type="dxa"/>
-            </w:tcMar>
             <w:vAlign w:val="center"/>
           </w:tcPr>
           <w:p>
@@ -4017,18 +3938,18 @@
             </w:pPr>
             <w:r>
               <w:rPr>
-                <w:rFonts w:ascii="Aptos" w:hAnsi="Aptos" w:cs="Vazirmatn" w:eastAsia="Vazirmatn"/>
+                <w:rFonts w:ascii="Aptos" w:hAnsi="Aptos" w:cs="Vazirmatn"/>
                 <w:b/>
                 <w:color w:val="FFFFFF"/>
-                <w:sz w:val="19"/>
+                <w:sz w:val="18"/>
               </w:rPr>
-              <w:t>سناریوی پذیرش</w:t>
+              <w:t>نتیجهٔ پذیرش</w:t>
             </w:r>
           </w:p>
         </w:tc>
         <w:tc>
           <w:tcPr>
-            <w:tcW w:type="dxa" w:w="4082"/>
+            <w:tcW w:type="dxa" w:w="2778"/>
             <w:shd w:fill="183153"/>
             <w:tcBorders>
               <w:top w:val="single" w:sz="6" w:color="D9D9D9"/>
@@ -4038,12 +3959,6 @@
               <w:insideH w:val="single" w:sz="6" w:color="D9D9D9"/>
               <w:insideV w:val="single" w:sz="6" w:color="D9D9D9"/>
             </w:tcBorders>
-            <w:tcMar>
-              <w:top w:w="100" w:type="dxa"/>
-              <w:start w:w="120" w:type="dxa"/>
-              <w:bottom w:w="100" w:type="dxa"/>
-              <w:end w:w="120" w:type="dxa"/>
-            </w:tcMar>
             <w:vAlign w:val="center"/>
           </w:tcPr>
           <w:p>
@@ -4053,12 +3968,12 @@
             </w:pPr>
             <w:r>
               <w:rPr>
-                <w:rFonts w:ascii="Aptos" w:hAnsi="Aptos" w:cs="Vazirmatn" w:eastAsia="Vazirmatn"/>
+                <w:rFonts w:ascii="Aptos" w:hAnsi="Aptos" w:cs="Vazirmatn"/>
                 <w:b/>
                 <w:color w:val="FFFFFF"/>
-                <w:sz w:val="19"/>
+                <w:sz w:val="18"/>
               </w:rPr>
-              <w:t>نتیجهٔ مورد انتظار</w:t>
+              <w:t>نیاز مرتبط</w:t>
             </w:r>
           </w:p>
         </w:tc>
@@ -4075,28 +3990,52 @@
               <w:insideH w:val="single" w:sz="6" w:color="D9D9D9"/>
               <w:insideV w:val="single" w:sz="6" w:color="D9D9D9"/>
             </w:tcBorders>
-            <w:tcMar>
-              <w:top w:w="100" w:type="dxa"/>
-              <w:start w:w="120" w:type="dxa"/>
-              <w:bottom w:w="100" w:type="dxa"/>
-              <w:end w:w="120" w:type="dxa"/>
-            </w:tcMar>
             <w:vAlign w:val="center"/>
           </w:tcPr>
           <w:p>
             <w:pPr>
-              <w:spacing w:line="300" w:lineRule="auto"/>
+              <w:spacing w:line="288" w:lineRule="auto"/>
               <w:jc w:val="right"/>
               <w:bidi/>
             </w:pPr>
             <w:r>
               <w:rPr>
-                <w:rFonts w:ascii="Aptos" w:hAnsi="Aptos" w:cs="Vazirmatn" w:eastAsia="Vazirmatn"/>
+                <w:rFonts w:ascii="Aptos" w:hAnsi="Aptos" w:cs="Vazirmatn"/>
                 <w:b w:val="0"/>
                 <w:color w:val="202938"/>
-                <w:sz w:val="18"/>
+                <w:sz w:val="17"/>
               </w:rPr>
               <w:t>AC-01</w:t>
+            </w:r>
+          </w:p>
+        </w:tc>
+        <w:tc>
+          <w:tcPr>
+            <w:tcW w:type="dxa" w:w="2438"/>
+            <w:tcBorders>
+              <w:top w:val="single" w:sz="6" w:color="D9D9D9"/>
+              <w:left w:val="single" w:sz="6" w:color="D9D9D9"/>
+              <w:bottom w:val="single" w:sz="6" w:color="D9D9D9"/>
+              <w:right w:val="single" w:sz="6" w:color="D9D9D9"/>
+              <w:insideH w:val="single" w:sz="6" w:color="D9D9D9"/>
+              <w:insideV w:val="single" w:sz="6" w:color="D9D9D9"/>
+            </w:tcBorders>
+            <w:vAlign w:val="center"/>
+          </w:tcPr>
+          <w:p>
+            <w:pPr>
+              <w:spacing w:line="288" w:lineRule="auto"/>
+              <w:jc w:val="right"/>
+              <w:bidi/>
+            </w:pPr>
+            <w:r>
+              <w:rPr>
+                <w:rFonts w:ascii="Aptos" w:hAnsi="Aptos" w:cs="Vazirmatn"/>
+                <w:b w:val="0"/>
+                <w:color w:val="202938"/>
+                <w:sz w:val="17"/>
+              </w:rPr>
+              <w:t>بارگذاری PDF</w:t>
             </w:r>
           </w:p>
         </w:tc>
@@ -4111,34 +4050,28 @@
               <w:insideH w:val="single" w:sz="6" w:color="D9D9D9"/>
               <w:insideV w:val="single" w:sz="6" w:color="D9D9D9"/>
             </w:tcBorders>
-            <w:tcMar>
-              <w:top w:w="100" w:type="dxa"/>
-              <w:start w:w="120" w:type="dxa"/>
-              <w:bottom w:w="100" w:type="dxa"/>
-              <w:end w:w="120" w:type="dxa"/>
-            </w:tcMar>
             <w:vAlign w:val="center"/>
           </w:tcPr>
           <w:p>
             <w:pPr>
-              <w:spacing w:line="300" w:lineRule="auto"/>
+              <w:spacing w:line="288" w:lineRule="auto"/>
               <w:jc w:val="right"/>
               <w:bidi/>
             </w:pPr>
             <w:r>
               <w:rPr>
-                <w:rFonts w:ascii="Aptos" w:hAnsi="Aptos" w:cs="Vazirmatn" w:eastAsia="Vazirmatn"/>
+                <w:rFonts w:ascii="Aptos" w:hAnsi="Aptos" w:cs="Vazirmatn"/>
                 <w:b w:val="0"/>
                 <w:color w:val="202938"/>
-                <w:sz w:val="18"/>
+                <w:sz w:val="17"/>
               </w:rPr>
-              <w:t>کاربر مجاز PDF را به مجموعه ارسال می‌کند.</w:t>
+              <w:t>وضعیت و پیشرفت نمایش داده می‌شود و پس از ایندکس، سند قابل بازیابی است.</w:t>
             </w:r>
           </w:p>
         </w:tc>
         <w:tc>
           <w:tcPr>
-            <w:tcW w:type="dxa" w:w="4082"/>
+            <w:tcW w:type="dxa" w:w="2778"/>
             <w:tcBorders>
               <w:top w:val="single" w:sz="6" w:color="D9D9D9"/>
               <w:left w:val="single" w:sz="6" w:color="D9D9D9"/>
@@ -4147,28 +4080,22 @@
               <w:insideH w:val="single" w:sz="6" w:color="D9D9D9"/>
               <w:insideV w:val="single" w:sz="6" w:color="D9D9D9"/>
             </w:tcBorders>
-            <w:tcMar>
-              <w:top w:w="100" w:type="dxa"/>
-              <w:start w:w="120" w:type="dxa"/>
-              <w:bottom w:w="100" w:type="dxa"/>
-              <w:end w:w="120" w:type="dxa"/>
-            </w:tcMar>
             <w:vAlign w:val="center"/>
           </w:tcPr>
           <w:p>
             <w:pPr>
-              <w:spacing w:line="300" w:lineRule="auto"/>
+              <w:spacing w:line="288" w:lineRule="auto"/>
               <w:jc w:val="right"/>
               <w:bidi/>
             </w:pPr>
             <w:r>
               <w:rPr>
-                <w:rFonts w:ascii="Aptos" w:hAnsi="Aptos" w:cs="Vazirmatn" w:eastAsia="Vazirmatn"/>
+                <w:rFonts w:ascii="Aptos" w:hAnsi="Aptos" w:cs="Vazirmatn"/>
                 <w:b w:val="0"/>
                 <w:color w:val="202938"/>
-                <w:sz w:val="18"/>
+                <w:sz w:val="17"/>
               </w:rPr>
-              <w:t>رکورد سند ایجاد می‌شود، وضعیت و پیشرفت نمایش داده می‌شود و پس از ایندکس، سند قابل بازیابی است.</w:t>
+              <w:t>FR-KB-03 تا 04، FR-ING-01</w:t>
             </w:r>
           </w:p>
         </w:tc>
@@ -4185,29 +4112,54 @@
               <w:insideH w:val="single" w:sz="6" w:color="D9D9D9"/>
               <w:insideV w:val="single" w:sz="6" w:color="D9D9D9"/>
             </w:tcBorders>
-            <w:tcMar>
-              <w:top w:w="100" w:type="dxa"/>
-              <w:start w:w="120" w:type="dxa"/>
-              <w:bottom w:w="100" w:type="dxa"/>
-              <w:end w:w="120" w:type="dxa"/>
-            </w:tcMar>
-            <w:shd w:fill="F7F9FB"/>
             <w:vAlign w:val="center"/>
+            <w:shd w:fill="F5F8FB"/>
           </w:tcPr>
           <w:p>
             <w:pPr>
-              <w:spacing w:line="300" w:lineRule="auto"/>
+              <w:spacing w:line="288" w:lineRule="auto"/>
               <w:jc w:val="right"/>
               <w:bidi/>
             </w:pPr>
             <w:r>
               <w:rPr>
-                <w:rFonts w:ascii="Aptos" w:hAnsi="Aptos" w:cs="Vazirmatn" w:eastAsia="Vazirmatn"/>
+                <w:rFonts w:ascii="Aptos" w:hAnsi="Aptos" w:cs="Vazirmatn"/>
                 <w:b w:val="0"/>
                 <w:color w:val="202938"/>
-                <w:sz w:val="18"/>
+                <w:sz w:val="17"/>
               </w:rPr>
               <w:t>AC-02</w:t>
+            </w:r>
+          </w:p>
+        </w:tc>
+        <w:tc>
+          <w:tcPr>
+            <w:tcW w:type="dxa" w:w="2438"/>
+            <w:tcBorders>
+              <w:top w:val="single" w:sz="6" w:color="D9D9D9"/>
+              <w:left w:val="single" w:sz="6" w:color="D9D9D9"/>
+              <w:bottom w:val="single" w:sz="6" w:color="D9D9D9"/>
+              <w:right w:val="single" w:sz="6" w:color="D9D9D9"/>
+              <w:insideH w:val="single" w:sz="6" w:color="D9D9D9"/>
+              <w:insideV w:val="single" w:sz="6" w:color="D9D9D9"/>
+            </w:tcBorders>
+            <w:vAlign w:val="center"/>
+            <w:shd w:fill="F5F8FB"/>
+          </w:tcPr>
+          <w:p>
+            <w:pPr>
+              <w:spacing w:line="288" w:lineRule="auto"/>
+              <w:jc w:val="right"/>
+              <w:bidi/>
+            </w:pPr>
+            <w:r>
+              <w:rPr>
+                <w:rFonts w:ascii="Aptos" w:hAnsi="Aptos" w:cs="Vazirmatn"/>
+                <w:b w:val="0"/>
+                <w:color w:val="202938"/>
+                <w:sz w:val="17"/>
+              </w:rPr>
+              <w:t>OCR ناموفق</w:t>
             </w:r>
           </w:p>
         </w:tc>
@@ -4222,35 +4174,29 @@
               <w:insideH w:val="single" w:sz="6" w:color="D9D9D9"/>
               <w:insideV w:val="single" w:sz="6" w:color="D9D9D9"/>
             </w:tcBorders>
-            <w:tcMar>
-              <w:top w:w="100" w:type="dxa"/>
-              <w:start w:w="120" w:type="dxa"/>
-              <w:bottom w:w="100" w:type="dxa"/>
-              <w:end w:w="120" w:type="dxa"/>
-            </w:tcMar>
-            <w:shd w:fill="F7F9FB"/>
             <w:vAlign w:val="center"/>
+            <w:shd w:fill="F5F8FB"/>
           </w:tcPr>
           <w:p>
             <w:pPr>
-              <w:spacing w:line="300" w:lineRule="auto"/>
+              <w:spacing w:line="288" w:lineRule="auto"/>
               <w:jc w:val="right"/>
               <w:bidi/>
             </w:pPr>
             <w:r>
               <w:rPr>
-                <w:rFonts w:ascii="Aptos" w:hAnsi="Aptos" w:cs="Vazirmatn" w:eastAsia="Vazirmatn"/>
+                <w:rFonts w:ascii="Aptos" w:hAnsi="Aptos" w:cs="Vazirmatn"/>
                 <w:b w:val="0"/>
                 <w:color w:val="202938"/>
-                <w:sz w:val="18"/>
+                <w:sz w:val="17"/>
               </w:rPr>
-              <w:t>پردازش PDF اسکن‌شده با OCR پیکربندی‌نشده یا ناموفق اجرا می‌شود.</w:t>
+              <w:t>سند indexed نمی‌شود؛ دلیل روشن و Retry نمایش داده می‌شود.</w:t>
             </w:r>
           </w:p>
         </w:tc>
         <w:tc>
           <w:tcPr>
-            <w:tcW w:type="dxa" w:w="4082"/>
+            <w:tcW w:type="dxa" w:w="2778"/>
             <w:tcBorders>
               <w:top w:val="single" w:sz="6" w:color="D9D9D9"/>
               <w:left w:val="single" w:sz="6" w:color="D9D9D9"/>
@@ -4259,29 +4205,23 @@
               <w:insideH w:val="single" w:sz="6" w:color="D9D9D9"/>
               <w:insideV w:val="single" w:sz="6" w:color="D9D9D9"/>
             </w:tcBorders>
-            <w:tcMar>
-              <w:top w:w="100" w:type="dxa"/>
-              <w:start w:w="120" w:type="dxa"/>
-              <w:bottom w:w="100" w:type="dxa"/>
-              <w:end w:w="120" w:type="dxa"/>
-            </w:tcMar>
-            <w:shd w:fill="F7F9FB"/>
             <w:vAlign w:val="center"/>
+            <w:shd w:fill="F5F8FB"/>
           </w:tcPr>
           <w:p>
             <w:pPr>
-              <w:spacing w:line="300" w:lineRule="auto"/>
+              <w:spacing w:line="288" w:lineRule="auto"/>
               <w:jc w:val="right"/>
               <w:bidi/>
             </w:pPr>
             <w:r>
               <w:rPr>
-                <w:rFonts w:ascii="Aptos" w:hAnsi="Aptos" w:cs="Vazirmatn" w:eastAsia="Vazirmatn"/>
+                <w:rFonts w:ascii="Aptos" w:hAnsi="Aptos" w:cs="Vazirmatn"/>
                 <w:b w:val="0"/>
                 <w:color w:val="202938"/>
-                <w:sz w:val="18"/>
+                <w:sz w:val="17"/>
               </w:rPr>
-              <w:t>سند failed می‌شود، علت عملیاتی نمایش داده می‌شود و Retry در دسترس است.</w:t>
+              <w:t>FR-ING-02 تا 04</w:t>
             </w:r>
           </w:p>
         </w:tc>
@@ -4298,28 +4238,52 @@
               <w:insideH w:val="single" w:sz="6" w:color="D9D9D9"/>
               <w:insideV w:val="single" w:sz="6" w:color="D9D9D9"/>
             </w:tcBorders>
-            <w:tcMar>
-              <w:top w:w="100" w:type="dxa"/>
-              <w:start w:w="120" w:type="dxa"/>
-              <w:bottom w:w="100" w:type="dxa"/>
-              <w:end w:w="120" w:type="dxa"/>
-            </w:tcMar>
             <w:vAlign w:val="center"/>
           </w:tcPr>
           <w:p>
             <w:pPr>
-              <w:spacing w:line="300" w:lineRule="auto"/>
+              <w:spacing w:line="288" w:lineRule="auto"/>
               <w:jc w:val="right"/>
               <w:bidi/>
             </w:pPr>
             <w:r>
               <w:rPr>
-                <w:rFonts w:ascii="Aptos" w:hAnsi="Aptos" w:cs="Vazirmatn" w:eastAsia="Vazirmatn"/>
+                <w:rFonts w:ascii="Aptos" w:hAnsi="Aptos" w:cs="Vazirmatn"/>
                 <w:b w:val="0"/>
                 <w:color w:val="202938"/>
-                <w:sz w:val="18"/>
+                <w:sz w:val="17"/>
               </w:rPr>
               <w:t>AC-03</w:t>
+            </w:r>
+          </w:p>
+        </w:tc>
+        <w:tc>
+          <w:tcPr>
+            <w:tcW w:type="dxa" w:w="2438"/>
+            <w:tcBorders>
+              <w:top w:val="single" w:sz="6" w:color="D9D9D9"/>
+              <w:left w:val="single" w:sz="6" w:color="D9D9D9"/>
+              <w:bottom w:val="single" w:sz="6" w:color="D9D9D9"/>
+              <w:right w:val="single" w:sz="6" w:color="D9D9D9"/>
+              <w:insideH w:val="single" w:sz="6" w:color="D9D9D9"/>
+              <w:insideV w:val="single" w:sz="6" w:color="D9D9D9"/>
+            </w:tcBorders>
+            <w:vAlign w:val="center"/>
+          </w:tcPr>
+          <w:p>
+            <w:pPr>
+              <w:spacing w:line="288" w:lineRule="auto"/>
+              <w:jc w:val="right"/>
+              <w:bidi/>
+            </w:pPr>
+            <w:r>
+              <w:rPr>
+                <w:rFonts w:ascii="Aptos" w:hAnsi="Aptos" w:cs="Vazirmatn"/>
+                <w:b w:val="0"/>
+                <w:color w:val="202938"/>
+                <w:sz w:val="17"/>
+              </w:rPr>
+              <w:t>پرسش مستند</w:t>
             </w:r>
           </w:p>
         </w:tc>
@@ -4334,34 +4298,28 @@
               <w:insideH w:val="single" w:sz="6" w:color="D9D9D9"/>
               <w:insideV w:val="single" w:sz="6" w:color="D9D9D9"/>
             </w:tcBorders>
-            <w:tcMar>
-              <w:top w:w="100" w:type="dxa"/>
-              <w:start w:w="120" w:type="dxa"/>
-              <w:bottom w:w="100" w:type="dxa"/>
-              <w:end w:w="120" w:type="dxa"/>
-            </w:tcMar>
             <w:vAlign w:val="center"/>
           </w:tcPr>
           <w:p>
             <w:pPr>
-              <w:spacing w:line="300" w:lineRule="auto"/>
+              <w:spacing w:line="288" w:lineRule="auto"/>
               <w:jc w:val="right"/>
               <w:bidi/>
             </w:pPr>
             <w:r>
               <w:rPr>
-                <w:rFonts w:ascii="Aptos" w:hAnsi="Aptos" w:cs="Vazirmatn" w:eastAsia="Vazirmatn"/>
+                <w:rFonts w:ascii="Aptos" w:hAnsi="Aptos" w:cs="Vazirmatn"/>
                 <w:b w:val="0"/>
                 <w:color w:val="202938"/>
-                <w:sz w:val="18"/>
+                <w:sz w:val="17"/>
               </w:rPr>
-              <w:t>کاربر سؤال مرتبط با یک مجموعهٔ دانش می‌پرسد.</w:t>
+              <w:t>پاسخ، وضعیت اعتماد و منبع قابل بازکردن نمایش داده می‌شود.</w:t>
             </w:r>
           </w:p>
         </w:tc>
         <w:tc>
           <w:tcPr>
-            <w:tcW w:type="dxa" w:w="4082"/>
+            <w:tcW w:type="dxa" w:w="2778"/>
             <w:tcBorders>
               <w:top w:val="single" w:sz="6" w:color="D9D9D9"/>
               <w:left w:val="single" w:sz="6" w:color="D9D9D9"/>
@@ -4370,28 +4328,22 @@
               <w:insideH w:val="single" w:sz="6" w:color="D9D9D9"/>
               <w:insideV w:val="single" w:sz="6" w:color="D9D9D9"/>
             </w:tcBorders>
-            <w:tcMar>
-              <w:top w:w="100" w:type="dxa"/>
-              <w:start w:w="120" w:type="dxa"/>
-              <w:bottom w:w="100" w:type="dxa"/>
-              <w:end w:w="120" w:type="dxa"/>
-            </w:tcMar>
             <w:vAlign w:val="center"/>
           </w:tcPr>
           <w:p>
             <w:pPr>
-              <w:spacing w:line="300" w:lineRule="auto"/>
+              <w:spacing w:line="288" w:lineRule="auto"/>
               <w:jc w:val="right"/>
               <w:bidi/>
             </w:pPr>
             <w:r>
               <w:rPr>
-                <w:rFonts w:ascii="Aptos" w:hAnsi="Aptos" w:cs="Vazirmatn" w:eastAsia="Vazirmatn"/>
+                <w:rFonts w:ascii="Aptos" w:hAnsi="Aptos" w:cs="Vazirmatn"/>
                 <w:b w:val="0"/>
                 <w:color w:val="202938"/>
-                <w:sz w:val="18"/>
+                <w:sz w:val="17"/>
               </w:rPr>
-              <w:t>پاسخ، وضعیت اعتماد و منابع قابل بازکردن در همان گفتگو نمایش داده می‌شوند.</w:t>
+              <w:t>FR-RAG-02 تا 04</w:t>
             </w:r>
           </w:p>
         </w:tc>
@@ -4408,29 +4360,54 @@
               <w:insideH w:val="single" w:sz="6" w:color="D9D9D9"/>
               <w:insideV w:val="single" w:sz="6" w:color="D9D9D9"/>
             </w:tcBorders>
-            <w:tcMar>
-              <w:top w:w="100" w:type="dxa"/>
-              <w:start w:w="120" w:type="dxa"/>
-              <w:bottom w:w="100" w:type="dxa"/>
-              <w:end w:w="120" w:type="dxa"/>
-            </w:tcMar>
-            <w:shd w:fill="F7F9FB"/>
             <w:vAlign w:val="center"/>
+            <w:shd w:fill="F5F8FB"/>
           </w:tcPr>
           <w:p>
             <w:pPr>
-              <w:spacing w:line="300" w:lineRule="auto"/>
+              <w:spacing w:line="288" w:lineRule="auto"/>
               <w:jc w:val="right"/>
               <w:bidi/>
             </w:pPr>
             <w:r>
               <w:rPr>
-                <w:rFonts w:ascii="Aptos" w:hAnsi="Aptos" w:cs="Vazirmatn" w:eastAsia="Vazirmatn"/>
+                <w:rFonts w:ascii="Aptos" w:hAnsi="Aptos" w:cs="Vazirmatn"/>
                 <w:b w:val="0"/>
                 <w:color w:val="202938"/>
-                <w:sz w:val="18"/>
+                <w:sz w:val="17"/>
               </w:rPr>
               <w:t>AC-04</w:t>
+            </w:r>
+          </w:p>
+        </w:tc>
+        <w:tc>
+          <w:tcPr>
+            <w:tcW w:type="dxa" w:w="2438"/>
+            <w:tcBorders>
+              <w:top w:val="single" w:sz="6" w:color="D9D9D9"/>
+              <w:left w:val="single" w:sz="6" w:color="D9D9D9"/>
+              <w:bottom w:val="single" w:sz="6" w:color="D9D9D9"/>
+              <w:right w:val="single" w:sz="6" w:color="D9D9D9"/>
+              <w:insideH w:val="single" w:sz="6" w:color="D9D9D9"/>
+              <w:insideV w:val="single" w:sz="6" w:color="D9D9D9"/>
+            </w:tcBorders>
+            <w:vAlign w:val="center"/>
+            <w:shd w:fill="F5F8FB"/>
+          </w:tcPr>
+          <w:p>
+            <w:pPr>
+              <w:spacing w:line="288" w:lineRule="auto"/>
+              <w:jc w:val="right"/>
+              <w:bidi/>
+            </w:pPr>
+            <w:r>
+              <w:rPr>
+                <w:rFonts w:ascii="Aptos" w:hAnsi="Aptos" w:cs="Vazirmatn"/>
+                <w:b w:val="0"/>
+                <w:color w:val="202938"/>
+                <w:sz w:val="17"/>
+              </w:rPr>
+              <w:t>لغو پاسخ</w:t>
             </w:r>
           </w:p>
         </w:tc>
@@ -4445,35 +4422,29 @@
               <w:insideH w:val="single" w:sz="6" w:color="D9D9D9"/>
               <w:insideV w:val="single" w:sz="6" w:color="D9D9D9"/>
             </w:tcBorders>
-            <w:tcMar>
-              <w:top w:w="100" w:type="dxa"/>
-              <w:start w:w="120" w:type="dxa"/>
-              <w:bottom w:w="100" w:type="dxa"/>
-              <w:end w:w="120" w:type="dxa"/>
-            </w:tcMar>
-            <w:shd w:fill="F7F9FB"/>
             <w:vAlign w:val="center"/>
+            <w:shd w:fill="F5F8FB"/>
           </w:tcPr>
           <w:p>
             <w:pPr>
-              <w:spacing w:line="300" w:lineRule="auto"/>
+              <w:spacing w:line="288" w:lineRule="auto"/>
               <w:jc w:val="right"/>
               <w:bidi/>
             </w:pPr>
             <w:r>
               <w:rPr>
-                <w:rFonts w:ascii="Aptos" w:hAnsi="Aptos" w:cs="Vazirmatn" w:eastAsia="Vazirmatn"/>
+                <w:rFonts w:ascii="Aptos" w:hAnsi="Aptos" w:cs="Vazirmatn"/>
                 <w:b w:val="0"/>
                 <w:color w:val="202938"/>
-                <w:sz w:val="18"/>
+                <w:sz w:val="17"/>
               </w:rPr>
-              <w:t>کاربر در زمان انتظار پاسخ لغو را می‌زند.</w:t>
+              <w:t>درخواست متوقف و متن پرسش برای ویرایش باقی می‌ماند.</w:t>
             </w:r>
           </w:p>
         </w:tc>
         <w:tc>
           <w:tcPr>
-            <w:tcW w:type="dxa" w:w="4082"/>
+            <w:tcW w:type="dxa" w:w="2778"/>
             <w:tcBorders>
               <w:top w:val="single" w:sz="6" w:color="D9D9D9"/>
               <w:left w:val="single" w:sz="6" w:color="D9D9D9"/>
@@ -4482,29 +4453,23 @@
               <w:insideH w:val="single" w:sz="6" w:color="D9D9D9"/>
               <w:insideV w:val="single" w:sz="6" w:color="D9D9D9"/>
             </w:tcBorders>
-            <w:tcMar>
-              <w:top w:w="100" w:type="dxa"/>
-              <w:start w:w="120" w:type="dxa"/>
-              <w:bottom w:w="100" w:type="dxa"/>
-              <w:end w:w="120" w:type="dxa"/>
-            </w:tcMar>
-            <w:shd w:fill="F7F9FB"/>
             <w:vAlign w:val="center"/>
+            <w:shd w:fill="F5F8FB"/>
           </w:tcPr>
           <w:p>
             <w:pPr>
-              <w:spacing w:line="300" w:lineRule="auto"/>
+              <w:spacing w:line="288" w:lineRule="auto"/>
               <w:jc w:val="right"/>
               <w:bidi/>
             </w:pPr>
             <w:r>
               <w:rPr>
-                <w:rFonts w:ascii="Aptos" w:hAnsi="Aptos" w:cs="Vazirmatn" w:eastAsia="Vazirmatn"/>
+                <w:rFonts w:ascii="Aptos" w:hAnsi="Aptos" w:cs="Vazirmatn"/>
                 <w:b w:val="0"/>
                 <w:color w:val="202938"/>
-                <w:sz w:val="18"/>
+                <w:sz w:val="17"/>
               </w:rPr>
-              <w:t>درخواست متوقف می‌شود و متن پرسش برای ویرایش یا ارسال مجدد باقی می‌ماند.</w:t>
+              <w:t>FR-RAG-05</w:t>
             </w:r>
           </w:p>
         </w:tc>
@@ -4521,28 +4486,52 @@
               <w:insideH w:val="single" w:sz="6" w:color="D9D9D9"/>
               <w:insideV w:val="single" w:sz="6" w:color="D9D9D9"/>
             </w:tcBorders>
-            <w:tcMar>
-              <w:top w:w="100" w:type="dxa"/>
-              <w:start w:w="120" w:type="dxa"/>
-              <w:bottom w:w="100" w:type="dxa"/>
-              <w:end w:w="120" w:type="dxa"/>
-            </w:tcMar>
             <w:vAlign w:val="center"/>
           </w:tcPr>
           <w:p>
             <w:pPr>
-              <w:spacing w:line="300" w:lineRule="auto"/>
+              <w:spacing w:line="288" w:lineRule="auto"/>
               <w:jc w:val="right"/>
               <w:bidi/>
             </w:pPr>
             <w:r>
               <w:rPr>
-                <w:rFonts w:ascii="Aptos" w:hAnsi="Aptos" w:cs="Vazirmatn" w:eastAsia="Vazirmatn"/>
+                <w:rFonts w:ascii="Aptos" w:hAnsi="Aptos" w:cs="Vazirmatn"/>
                 <w:b w:val="0"/>
                 <w:color w:val="202938"/>
-                <w:sz w:val="18"/>
+                <w:sz w:val="17"/>
               </w:rPr>
               <w:t>AC-05</w:t>
+            </w:r>
+          </w:p>
+        </w:tc>
+        <w:tc>
+          <w:tcPr>
+            <w:tcW w:type="dxa" w:w="2438"/>
+            <w:tcBorders>
+              <w:top w:val="single" w:sz="6" w:color="D9D9D9"/>
+              <w:left w:val="single" w:sz="6" w:color="D9D9D9"/>
+              <w:bottom w:val="single" w:sz="6" w:color="D9D9D9"/>
+              <w:right w:val="single" w:sz="6" w:color="D9D9D9"/>
+              <w:insideH w:val="single" w:sz="6" w:color="D9D9D9"/>
+              <w:insideV w:val="single" w:sz="6" w:color="D9D9D9"/>
+            </w:tcBorders>
+            <w:vAlign w:val="center"/>
+          </w:tcPr>
+          <w:p>
+            <w:pPr>
+              <w:spacing w:line="288" w:lineRule="auto"/>
+              <w:jc w:val="right"/>
+              <w:bidi/>
+            </w:pPr>
+            <w:r>
+              <w:rPr>
+                <w:rFonts w:ascii="Aptos" w:hAnsi="Aptos" w:cs="Vazirmatn"/>
+                <w:b w:val="0"/>
+                <w:color w:val="202938"/>
+                <w:sz w:val="17"/>
+              </w:rPr>
+              <w:t>Lease منقضی</w:t>
             </w:r>
           </w:p>
         </w:tc>
@@ -4557,34 +4546,28 @@
               <w:insideH w:val="single" w:sz="6" w:color="D9D9D9"/>
               <w:insideV w:val="single" w:sz="6" w:color="D9D9D9"/>
             </w:tcBorders>
-            <w:tcMar>
-              <w:top w:w="100" w:type="dxa"/>
-              <w:start w:w="120" w:type="dxa"/>
-              <w:bottom w:w="100" w:type="dxa"/>
-              <w:end w:w="120" w:type="dxa"/>
-            </w:tcMar>
             <w:vAlign w:val="center"/>
           </w:tcPr>
           <w:p>
             <w:pPr>
-              <w:spacing w:line="300" w:lineRule="auto"/>
+              <w:spacing w:line="288" w:lineRule="auto"/>
               <w:jc w:val="right"/>
               <w:bidi/>
             </w:pPr>
             <w:r>
               <w:rPr>
-                <w:rFonts w:ascii="Aptos" w:hAnsi="Aptos" w:cs="Vazirmatn" w:eastAsia="Vazirmatn"/>
+                <w:rFonts w:ascii="Aptos" w:hAnsi="Aptos" w:cs="Vazirmatn"/>
                 <w:b w:val="0"/>
                 <w:color w:val="202938"/>
-                <w:sz w:val="18"/>
+                <w:sz w:val="17"/>
               </w:rPr>
-              <w:t>دو Scheduler به Connector منقضی‌شده می‌رسند.</w:t>
+              <w:t>تنها یک Scheduler همگام‌سازی را تصاحب می‌کند.</w:t>
             </w:r>
           </w:p>
         </w:tc>
         <w:tc>
           <w:tcPr>
-            <w:tcW w:type="dxa" w:w="4082"/>
+            <w:tcW w:type="dxa" w:w="2778"/>
             <w:tcBorders>
               <w:top w:val="single" w:sz="6" w:color="D9D9D9"/>
               <w:left w:val="single" w:sz="6" w:color="D9D9D9"/>
@@ -4593,28 +4576,22 @@
               <w:insideH w:val="single" w:sz="6" w:color="D9D9D9"/>
               <w:insideV w:val="single" w:sz="6" w:color="D9D9D9"/>
             </w:tcBorders>
-            <w:tcMar>
-              <w:top w:w="100" w:type="dxa"/>
-              <w:start w:w="120" w:type="dxa"/>
-              <w:bottom w:w="100" w:type="dxa"/>
-              <w:end w:w="120" w:type="dxa"/>
-            </w:tcMar>
             <w:vAlign w:val="center"/>
           </w:tcPr>
           <w:p>
             <w:pPr>
-              <w:spacing w:line="300" w:lineRule="auto"/>
+              <w:spacing w:line="288" w:lineRule="auto"/>
               <w:jc w:val="right"/>
               <w:bidi/>
             </w:pPr>
             <w:r>
               <w:rPr>
-                <w:rFonts w:ascii="Aptos" w:hAnsi="Aptos" w:cs="Vazirmatn" w:eastAsia="Vazirmatn"/>
+                <w:rFonts w:ascii="Aptos" w:hAnsi="Aptos" w:cs="Vazirmatn"/>
                 <w:b w:val="0"/>
                 <w:color w:val="202938"/>
-                <w:sz w:val="18"/>
+                <w:sz w:val="17"/>
               </w:rPr>
-              <w:t>فقط یکی Lease را به‌صورت اتمیک تصاحب و همگام‌سازی را اجرا می‌کند.</w:t>
+              <w:t>FR-CON-02</w:t>
             </w:r>
           </w:p>
         </w:tc>
@@ -4631,29 +4608,54 @@
               <w:insideH w:val="single" w:sz="6" w:color="D9D9D9"/>
               <w:insideV w:val="single" w:sz="6" w:color="D9D9D9"/>
             </w:tcBorders>
-            <w:tcMar>
-              <w:top w:w="100" w:type="dxa"/>
-              <w:start w:w="120" w:type="dxa"/>
-              <w:bottom w:w="100" w:type="dxa"/>
-              <w:end w:w="120" w:type="dxa"/>
-            </w:tcMar>
-            <w:shd w:fill="F7F9FB"/>
             <w:vAlign w:val="center"/>
+            <w:shd w:fill="F5F8FB"/>
           </w:tcPr>
           <w:p>
             <w:pPr>
-              <w:spacing w:line="300" w:lineRule="auto"/>
+              <w:spacing w:line="288" w:lineRule="auto"/>
               <w:jc w:val="right"/>
               <w:bidi/>
             </w:pPr>
             <w:r>
               <w:rPr>
-                <w:rFonts w:ascii="Aptos" w:hAnsi="Aptos" w:cs="Vazirmatn" w:eastAsia="Vazirmatn"/>
+                <w:rFonts w:ascii="Aptos" w:hAnsi="Aptos" w:cs="Vazirmatn"/>
                 <w:b w:val="0"/>
                 <w:color w:val="202938"/>
-                <w:sz w:val="18"/>
+                <w:sz w:val="17"/>
               </w:rPr>
               <w:t>AC-06</w:t>
+            </w:r>
+          </w:p>
+        </w:tc>
+        <w:tc>
+          <w:tcPr>
+            <w:tcW w:type="dxa" w:w="2438"/>
+            <w:tcBorders>
+              <w:top w:val="single" w:sz="6" w:color="D9D9D9"/>
+              <w:left w:val="single" w:sz="6" w:color="D9D9D9"/>
+              <w:bottom w:val="single" w:sz="6" w:color="D9D9D9"/>
+              <w:right w:val="single" w:sz="6" w:color="D9D9D9"/>
+              <w:insideH w:val="single" w:sz="6" w:color="D9D9D9"/>
+              <w:insideV w:val="single" w:sz="6" w:color="D9D9D9"/>
+            </w:tcBorders>
+            <w:vAlign w:val="center"/>
+            <w:shd w:fill="F5F8FB"/>
+          </w:tcPr>
+          <w:p>
+            <w:pPr>
+              <w:spacing w:line="288" w:lineRule="auto"/>
+              <w:jc w:val="right"/>
+              <w:bidi/>
+            </w:pPr>
+            <w:r>
+              <w:rPr>
+                <w:rFonts w:ascii="Aptos" w:hAnsi="Aptos" w:cs="Vazirmatn"/>
+                <w:b w:val="0"/>
+                <w:color w:val="202938"/>
+                <w:sz w:val="17"/>
+              </w:rPr>
+              <w:t>خرابی Qdrant</w:t>
             </w:r>
           </w:p>
         </w:tc>
@@ -4668,35 +4670,29 @@
               <w:insideH w:val="single" w:sz="6" w:color="D9D9D9"/>
               <w:insideV w:val="single" w:sz="6" w:color="D9D9D9"/>
             </w:tcBorders>
-            <w:tcMar>
-              <w:top w:w="100" w:type="dxa"/>
-              <w:start w:w="120" w:type="dxa"/>
-              <w:bottom w:w="100" w:type="dxa"/>
-              <w:end w:w="120" w:type="dxa"/>
-            </w:tcMar>
-            <w:shd w:fill="F7F9FB"/>
             <w:vAlign w:val="center"/>
+            <w:shd w:fill="F5F8FB"/>
           </w:tcPr>
           <w:p>
             <w:pPr>
-              <w:spacing w:line="300" w:lineRule="auto"/>
+              <w:spacing w:line="288" w:lineRule="auto"/>
               <w:jc w:val="right"/>
               <w:bidi/>
             </w:pPr>
             <w:r>
               <w:rPr>
-                <w:rFonts w:ascii="Aptos" w:hAnsi="Aptos" w:cs="Vazirmatn" w:eastAsia="Vazirmatn"/>
+                <w:rFonts w:ascii="Aptos" w:hAnsi="Aptos" w:cs="Vazirmatn"/>
                 <w:b w:val="0"/>
                 <w:color w:val="202938"/>
-                <w:sz w:val="18"/>
+                <w:sz w:val="17"/>
               </w:rPr>
-              <w:t>پایگاه داده یا Qdrant در دسترس نیست.</w:t>
+              <w:t>readiness و کد HTTP ناموفق هستند و probe تغییردهنده نیست.</w:t>
             </w:r>
           </w:p>
         </w:tc>
         <w:tc>
           <w:tcPr>
-            <w:tcW w:type="dxa" w:w="4082"/>
+            <w:tcW w:type="dxa" w:w="2778"/>
             <w:tcBorders>
               <w:top w:val="single" w:sz="6" w:color="D9D9D9"/>
               <w:left w:val="single" w:sz="6" w:color="D9D9D9"/>
@@ -4705,29 +4701,23 @@
               <w:insideH w:val="single" w:sz="6" w:color="D9D9D9"/>
               <w:insideV w:val="single" w:sz="6" w:color="D9D9D9"/>
             </w:tcBorders>
-            <w:tcMar>
-              <w:top w:w="100" w:type="dxa"/>
-              <w:start w:w="120" w:type="dxa"/>
-              <w:bottom w:w="100" w:type="dxa"/>
-              <w:end w:w="120" w:type="dxa"/>
-            </w:tcMar>
-            <w:shd w:fill="F7F9FB"/>
             <w:vAlign w:val="center"/>
+            <w:shd w:fill="F5F8FB"/>
           </w:tcPr>
           <w:p>
             <w:pPr>
-              <w:spacing w:line="300" w:lineRule="auto"/>
+              <w:spacing w:line="288" w:lineRule="auto"/>
               <w:jc w:val="right"/>
               <w:bidi/>
             </w:pPr>
             <w:r>
               <w:rPr>
-                <w:rFonts w:ascii="Aptos" w:hAnsi="Aptos" w:cs="Vazirmatn" w:eastAsia="Vazirmatn"/>
+                <w:rFonts w:ascii="Aptos" w:hAnsi="Aptos" w:cs="Vazirmatn"/>
                 <w:b w:val="0"/>
                 <w:color w:val="202938"/>
-                <w:sz w:val="18"/>
+                <w:sz w:val="17"/>
               </w:rPr>
-              <w:t>readiness ناموفق است و پاسخ HTTP با کد ناموفق برمی‌گردد؛ health probe عملیات تغییردهنده انجام نمی‌دهد.</w:t>
+              <w:t>NFR-REL-01 تا 02</w:t>
             </w:r>
           </w:p>
         </w:tc>
@@ -4744,28 +4734,52 @@
               <w:insideH w:val="single" w:sz="6" w:color="D9D9D9"/>
               <w:insideV w:val="single" w:sz="6" w:color="D9D9D9"/>
             </w:tcBorders>
-            <w:tcMar>
-              <w:top w:w="100" w:type="dxa"/>
-              <w:start w:w="120" w:type="dxa"/>
-              <w:bottom w:w="100" w:type="dxa"/>
-              <w:end w:w="120" w:type="dxa"/>
-            </w:tcMar>
             <w:vAlign w:val="center"/>
           </w:tcPr>
           <w:p>
             <w:pPr>
-              <w:spacing w:line="300" w:lineRule="auto"/>
+              <w:spacing w:line="288" w:lineRule="auto"/>
               <w:jc w:val="right"/>
               <w:bidi/>
             </w:pPr>
             <w:r>
               <w:rPr>
-                <w:rFonts w:ascii="Aptos" w:hAnsi="Aptos" w:cs="Vazirmatn" w:eastAsia="Vazirmatn"/>
+                <w:rFonts w:ascii="Aptos" w:hAnsi="Aptos" w:cs="Vazirmatn"/>
                 <w:b w:val="0"/>
                 <w:color w:val="202938"/>
-                <w:sz w:val="18"/>
+                <w:sz w:val="17"/>
               </w:rPr>
               <w:t>AC-07</w:t>
+            </w:r>
+          </w:p>
+        </w:tc>
+        <w:tc>
+          <w:tcPr>
+            <w:tcW w:type="dxa" w:w="2438"/>
+            <w:tcBorders>
+              <w:top w:val="single" w:sz="6" w:color="D9D9D9"/>
+              <w:left w:val="single" w:sz="6" w:color="D9D9D9"/>
+              <w:bottom w:val="single" w:sz="6" w:color="D9D9D9"/>
+              <w:right w:val="single" w:sz="6" w:color="D9D9D9"/>
+              <w:insideH w:val="single" w:sz="6" w:color="D9D9D9"/>
+              <w:insideV w:val="single" w:sz="6" w:color="D9D9D9"/>
+            </w:tcBorders>
+            <w:vAlign w:val="center"/>
+          </w:tcPr>
+          <w:p>
+            <w:pPr>
+              <w:spacing w:line="288" w:lineRule="auto"/>
+              <w:jc w:val="right"/>
+              <w:bidi/>
+            </w:pPr>
+            <w:r>
+              <w:rPr>
+                <w:rFonts w:ascii="Aptos" w:hAnsi="Aptos" w:cs="Vazirmatn"/>
+                <w:b w:val="0"/>
+                <w:color w:val="202938"/>
+                <w:sz w:val="17"/>
+              </w:rPr>
+              <w:t>مسیر RTL و LTR</w:t>
             </w:r>
           </w:p>
         </w:tc>
@@ -4780,34 +4794,28 @@
               <w:insideH w:val="single" w:sz="6" w:color="D9D9D9"/>
               <w:insideV w:val="single" w:sz="6" w:color="D9D9D9"/>
             </w:tcBorders>
-            <w:tcMar>
-              <w:top w:w="100" w:type="dxa"/>
-              <w:start w:w="120" w:type="dxa"/>
-              <w:bottom w:w="100" w:type="dxa"/>
-              <w:end w:w="120" w:type="dxa"/>
-            </w:tcMar>
             <w:vAlign w:val="center"/>
           </w:tcPr>
           <w:p>
             <w:pPr>
-              <w:spacing w:line="300" w:lineRule="auto"/>
+              <w:spacing w:line="288" w:lineRule="auto"/>
               <w:jc w:val="right"/>
               <w:bidi/>
             </w:pPr>
             <w:r>
               <w:rPr>
-                <w:rFonts w:ascii="Aptos" w:hAnsi="Aptos" w:cs="Vazirmatn" w:eastAsia="Vazirmatn"/>
+                <w:rFonts w:ascii="Aptos" w:hAnsi="Aptos" w:cs="Vazirmatn"/>
                 <w:b w:val="0"/>
                 <w:color w:val="202938"/>
-                <w:sz w:val="18"/>
+                <w:sz w:val="17"/>
               </w:rPr>
-              <w:t>نام فارسی با پسوند لاتین در رابط انگلیسی و فارسی نمایش داده می‌شود.</w:t>
+              <w:t>نام فایل و کنترل‌ها در هر زبان بدون وارونگی و overflow نمایش دارند.</w:t>
             </w:r>
           </w:p>
         </w:tc>
         <w:tc>
           <w:tcPr>
-            <w:tcW w:type="dxa" w:w="4082"/>
+            <w:tcW w:type="dxa" w:w="2778"/>
             <w:tcBorders>
               <w:top w:val="single" w:sz="6" w:color="D9D9D9"/>
               <w:left w:val="single" w:sz="6" w:color="D9D9D9"/>
@@ -4816,92 +4824,507 @@
               <w:insideH w:val="single" w:sz="6" w:color="D9D9D9"/>
               <w:insideV w:val="single" w:sz="6" w:color="D9D9D9"/>
             </w:tcBorders>
-            <w:tcMar>
-              <w:top w:w="100" w:type="dxa"/>
-              <w:start w:w="120" w:type="dxa"/>
-              <w:bottom w:w="100" w:type="dxa"/>
-              <w:end w:w="120" w:type="dxa"/>
-            </w:tcMar>
             <w:vAlign w:val="center"/>
           </w:tcPr>
           <w:p>
             <w:pPr>
-              <w:spacing w:line="300" w:lineRule="auto"/>
+              <w:spacing w:line="288" w:lineRule="auto"/>
               <w:jc w:val="right"/>
               <w:bidi/>
             </w:pPr>
             <w:r>
               <w:rPr>
-                <w:rFonts w:ascii="Aptos" w:hAnsi="Aptos" w:cs="Vazirmatn" w:eastAsia="Vazirmatn"/>
+                <w:rFonts w:ascii="Aptos" w:hAnsi="Aptos" w:cs="Vazirmatn"/>
                 <w:b w:val="0"/>
                 <w:color w:val="202938"/>
-                <w:sz w:val="18"/>
+                <w:sz w:val="17"/>
               </w:rPr>
-              <w:t>در هر رابط، محل قرارگیری مطابق جهت رابط است و نام یا پسوند دچار وارونگی و جابه‌جایی نمی‌شود.</w:t>
+              <w:t>FR-KB-06، NFR-UX-04</w:t>
             </w:r>
           </w:p>
         </w:tc>
       </w:tr>
     </w:tbl>
-    <w:p>
-      <w:pPr>
-        <w:spacing w:after="40"/>
-      </w:pPr>
-    </w:p>
+    <w:p/>
     <w:p>
       <w:pPr>
         <w:pStyle w:val="Heading1"/>
-        <w:spacing w:before="280" w:after="120"/>
+        <w:spacing w:before="260" w:after="100"/>
         <w:jc w:val="right"/>
         <w:bidi/>
       </w:pPr>
       <w:r>
         <w:rPr>
-          <w:rFonts w:ascii="Aptos" w:hAnsi="Aptos" w:cs="Vazirmatn" w:eastAsia="Vazirmatn"/>
+          <w:rFonts w:ascii="Aptos" w:hAnsi="Aptos" w:cs="Vazirmatn"/>
           <w:b/>
-          <w:color w:val="183153"/>
+          <w:color w:val="000000"/>
           <w:sz w:val="30"/>
         </w:rPr>
-        <w:t>۹. محدودیت‌های نسخهٔ فعلی</w:t>
+        <w:t>پیوست الف. واژه‌نامه</w:t>
       </w:r>
     </w:p>
-    <w:p>
-      <w:pPr>
-        <w:spacing w:after="100" w:line="372" w:lineRule="auto"/>
-        <w:jc w:val="right"/>
-        <w:bidi/>
-      </w:pPr>
-      <w:r>
-        <w:rPr>
-          <w:rFonts w:ascii="Aptos" w:hAnsi="Aptos" w:cs="Vazirmatn" w:eastAsia="Vazirmatn"/>
-          <w:b w:val="0"/>
-          <w:color w:val="202938"/>
-          <w:sz w:val="22"/>
-        </w:rPr>
-        <w:t>دقت OCR به کیفیت تصویر، زبان سند، ارائه‌دهندهٔ فعال و محدودیت‌های سرویس وابسته است. پاسخ تولیدی نیز ممکن است با وجود بازیابی، پوشش کامل نداشته باشد؛ به همین دلیل وضعیت اعتماد و منابع پاسخ بخش لازم تجربهٔ کاربر هستند. قابلیت‌های وابسته به سرویس بیرونی، از جمله OCR و مدل زبانی، باید با timeout و پیام خطای قابل اقدام کار کنند تا خطای کوتاه‌مدت به دادهٔ موفق یا پاسخ قطعی تبدیل نشود.</w:t>
-      </w:r>
-    </w:p>
-    <w:p>
-      <w:pPr>
-        <w:spacing w:after="0" w:line="372" w:lineRule="auto"/>
-        <w:jc w:val="right"/>
-        <w:bidi/>
-      </w:pPr>
-      <w:r>
-        <w:rPr>
-          <w:rFonts w:ascii="Aptos" w:hAnsi="Aptos" w:cs="Vazirmatn" w:eastAsia="Vazirmatn"/>
-          <w:b w:val="0"/>
-          <w:color w:val="202938"/>
-          <w:sz w:val="22"/>
-        </w:rPr>
-        <w:t>این سند مبنای تحلیل، توسعه و آزمون نسخه‌های بعدی است. هر قابلیت جدید باید با شناسهٔ نیازمندی، معیار پذیرش و اثر آن بر امنیت، دسترسی و تجربهٔ فارسی و انگلیسی به‌روزرسانی شود.</w:t>
-      </w:r>
-    </w:p>
+    <w:tbl>
+      <w:tblPr>
+        <w:tblStyle w:val="TableGrid"/>
+        <w:tblW w:type="auto" w:w="0"/>
+        <w:jc w:val="center"/>
+        <w:tblLayout w:type="fixed"/>
+        <w:tblLook w:firstColumn="1" w:firstRow="1" w:lastColumn="0" w:lastRow="0" w:noHBand="0" w:noVBand="1" w:val="04A0"/>
+      </w:tblPr>
+      <w:tblGrid>
+        <w:gridCol w:w="4986"/>
+        <w:gridCol w:w="4986"/>
+      </w:tblGrid>
+      <w:tr>
+        <w:trPr>
+          <w:tblHeader w:val="true"/>
+        </w:trPr>
+        <w:tc>
+          <w:tcPr>
+            <w:tcW w:type="dxa" w:w="2268"/>
+            <w:shd w:fill="183153"/>
+            <w:tcBorders>
+              <w:top w:val="single" w:sz="6" w:color="D9D9D9"/>
+              <w:left w:val="single" w:sz="6" w:color="D9D9D9"/>
+              <w:bottom w:val="single" w:sz="6" w:color="D9D9D9"/>
+              <w:right w:val="single" w:sz="6" w:color="D9D9D9"/>
+              <w:insideH w:val="single" w:sz="6" w:color="D9D9D9"/>
+              <w:insideV w:val="single" w:sz="6" w:color="D9D9D9"/>
+            </w:tcBorders>
+            <w:vAlign w:val="center"/>
+          </w:tcPr>
+          <w:p>
+            <w:pPr>
+              <w:jc w:val="center"/>
+              <w:bidi/>
+            </w:pPr>
+            <w:r>
+              <w:rPr>
+                <w:rFonts w:ascii="Aptos" w:hAnsi="Aptos" w:cs="Vazirmatn"/>
+                <w:b/>
+                <w:color w:val="FFFFFF"/>
+                <w:sz w:val="18"/>
+              </w:rPr>
+              <w:t>واژه</w:t>
+            </w:r>
+          </w:p>
+        </w:tc>
+        <w:tc>
+          <w:tcPr>
+            <w:tcW w:type="dxa" w:w="6520"/>
+            <w:shd w:fill="183153"/>
+            <w:tcBorders>
+              <w:top w:val="single" w:sz="6" w:color="D9D9D9"/>
+              <w:left w:val="single" w:sz="6" w:color="D9D9D9"/>
+              <w:bottom w:val="single" w:sz="6" w:color="D9D9D9"/>
+              <w:right w:val="single" w:sz="6" w:color="D9D9D9"/>
+              <w:insideH w:val="single" w:sz="6" w:color="D9D9D9"/>
+              <w:insideV w:val="single" w:sz="6" w:color="D9D9D9"/>
+            </w:tcBorders>
+            <w:vAlign w:val="center"/>
+          </w:tcPr>
+          <w:p>
+            <w:pPr>
+              <w:jc w:val="center"/>
+              <w:bidi/>
+            </w:pPr>
+            <w:r>
+              <w:rPr>
+                <w:rFonts w:ascii="Aptos" w:hAnsi="Aptos" w:cs="Vazirmatn"/>
+                <w:b/>
+                <w:color w:val="FFFFFF"/>
+                <w:sz w:val="18"/>
+              </w:rPr>
+              <w:t>تعریف</w:t>
+            </w:r>
+          </w:p>
+        </w:tc>
+      </w:tr>
+      <w:tr>
+        <w:tc>
+          <w:tcPr>
+            <w:tcW w:type="dxa" w:w="2268"/>
+            <w:tcBorders>
+              <w:top w:val="single" w:sz="6" w:color="D9D9D9"/>
+              <w:left w:val="single" w:sz="6" w:color="D9D9D9"/>
+              <w:bottom w:val="single" w:sz="6" w:color="D9D9D9"/>
+              <w:right w:val="single" w:sz="6" w:color="D9D9D9"/>
+              <w:insideH w:val="single" w:sz="6" w:color="D9D9D9"/>
+              <w:insideV w:val="single" w:sz="6" w:color="D9D9D9"/>
+            </w:tcBorders>
+            <w:vAlign w:val="center"/>
+          </w:tcPr>
+          <w:p>
+            <w:pPr>
+              <w:spacing w:line="288" w:lineRule="auto"/>
+              <w:jc w:val="right"/>
+              <w:bidi/>
+            </w:pPr>
+            <w:r>
+              <w:rPr>
+                <w:rFonts w:ascii="Aptos" w:hAnsi="Aptos" w:cs="Vazirmatn"/>
+                <w:b w:val="0"/>
+                <w:color w:val="202938"/>
+                <w:sz w:val="17"/>
+              </w:rPr>
+              <w:t>RAG</w:t>
+            </w:r>
+          </w:p>
+        </w:tc>
+        <w:tc>
+          <w:tcPr>
+            <w:tcW w:type="dxa" w:w="6520"/>
+            <w:tcBorders>
+              <w:top w:val="single" w:sz="6" w:color="D9D9D9"/>
+              <w:left w:val="single" w:sz="6" w:color="D9D9D9"/>
+              <w:bottom w:val="single" w:sz="6" w:color="D9D9D9"/>
+              <w:right w:val="single" w:sz="6" w:color="D9D9D9"/>
+              <w:insideH w:val="single" w:sz="6" w:color="D9D9D9"/>
+              <w:insideV w:val="single" w:sz="6" w:color="D9D9D9"/>
+            </w:tcBorders>
+            <w:vAlign w:val="center"/>
+          </w:tcPr>
+          <w:p>
+            <w:pPr>
+              <w:spacing w:line="288" w:lineRule="auto"/>
+              <w:jc w:val="right"/>
+              <w:bidi/>
+            </w:pPr>
+            <w:r>
+              <w:rPr>
+                <w:rFonts w:ascii="Aptos" w:hAnsi="Aptos" w:cs="Vazirmatn"/>
+                <w:b w:val="0"/>
+                <w:color w:val="202938"/>
+                <w:sz w:val="17"/>
+              </w:rPr>
+              <w:t>تولید پاسخ با استفاده از متن بازیابی‌شده از منبع.</w:t>
+            </w:r>
+          </w:p>
+        </w:tc>
+      </w:tr>
+      <w:tr>
+        <w:tc>
+          <w:tcPr>
+            <w:tcW w:type="dxa" w:w="2268"/>
+            <w:tcBorders>
+              <w:top w:val="single" w:sz="6" w:color="D9D9D9"/>
+              <w:left w:val="single" w:sz="6" w:color="D9D9D9"/>
+              <w:bottom w:val="single" w:sz="6" w:color="D9D9D9"/>
+              <w:right w:val="single" w:sz="6" w:color="D9D9D9"/>
+              <w:insideH w:val="single" w:sz="6" w:color="D9D9D9"/>
+              <w:insideV w:val="single" w:sz="6" w:color="D9D9D9"/>
+            </w:tcBorders>
+            <w:vAlign w:val="center"/>
+            <w:shd w:fill="F5F8FB"/>
+          </w:tcPr>
+          <w:p>
+            <w:pPr>
+              <w:spacing w:line="288" w:lineRule="auto"/>
+              <w:jc w:val="right"/>
+              <w:bidi/>
+            </w:pPr>
+            <w:r>
+              <w:rPr>
+                <w:rFonts w:ascii="Aptos" w:hAnsi="Aptos" w:cs="Vazirmatn"/>
+                <w:b w:val="0"/>
+                <w:color w:val="202938"/>
+                <w:sz w:val="17"/>
+              </w:rPr>
+              <w:t>Chunk</w:t>
+            </w:r>
+          </w:p>
+        </w:tc>
+        <w:tc>
+          <w:tcPr>
+            <w:tcW w:type="dxa" w:w="6520"/>
+            <w:tcBorders>
+              <w:top w:val="single" w:sz="6" w:color="D9D9D9"/>
+              <w:left w:val="single" w:sz="6" w:color="D9D9D9"/>
+              <w:bottom w:val="single" w:sz="6" w:color="D9D9D9"/>
+              <w:right w:val="single" w:sz="6" w:color="D9D9D9"/>
+              <w:insideH w:val="single" w:sz="6" w:color="D9D9D9"/>
+              <w:insideV w:val="single" w:sz="6" w:color="D9D9D9"/>
+            </w:tcBorders>
+            <w:vAlign w:val="center"/>
+            <w:shd w:fill="F5F8FB"/>
+          </w:tcPr>
+          <w:p>
+            <w:pPr>
+              <w:spacing w:line="288" w:lineRule="auto"/>
+              <w:jc w:val="right"/>
+              <w:bidi/>
+            </w:pPr>
+            <w:r>
+              <w:rPr>
+                <w:rFonts w:ascii="Aptos" w:hAnsi="Aptos" w:cs="Vazirmatn"/>
+                <w:b w:val="0"/>
+                <w:color w:val="202938"/>
+                <w:sz w:val="17"/>
+              </w:rPr>
+              <w:t>بخش قابل بازیابی از متن سند.</w:t>
+            </w:r>
+          </w:p>
+        </w:tc>
+      </w:tr>
+      <w:tr>
+        <w:tc>
+          <w:tcPr>
+            <w:tcW w:type="dxa" w:w="2268"/>
+            <w:tcBorders>
+              <w:top w:val="single" w:sz="6" w:color="D9D9D9"/>
+              <w:left w:val="single" w:sz="6" w:color="D9D9D9"/>
+              <w:bottom w:val="single" w:sz="6" w:color="D9D9D9"/>
+              <w:right w:val="single" w:sz="6" w:color="D9D9D9"/>
+              <w:insideH w:val="single" w:sz="6" w:color="D9D9D9"/>
+              <w:insideV w:val="single" w:sz="6" w:color="D9D9D9"/>
+            </w:tcBorders>
+            <w:vAlign w:val="center"/>
+          </w:tcPr>
+          <w:p>
+            <w:pPr>
+              <w:spacing w:line="288" w:lineRule="auto"/>
+              <w:jc w:val="right"/>
+              <w:bidi/>
+            </w:pPr>
+            <w:r>
+              <w:rPr>
+                <w:rFonts w:ascii="Aptos" w:hAnsi="Aptos" w:cs="Vazirmatn"/>
+                <w:b w:val="0"/>
+                <w:color w:val="202938"/>
+                <w:sz w:val="17"/>
+              </w:rPr>
+              <w:t>Grounded answer</w:t>
+            </w:r>
+          </w:p>
+        </w:tc>
+        <w:tc>
+          <w:tcPr>
+            <w:tcW w:type="dxa" w:w="6520"/>
+            <w:tcBorders>
+              <w:top w:val="single" w:sz="6" w:color="D9D9D9"/>
+              <w:left w:val="single" w:sz="6" w:color="D9D9D9"/>
+              <w:bottom w:val="single" w:sz="6" w:color="D9D9D9"/>
+              <w:right w:val="single" w:sz="6" w:color="D9D9D9"/>
+              <w:insideH w:val="single" w:sz="6" w:color="D9D9D9"/>
+              <w:insideV w:val="single" w:sz="6" w:color="D9D9D9"/>
+            </w:tcBorders>
+            <w:vAlign w:val="center"/>
+          </w:tcPr>
+          <w:p>
+            <w:pPr>
+              <w:spacing w:line="288" w:lineRule="auto"/>
+              <w:jc w:val="right"/>
+              <w:bidi/>
+            </w:pPr>
+            <w:r>
+              <w:rPr>
+                <w:rFonts w:ascii="Aptos" w:hAnsi="Aptos" w:cs="Vazirmatn"/>
+                <w:b w:val="0"/>
+                <w:color w:val="202938"/>
+                <w:sz w:val="17"/>
+              </w:rPr>
+              <w:t>پاسخی که منبع مرتبط قابل نمایش دارد.</w:t>
+            </w:r>
+          </w:p>
+        </w:tc>
+      </w:tr>
+      <w:tr>
+        <w:tc>
+          <w:tcPr>
+            <w:tcW w:type="dxa" w:w="2268"/>
+            <w:tcBorders>
+              <w:top w:val="single" w:sz="6" w:color="D9D9D9"/>
+              <w:left w:val="single" w:sz="6" w:color="D9D9D9"/>
+              <w:bottom w:val="single" w:sz="6" w:color="D9D9D9"/>
+              <w:right w:val="single" w:sz="6" w:color="D9D9D9"/>
+              <w:insideH w:val="single" w:sz="6" w:color="D9D9D9"/>
+              <w:insideV w:val="single" w:sz="6" w:color="D9D9D9"/>
+            </w:tcBorders>
+            <w:vAlign w:val="center"/>
+            <w:shd w:fill="F5F8FB"/>
+          </w:tcPr>
+          <w:p>
+            <w:pPr>
+              <w:spacing w:line="288" w:lineRule="auto"/>
+              <w:jc w:val="right"/>
+              <w:bidi/>
+            </w:pPr>
+            <w:r>
+              <w:rPr>
+                <w:rFonts w:ascii="Aptos" w:hAnsi="Aptos" w:cs="Vazirmatn"/>
+                <w:b w:val="0"/>
+                <w:color w:val="202938"/>
+                <w:sz w:val="17"/>
+              </w:rPr>
+              <w:t>Lease</w:t>
+            </w:r>
+          </w:p>
+        </w:tc>
+        <w:tc>
+          <w:tcPr>
+            <w:tcW w:type="dxa" w:w="6520"/>
+            <w:tcBorders>
+              <w:top w:val="single" w:sz="6" w:color="D9D9D9"/>
+              <w:left w:val="single" w:sz="6" w:color="D9D9D9"/>
+              <w:bottom w:val="single" w:sz="6" w:color="D9D9D9"/>
+              <w:right w:val="single" w:sz="6" w:color="D9D9D9"/>
+              <w:insideH w:val="single" w:sz="6" w:color="D9D9D9"/>
+              <w:insideV w:val="single" w:sz="6" w:color="D9D9D9"/>
+            </w:tcBorders>
+            <w:vAlign w:val="center"/>
+            <w:shd w:fill="F5F8FB"/>
+          </w:tcPr>
+          <w:p>
+            <w:pPr>
+              <w:spacing w:line="288" w:lineRule="auto"/>
+              <w:jc w:val="right"/>
+              <w:bidi/>
+            </w:pPr>
+            <w:r>
+              <w:rPr>
+                <w:rFonts w:ascii="Aptos" w:hAnsi="Aptos" w:cs="Vazirmatn"/>
+                <w:b w:val="0"/>
+                <w:color w:val="202938"/>
+                <w:sz w:val="17"/>
+              </w:rPr>
+              <w:t>مالکیت موقت اتمیک برای اجرای یک کار زمان‌بندی‌شده.</w:t>
+            </w:r>
+          </w:p>
+        </w:tc>
+      </w:tr>
+      <w:tr>
+        <w:tc>
+          <w:tcPr>
+            <w:tcW w:type="dxa" w:w="2268"/>
+            <w:tcBorders>
+              <w:top w:val="single" w:sz="6" w:color="D9D9D9"/>
+              <w:left w:val="single" w:sz="6" w:color="D9D9D9"/>
+              <w:bottom w:val="single" w:sz="6" w:color="D9D9D9"/>
+              <w:right w:val="single" w:sz="6" w:color="D9D9D9"/>
+              <w:insideH w:val="single" w:sz="6" w:color="D9D9D9"/>
+              <w:insideV w:val="single" w:sz="6" w:color="D9D9D9"/>
+            </w:tcBorders>
+            <w:vAlign w:val="center"/>
+          </w:tcPr>
+          <w:p>
+            <w:pPr>
+              <w:spacing w:line="288" w:lineRule="auto"/>
+              <w:jc w:val="right"/>
+              <w:bidi/>
+            </w:pPr>
+            <w:r>
+              <w:rPr>
+                <w:rFonts w:ascii="Aptos" w:hAnsi="Aptos" w:cs="Vazirmatn"/>
+                <w:b w:val="0"/>
+                <w:color w:val="202938"/>
+                <w:sz w:val="17"/>
+              </w:rPr>
+              <w:t>Readiness</w:t>
+            </w:r>
+          </w:p>
+        </w:tc>
+        <w:tc>
+          <w:tcPr>
+            <w:tcW w:type="dxa" w:w="6520"/>
+            <w:tcBorders>
+              <w:top w:val="single" w:sz="6" w:color="D9D9D9"/>
+              <w:left w:val="single" w:sz="6" w:color="D9D9D9"/>
+              <w:bottom w:val="single" w:sz="6" w:color="D9D9D9"/>
+              <w:right w:val="single" w:sz="6" w:color="D9D9D9"/>
+              <w:insideH w:val="single" w:sz="6" w:color="D9D9D9"/>
+              <w:insideV w:val="single" w:sz="6" w:color="D9D9D9"/>
+            </w:tcBorders>
+            <w:vAlign w:val="center"/>
+          </w:tcPr>
+          <w:p>
+            <w:pPr>
+              <w:spacing w:line="288" w:lineRule="auto"/>
+              <w:jc w:val="right"/>
+              <w:bidi/>
+            </w:pPr>
+            <w:r>
+              <w:rPr>
+                <w:rFonts w:ascii="Aptos" w:hAnsi="Aptos" w:cs="Vazirmatn"/>
+                <w:b w:val="0"/>
+                <w:color w:val="202938"/>
+                <w:sz w:val="17"/>
+              </w:rPr>
+              <w:t>آمادگی نمونه برای پذیرش ترافیک با وابستگی‌های ضروری.</w:t>
+            </w:r>
+          </w:p>
+        </w:tc>
+      </w:tr>
+      <w:tr>
+        <w:tc>
+          <w:tcPr>
+            <w:tcW w:type="dxa" w:w="2268"/>
+            <w:tcBorders>
+              <w:top w:val="single" w:sz="6" w:color="D9D9D9"/>
+              <w:left w:val="single" w:sz="6" w:color="D9D9D9"/>
+              <w:bottom w:val="single" w:sz="6" w:color="D9D9D9"/>
+              <w:right w:val="single" w:sz="6" w:color="D9D9D9"/>
+              <w:insideH w:val="single" w:sz="6" w:color="D9D9D9"/>
+              <w:insideV w:val="single" w:sz="6" w:color="D9D9D9"/>
+            </w:tcBorders>
+            <w:vAlign w:val="center"/>
+            <w:shd w:fill="F5F8FB"/>
+          </w:tcPr>
+          <w:p>
+            <w:pPr>
+              <w:spacing w:line="288" w:lineRule="auto"/>
+              <w:jc w:val="right"/>
+              <w:bidi/>
+            </w:pPr>
+            <w:r>
+              <w:rPr>
+                <w:rFonts w:ascii="Aptos" w:hAnsi="Aptos" w:cs="Vazirmatn"/>
+                <w:b w:val="0"/>
+                <w:color w:val="202938"/>
+                <w:sz w:val="17"/>
+              </w:rPr>
+              <w:t>Liveness</w:t>
+            </w:r>
+          </w:p>
+        </w:tc>
+        <w:tc>
+          <w:tcPr>
+            <w:tcW w:type="dxa" w:w="6520"/>
+            <w:tcBorders>
+              <w:top w:val="single" w:sz="6" w:color="D9D9D9"/>
+              <w:left w:val="single" w:sz="6" w:color="D9D9D9"/>
+              <w:bottom w:val="single" w:sz="6" w:color="D9D9D9"/>
+              <w:right w:val="single" w:sz="6" w:color="D9D9D9"/>
+              <w:insideH w:val="single" w:sz="6" w:color="D9D9D9"/>
+              <w:insideV w:val="single" w:sz="6" w:color="D9D9D9"/>
+            </w:tcBorders>
+            <w:vAlign w:val="center"/>
+            <w:shd w:fill="F5F8FB"/>
+          </w:tcPr>
+          <w:p>
+            <w:pPr>
+              <w:spacing w:line="288" w:lineRule="auto"/>
+              <w:jc w:val="right"/>
+              <w:bidi/>
+            </w:pPr>
+            <w:r>
+              <w:rPr>
+                <w:rFonts w:ascii="Aptos" w:hAnsi="Aptos" w:cs="Vazirmatn"/>
+                <w:b w:val="0"/>
+                <w:color w:val="202938"/>
+                <w:sz w:val="17"/>
+              </w:rPr>
+              <w:t>زنده بودن فرایند بدون انجام عملیات تغییردهنده.</w:t>
+            </w:r>
+          </w:p>
+        </w:tc>
+      </w:tr>
+    </w:tbl>
+    <w:p/>
     <w:sectPr>
       <w:headerReference w:type="default" r:id="rId9"/>
       <w:footerReference w:type="default" r:id="rId10"/>
       <w:pgSz w:w="12240" w:h="15840"/>
-      <w:pgMar w:top="1247" w:right="1134" w:bottom="1134" w:left="1134" w:header="720" w:footer="720" w:gutter="0"/>
+      <w:pgMar w:top="1134" w:right="1134" w:bottom="1020" w:left="1134" w:header="720" w:footer="720" w:gutter="0"/>
       <w:cols w:space="720"/>
       <w:docGrid w:linePitch="360"/>
     </w:sectPr>
@@ -4918,12 +5341,12 @@
     </w:pPr>
     <w:r>
       <w:rPr>
-        <w:rFonts w:ascii="Aptos" w:hAnsi="Aptos" w:cs="Vazirmatn" w:eastAsia="Vazirmatn"/>
+        <w:rFonts w:ascii="Aptos" w:hAnsi="Aptos" w:cs="Vazirmatn"/>
         <w:b w:val="0"/>
         <w:color w:val="6B7280"/>
         <w:sz w:val="16"/>
       </w:rPr>
-      <w:t>سند داخلی پروژه Nexora</w:t>
+      <w:t>SRS-NEXORA-001 | نسخه ۲٫۰</w:t>
     </w:r>
   </w:p>
 </w:ftr>
@@ -4934,18 +5357,17 @@
   <w:p>
     <w:pPr>
       <w:pStyle w:val="Header"/>
-      <w:spacing w:after="0"/>
       <w:jc w:val="right"/>
       <w:bidi/>
     </w:pPr>
     <w:r>
       <w:rPr>
-        <w:rFonts w:ascii="Aptos" w:hAnsi="Aptos" w:cs="Vazirmatn" w:eastAsia="Vazirmatn"/>
+        <w:rFonts w:ascii="Aptos" w:hAnsi="Aptos" w:cs="Vazirmatn"/>
         <w:b w:val="0"/>
         <w:color w:val="596579"/>
         <w:sz w:val="17"/>
       </w:rPr>
-      <w:t>Nexora  |  مشخصات نیازمندی‌های نرم‌افزار</w:t>
+      <w:t>Nexora | مشخصات نیازمندی‌های نرم‌افزار</w:t>
     </w:r>
   </w:p>
 </w:hdr>
@@ -5316,7 +5738,6 @@
     <w:rsid w:val="00FC693F"/>
     <w:rPr>
       <w:rFonts w:ascii="Vazirmatn" w:hAnsi="Vazirmatn" w:cs="Vazirmatn"/>
-      <w:sz w:val="22"/>
     </w:rPr>
   </w:style>
   <w:style w:type="paragraph" w:styleId="Header">
@@ -5381,8 +5802,8 @@
       <w:rFonts w:asciiTheme="majorHAnsi" w:eastAsiaTheme="majorEastAsia" w:hAnsiTheme="majorHAnsi" w:cstheme="majorBidi" w:ascii="Vazirmatn" w:hAnsi="Vazirmatn" w:cs="Vazirmatn"/>
       <w:b/>
       <w:bCs/>
-      <w:color w:val="000000"/>
-      <w:sz w:val="30"/>
+      <w:color w:val="365F91" w:themeColor="accent1" w:themeShade="BF"/>
+      <w:sz w:val="28"/>
       <w:szCs w:val="28"/>
     </w:rPr>
   </w:style>
@@ -5405,8 +5826,8 @@
       <w:rFonts w:asciiTheme="majorHAnsi" w:eastAsiaTheme="majorEastAsia" w:hAnsiTheme="majorHAnsi" w:cstheme="majorBidi" w:ascii="Vazirmatn" w:hAnsi="Vazirmatn" w:cs="Vazirmatn"/>
       <w:b/>
       <w:bCs/>
-      <w:color w:val="000000"/>
-      <w:sz w:val="25"/>
+      <w:color w:val="4F81BD" w:themeColor="accent1"/>
+      <w:sz w:val="26"/>
       <w:szCs w:val="26"/>
     </w:rPr>
   </w:style>
@@ -5668,10 +6089,10 @@
     </w:pPr>
     <w:rPr>
       <w:rFonts w:asciiTheme="majorHAnsi" w:eastAsiaTheme="majorEastAsia" w:hAnsiTheme="majorHAnsi" w:cstheme="majorBidi" w:ascii="Vazirmatn" w:hAnsi="Vazirmatn" w:cs="Vazirmatn"/>
-      <w:color w:val="000000"/>
+      <w:color w:val="17365D" w:themeColor="text2" w:themeShade="BF"/>
       <w:spacing w:val="5"/>
       <w:kern w:val="28"/>
-      <w:sz w:val="48"/>
+      <w:sz w:val="52"/>
       <w:szCs w:val="52"/>
     </w:rPr>
   </w:style>
@@ -17000,9 +17421,6 @@
         <w:shd w:val="clear" w:color="auto" w:fill="FBCAA2" w:themeFill="accent6" w:themeFillTint="7F"/>
       </w:tcPr>
     </w:tblStylePr>
-  </w:style>
-  <w:style w:type="paragraph" w:customStyle="1" w:styleId="SRSMeta">
-    <w:name w:val="SRS Meta"/>
   </w:style>
 </w:styles>
 </file>
